--- a/backtest_lab/reports/backtest_parameter_comparison_report.docx
+++ b/backtest_lab/reports/backtest_parameter_comparison_report.docx
@@ -35,7 +35,7 @@
         <w:t xml:space="preserve">Evaluation window: </w:t>
       </w:r>
       <w:r>
-        <w:t xml:space="preserve">January 1, 2022 to June 9, 2026  |  </w:t>
+        <w:t xml:space="preserve">2022-01-26 to 2026-06-05  |  </w:t>
       </w:r>
       <w:r>
         <w:rPr>
@@ -53,7 +53,7 @@
         <w:t xml:space="preserve">Compact outcomes: </w:t>
       </w:r>
       <w:r>
-        <w:t>4,550</w:t>
+        <w:t>5,626</w:t>
       </w:r>
     </w:p>
     <w:tbl>
@@ -83,7 +83,1126 @@
                 <w:b/>
                 <w:color w:val="17324D"/>
               </w:rPr>
-              <w:t>Key conclusion: volume-ratio threshold is the dominant driver of screening yield. The broadest configuration selected 92 A-F and 23 A-H securities, while stricter volume settings reduced the candidate pool rapidly. This report compares screening coverage, not realized investment-return quality.</w:t>
+              <w:t>Key conclusion: volume-ratio threshold is the dominant driver of screening yield. The broadest configuration selected 92 A-F and 47 A-H securities, while stricter volume settings reduced the candidate pool rapidly. This report compares screening coverage, not realized investment-return quality.</w:t>
+            </w:r>
+          </w:p>
+        </w:tc>
+      </w:tr>
+    </w:tbl>
+    <w:p>
+      <w:pPr>
+        <w:pStyle w:val="Heading1"/>
+      </w:pPr>
+      <w:r>
+        <w:t>Parameter Choice Reference</w:t>
+      </w:r>
+    </w:p>
+    <w:p>
+      <w:pPr>
+        <w:pStyle w:val="ListBullet"/>
+      </w:pPr>
+      <w:r>
+        <w:t>Six selectable parameters form the 192-combination grid. Daily and weekly moving-average tolerances remain fixed across every parameter set.</w:t>
+      </w:r>
+    </w:p>
+    <w:tbl>
+      <w:tblPr>
+        <w:tblW w:type="auto" w:w="0"/>
+        <w:jc w:val="center"/>
+        <w:tblLayout w:type="fixed"/>
+        <w:tblLook w:firstColumn="1" w:firstRow="1" w:lastColumn="0" w:lastRow="0" w:noHBand="0" w:noVBand="1" w:val="04A0"/>
+      </w:tblPr>
+      <w:tblGrid>
+        <w:gridCol w:w="1987"/>
+        <w:gridCol w:w="1987"/>
+        <w:gridCol w:w="1987"/>
+        <w:gridCol w:w="1987"/>
+        <w:gridCol w:w="1987"/>
+      </w:tblGrid>
+      <w:tr>
+        <w:tc>
+          <w:tcPr>
+            <w:tcW w:type="dxa" w:w="1872"/>
+            <w:shd w:fill="E8EEF5"/>
+            <w:tcMar>
+              <w:top w:w="90" w:type="dxa"/>
+              <w:start w:w="110" w:type="dxa"/>
+              <w:bottom w:w="90" w:type="dxa"/>
+              <w:end w:w="110" w:type="dxa"/>
+            </w:tcMar>
+            <w:vAlign w:val="center"/>
+          </w:tcPr>
+          <w:p>
+            <w:pPr>
+              <w:jc w:val="center"/>
+            </w:pPr>
+            <w:r>
+              <w:rPr>
+                <w:b/>
+                <w:color w:val="17324D"/>
+                <w:sz w:val="15"/>
+              </w:rPr>
+              <w:t>Parameter</w:t>
+            </w:r>
+          </w:p>
+        </w:tc>
+        <w:tc>
+          <w:tcPr>
+            <w:tcW w:type="dxa" w:w="1008"/>
+            <w:shd w:fill="E8EEF5"/>
+            <w:tcMar>
+              <w:top w:w="90" w:type="dxa"/>
+              <w:start w:w="110" w:type="dxa"/>
+              <w:bottom w:w="90" w:type="dxa"/>
+              <w:end w:w="110" w:type="dxa"/>
+            </w:tcMar>
+            <w:vAlign w:val="center"/>
+          </w:tcPr>
+          <w:p>
+            <w:pPr>
+              <w:jc w:val="center"/>
+            </w:pPr>
+            <w:r>
+              <w:rPr>
+                <w:b/>
+                <w:color w:val="17324D"/>
+                <w:sz w:val="15"/>
+              </w:rPr>
+              <w:t>Conditions</w:t>
+            </w:r>
+          </w:p>
+        </w:tc>
+        <w:tc>
+          <w:tcPr>
+            <w:tcW w:type="dxa" w:w="1728"/>
+            <w:shd w:fill="E8EEF5"/>
+            <w:tcMar>
+              <w:top w:w="90" w:type="dxa"/>
+              <w:start w:w="110" w:type="dxa"/>
+              <w:bottom w:w="90" w:type="dxa"/>
+              <w:end w:w="110" w:type="dxa"/>
+            </w:tcMar>
+            <w:vAlign w:val="center"/>
+          </w:tcPr>
+          <w:p>
+            <w:pPr>
+              <w:jc w:val="center"/>
+            </w:pPr>
+            <w:r>
+              <w:rPr>
+                <w:b/>
+                <w:color w:val="17324D"/>
+                <w:sz w:val="15"/>
+              </w:rPr>
+              <w:t>Choices</w:t>
+            </w:r>
+          </w:p>
+        </w:tc>
+        <w:tc>
+          <w:tcPr>
+            <w:tcW w:type="dxa" w:w="1152"/>
+            <w:shd w:fill="E8EEF5"/>
+            <w:tcMar>
+              <w:top w:w="90" w:type="dxa"/>
+              <w:start w:w="110" w:type="dxa"/>
+              <w:bottom w:w="90" w:type="dxa"/>
+              <w:end w:w="110" w:type="dxa"/>
+            </w:tcMar>
+            <w:vAlign w:val="center"/>
+          </w:tcPr>
+          <w:p>
+            <w:pPr>
+              <w:jc w:val="center"/>
+            </w:pPr>
+            <w:r>
+              <w:rPr>
+                <w:b/>
+                <w:color w:val="17324D"/>
+                <w:sz w:val="15"/>
+              </w:rPr>
+              <w:t>Mode</w:t>
+            </w:r>
+          </w:p>
+        </w:tc>
+        <w:tc>
+          <w:tcPr>
+            <w:tcW w:type="dxa" w:w="3600"/>
+            <w:shd w:fill="E8EEF5"/>
+            <w:tcMar>
+              <w:top w:w="90" w:type="dxa"/>
+              <w:start w:w="110" w:type="dxa"/>
+              <w:bottom w:w="90" w:type="dxa"/>
+              <w:end w:w="110" w:type="dxa"/>
+            </w:tcMar>
+            <w:vAlign w:val="center"/>
+          </w:tcPr>
+          <w:p>
+            <w:pPr>
+              <w:jc w:val="center"/>
+            </w:pPr>
+            <w:r>
+              <w:rPr>
+                <w:b/>
+                <w:color w:val="17324D"/>
+                <w:sz w:val="15"/>
+              </w:rPr>
+              <w:t>Meaning</w:t>
+            </w:r>
+          </w:p>
+        </w:tc>
+      </w:tr>
+      <w:tr>
+        <w:tc>
+          <w:tcPr>
+            <w:tcW w:type="dxa" w:w="1872"/>
+            <w:tcMar>
+              <w:top w:w="90" w:type="dxa"/>
+              <w:start w:w="110" w:type="dxa"/>
+              <w:bottom w:w="90" w:type="dxa"/>
+              <w:end w:w="110" w:type="dxa"/>
+            </w:tcMar>
+            <w:vAlign w:val="center"/>
+          </w:tcPr>
+          <w:p>
+            <w:pPr>
+              <w:jc w:val="left"/>
+            </w:pPr>
+            <w:r>
+              <w:rPr>
+                <w:sz w:val="15"/>
+              </w:rPr>
+              <w:t>Annual growth %</w:t>
+            </w:r>
+          </w:p>
+        </w:tc>
+        <w:tc>
+          <w:tcPr>
+            <w:tcW w:type="dxa" w:w="1008"/>
+            <w:tcMar>
+              <w:top w:w="90" w:type="dxa"/>
+              <w:start w:w="110" w:type="dxa"/>
+              <w:bottom w:w="90" w:type="dxa"/>
+              <w:end w:w="110" w:type="dxa"/>
+            </w:tcMar>
+            <w:vAlign w:val="center"/>
+          </w:tcPr>
+          <w:p>
+            <w:pPr>
+              <w:jc w:val="center"/>
+            </w:pPr>
+            <w:r>
+              <w:rPr>
+                <w:sz w:val="15"/>
+              </w:rPr>
+              <w:t>A</w:t>
+            </w:r>
+          </w:p>
+        </w:tc>
+        <w:tc>
+          <w:tcPr>
+            <w:tcW w:type="dxa" w:w="1728"/>
+            <w:tcMar>
+              <w:top w:w="90" w:type="dxa"/>
+              <w:start w:w="110" w:type="dxa"/>
+              <w:bottom w:w="90" w:type="dxa"/>
+              <w:end w:w="110" w:type="dxa"/>
+            </w:tcMar>
+            <w:vAlign w:val="center"/>
+          </w:tcPr>
+          <w:p>
+            <w:pPr>
+              <w:jc w:val="center"/>
+            </w:pPr>
+            <w:r>
+              <w:rPr>
+                <w:sz w:val="15"/>
+              </w:rPr>
+              <w:t>2%, 3%</w:t>
+            </w:r>
+          </w:p>
+        </w:tc>
+        <w:tc>
+          <w:tcPr>
+            <w:tcW w:type="dxa" w:w="1152"/>
+            <w:tcMar>
+              <w:top w:w="90" w:type="dxa"/>
+              <w:start w:w="110" w:type="dxa"/>
+              <w:bottom w:w="90" w:type="dxa"/>
+              <w:end w:w="110" w:type="dxa"/>
+            </w:tcMar>
+            <w:vAlign w:val="center"/>
+          </w:tcPr>
+          <w:p>
+            <w:pPr>
+              <w:jc w:val="center"/>
+            </w:pPr>
+            <w:r>
+              <w:rPr>
+                <w:sz w:val="15"/>
+              </w:rPr>
+              <w:t>Selectable</w:t>
+            </w:r>
+          </w:p>
+        </w:tc>
+        <w:tc>
+          <w:tcPr>
+            <w:tcW w:type="dxa" w:w="3600"/>
+            <w:tcMar>
+              <w:top w:w="90" w:type="dxa"/>
+              <w:start w:w="110" w:type="dxa"/>
+              <w:bottom w:w="90" w:type="dxa"/>
+              <w:end w:w="110" w:type="dxa"/>
+            </w:tcMar>
+            <w:vAlign w:val="center"/>
+          </w:tcPr>
+          <w:p>
+            <w:pPr>
+              <w:jc w:val="center"/>
+            </w:pPr>
+            <w:r>
+              <w:rPr>
+                <w:sz w:val="15"/>
+              </w:rPr>
+              <w:t>Minimum annual revenue and operating-income growth.</w:t>
+            </w:r>
+          </w:p>
+        </w:tc>
+      </w:tr>
+      <w:tr>
+        <w:tc>
+          <w:tcPr>
+            <w:tcW w:type="dxa" w:w="1872"/>
+            <w:tcMar>
+              <w:top w:w="90" w:type="dxa"/>
+              <w:start w:w="110" w:type="dxa"/>
+              <w:bottom w:w="90" w:type="dxa"/>
+              <w:end w:w="110" w:type="dxa"/>
+            </w:tcMar>
+            <w:vAlign w:val="center"/>
+            <w:shd w:fill="FAFBFC"/>
+          </w:tcPr>
+          <w:p>
+            <w:pPr>
+              <w:jc w:val="left"/>
+            </w:pPr>
+            <w:r>
+              <w:rPr>
+                <w:sz w:val="15"/>
+              </w:rPr>
+              <w:t>Quarterly growth %</w:t>
+            </w:r>
+          </w:p>
+        </w:tc>
+        <w:tc>
+          <w:tcPr>
+            <w:tcW w:type="dxa" w:w="1008"/>
+            <w:tcMar>
+              <w:top w:w="90" w:type="dxa"/>
+              <w:start w:w="110" w:type="dxa"/>
+              <w:bottom w:w="90" w:type="dxa"/>
+              <w:end w:w="110" w:type="dxa"/>
+            </w:tcMar>
+            <w:vAlign w:val="center"/>
+            <w:shd w:fill="FAFBFC"/>
+          </w:tcPr>
+          <w:p>
+            <w:pPr>
+              <w:jc w:val="center"/>
+            </w:pPr>
+            <w:r>
+              <w:rPr>
+                <w:sz w:val="15"/>
+              </w:rPr>
+              <w:t>B</w:t>
+            </w:r>
+          </w:p>
+        </w:tc>
+        <w:tc>
+          <w:tcPr>
+            <w:tcW w:type="dxa" w:w="1728"/>
+            <w:tcMar>
+              <w:top w:w="90" w:type="dxa"/>
+              <w:start w:w="110" w:type="dxa"/>
+              <w:bottom w:w="90" w:type="dxa"/>
+              <w:end w:w="110" w:type="dxa"/>
+            </w:tcMar>
+            <w:vAlign w:val="center"/>
+            <w:shd w:fill="FAFBFC"/>
+          </w:tcPr>
+          <w:p>
+            <w:pPr>
+              <w:jc w:val="center"/>
+            </w:pPr>
+            <w:r>
+              <w:rPr>
+                <w:sz w:val="15"/>
+              </w:rPr>
+              <w:t>2%, 3%</w:t>
+            </w:r>
+          </w:p>
+        </w:tc>
+        <w:tc>
+          <w:tcPr>
+            <w:tcW w:type="dxa" w:w="1152"/>
+            <w:tcMar>
+              <w:top w:w="90" w:type="dxa"/>
+              <w:start w:w="110" w:type="dxa"/>
+              <w:bottom w:w="90" w:type="dxa"/>
+              <w:end w:w="110" w:type="dxa"/>
+            </w:tcMar>
+            <w:vAlign w:val="center"/>
+            <w:shd w:fill="FAFBFC"/>
+          </w:tcPr>
+          <w:p>
+            <w:pPr>
+              <w:jc w:val="center"/>
+            </w:pPr>
+            <w:r>
+              <w:rPr>
+                <w:sz w:val="15"/>
+              </w:rPr>
+              <w:t>Selectable</w:t>
+            </w:r>
+          </w:p>
+        </w:tc>
+        <w:tc>
+          <w:tcPr>
+            <w:tcW w:type="dxa" w:w="3600"/>
+            <w:tcMar>
+              <w:top w:w="90" w:type="dxa"/>
+              <w:start w:w="110" w:type="dxa"/>
+              <w:bottom w:w="90" w:type="dxa"/>
+              <w:end w:w="110" w:type="dxa"/>
+            </w:tcMar>
+            <w:vAlign w:val="center"/>
+            <w:shd w:fill="FAFBFC"/>
+          </w:tcPr>
+          <w:p>
+            <w:pPr>
+              <w:jc w:val="center"/>
+            </w:pPr>
+            <w:r>
+              <w:rPr>
+                <w:sz w:val="15"/>
+              </w:rPr>
+              <w:t>Minimum quarterly revenue and operating-income growth.</w:t>
+            </w:r>
+          </w:p>
+        </w:tc>
+      </w:tr>
+      <w:tr>
+        <w:tc>
+          <w:tcPr>
+            <w:tcW w:type="dxa" w:w="1872"/>
+            <w:tcMar>
+              <w:top w:w="90" w:type="dxa"/>
+              <w:start w:w="110" w:type="dxa"/>
+              <w:bottom w:w="90" w:type="dxa"/>
+              <w:end w:w="110" w:type="dxa"/>
+            </w:tcMar>
+            <w:vAlign w:val="center"/>
+          </w:tcPr>
+          <w:p>
+            <w:pPr>
+              <w:jc w:val="left"/>
+            </w:pPr>
+            <w:r>
+              <w:rPr>
+                <w:sz w:val="15"/>
+              </w:rPr>
+              <w:t>Annual periods</w:t>
+            </w:r>
+          </w:p>
+        </w:tc>
+        <w:tc>
+          <w:tcPr>
+            <w:tcW w:type="dxa" w:w="1008"/>
+            <w:tcMar>
+              <w:top w:w="90" w:type="dxa"/>
+              <w:start w:w="110" w:type="dxa"/>
+              <w:bottom w:w="90" w:type="dxa"/>
+              <w:end w:w="110" w:type="dxa"/>
+            </w:tcMar>
+            <w:vAlign w:val="center"/>
+          </w:tcPr>
+          <w:p>
+            <w:pPr>
+              <w:jc w:val="center"/>
+            </w:pPr>
+            <w:r>
+              <w:rPr>
+                <w:sz w:val="15"/>
+              </w:rPr>
+              <w:t>A</w:t>
+            </w:r>
+          </w:p>
+        </w:tc>
+        <w:tc>
+          <w:tcPr>
+            <w:tcW w:type="dxa" w:w="1728"/>
+            <w:tcMar>
+              <w:top w:w="90" w:type="dxa"/>
+              <w:start w:w="110" w:type="dxa"/>
+              <w:bottom w:w="90" w:type="dxa"/>
+              <w:end w:w="110" w:type="dxa"/>
+            </w:tcMar>
+            <w:vAlign w:val="center"/>
+          </w:tcPr>
+          <w:p>
+            <w:pPr>
+              <w:jc w:val="center"/>
+            </w:pPr>
+            <w:r>
+              <w:rPr>
+                <w:sz w:val="15"/>
+              </w:rPr>
+              <w:t>2, 3 years</w:t>
+            </w:r>
+          </w:p>
+        </w:tc>
+        <w:tc>
+          <w:tcPr>
+            <w:tcW w:type="dxa" w:w="1152"/>
+            <w:tcMar>
+              <w:top w:w="90" w:type="dxa"/>
+              <w:start w:w="110" w:type="dxa"/>
+              <w:bottom w:w="90" w:type="dxa"/>
+              <w:end w:w="110" w:type="dxa"/>
+            </w:tcMar>
+            <w:vAlign w:val="center"/>
+          </w:tcPr>
+          <w:p>
+            <w:pPr>
+              <w:jc w:val="center"/>
+            </w:pPr>
+            <w:r>
+              <w:rPr>
+                <w:sz w:val="15"/>
+              </w:rPr>
+              <w:t>Selectable</w:t>
+            </w:r>
+          </w:p>
+        </w:tc>
+        <w:tc>
+          <w:tcPr>
+            <w:tcW w:type="dxa" w:w="3600"/>
+            <w:tcMar>
+              <w:top w:w="90" w:type="dxa"/>
+              <w:start w:w="110" w:type="dxa"/>
+              <w:bottom w:w="90" w:type="dxa"/>
+              <w:end w:w="110" w:type="dxa"/>
+            </w:tcMar>
+            <w:vAlign w:val="center"/>
+          </w:tcPr>
+          <w:p>
+            <w:pPr>
+              <w:jc w:val="center"/>
+            </w:pPr>
+            <w:r>
+              <w:rPr>
+                <w:sz w:val="15"/>
+              </w:rPr>
+              <w:t>Number of latest annual periods that must pass.</w:t>
+            </w:r>
+          </w:p>
+        </w:tc>
+      </w:tr>
+      <w:tr>
+        <w:tc>
+          <w:tcPr>
+            <w:tcW w:type="dxa" w:w="1872"/>
+            <w:tcMar>
+              <w:top w:w="90" w:type="dxa"/>
+              <w:start w:w="110" w:type="dxa"/>
+              <w:bottom w:w="90" w:type="dxa"/>
+              <w:end w:w="110" w:type="dxa"/>
+            </w:tcMar>
+            <w:vAlign w:val="center"/>
+            <w:shd w:fill="FAFBFC"/>
+          </w:tcPr>
+          <w:p>
+            <w:pPr>
+              <w:jc w:val="left"/>
+            </w:pPr>
+            <w:r>
+              <w:rPr>
+                <w:sz w:val="15"/>
+              </w:rPr>
+              <w:t>Quarterly periods</w:t>
+            </w:r>
+          </w:p>
+        </w:tc>
+        <w:tc>
+          <w:tcPr>
+            <w:tcW w:type="dxa" w:w="1008"/>
+            <w:tcMar>
+              <w:top w:w="90" w:type="dxa"/>
+              <w:start w:w="110" w:type="dxa"/>
+              <w:bottom w:w="90" w:type="dxa"/>
+              <w:end w:w="110" w:type="dxa"/>
+            </w:tcMar>
+            <w:vAlign w:val="center"/>
+            <w:shd w:fill="FAFBFC"/>
+          </w:tcPr>
+          <w:p>
+            <w:pPr>
+              <w:jc w:val="center"/>
+            </w:pPr>
+            <w:r>
+              <w:rPr>
+                <w:sz w:val="15"/>
+              </w:rPr>
+              <w:t>B</w:t>
+            </w:r>
+          </w:p>
+        </w:tc>
+        <w:tc>
+          <w:tcPr>
+            <w:tcW w:type="dxa" w:w="1728"/>
+            <w:tcMar>
+              <w:top w:w="90" w:type="dxa"/>
+              <w:start w:w="110" w:type="dxa"/>
+              <w:bottom w:w="90" w:type="dxa"/>
+              <w:end w:w="110" w:type="dxa"/>
+            </w:tcMar>
+            <w:vAlign w:val="center"/>
+            <w:shd w:fill="FAFBFC"/>
+          </w:tcPr>
+          <w:p>
+            <w:pPr>
+              <w:jc w:val="center"/>
+            </w:pPr>
+            <w:r>
+              <w:rPr>
+                <w:sz w:val="15"/>
+              </w:rPr>
+              <w:t>2, 3, 4 quarters</w:t>
+            </w:r>
+          </w:p>
+        </w:tc>
+        <w:tc>
+          <w:tcPr>
+            <w:tcW w:type="dxa" w:w="1152"/>
+            <w:tcMar>
+              <w:top w:w="90" w:type="dxa"/>
+              <w:start w:w="110" w:type="dxa"/>
+              <w:bottom w:w="90" w:type="dxa"/>
+              <w:end w:w="110" w:type="dxa"/>
+            </w:tcMar>
+            <w:vAlign w:val="center"/>
+            <w:shd w:fill="FAFBFC"/>
+          </w:tcPr>
+          <w:p>
+            <w:pPr>
+              <w:jc w:val="center"/>
+            </w:pPr>
+            <w:r>
+              <w:rPr>
+                <w:sz w:val="15"/>
+              </w:rPr>
+              <w:t>Selectable</w:t>
+            </w:r>
+          </w:p>
+        </w:tc>
+        <w:tc>
+          <w:tcPr>
+            <w:tcW w:type="dxa" w:w="3600"/>
+            <w:tcMar>
+              <w:top w:w="90" w:type="dxa"/>
+              <w:start w:w="110" w:type="dxa"/>
+              <w:bottom w:w="90" w:type="dxa"/>
+              <w:end w:w="110" w:type="dxa"/>
+            </w:tcMar>
+            <w:vAlign w:val="center"/>
+            <w:shd w:fill="FAFBFC"/>
+          </w:tcPr>
+          <w:p>
+            <w:pPr>
+              <w:jc w:val="center"/>
+            </w:pPr>
+            <w:r>
+              <w:rPr>
+                <w:sz w:val="15"/>
+              </w:rPr>
+              <w:t>Number of latest quarterly periods that must pass.</w:t>
+            </w:r>
+          </w:p>
+        </w:tc>
+      </w:tr>
+      <w:tr>
+        <w:tc>
+          <w:tcPr>
+            <w:tcW w:type="dxa" w:w="1872"/>
+            <w:tcMar>
+              <w:top w:w="90" w:type="dxa"/>
+              <w:start w:w="110" w:type="dxa"/>
+              <w:bottom w:w="90" w:type="dxa"/>
+              <w:end w:w="110" w:type="dxa"/>
+            </w:tcMar>
+            <w:vAlign w:val="center"/>
+          </w:tcPr>
+          <w:p>
+            <w:pPr>
+              <w:jc w:val="left"/>
+            </w:pPr>
+            <w:r>
+              <w:rPr>
+                <w:sz w:val="15"/>
+              </w:rPr>
+              <w:t>Volume ratio</w:t>
+            </w:r>
+          </w:p>
+        </w:tc>
+        <w:tc>
+          <w:tcPr>
+            <w:tcW w:type="dxa" w:w="1008"/>
+            <w:tcMar>
+              <w:top w:w="90" w:type="dxa"/>
+              <w:start w:w="110" w:type="dxa"/>
+              <w:bottom w:w="90" w:type="dxa"/>
+              <w:end w:w="110" w:type="dxa"/>
+            </w:tcMar>
+            <w:vAlign w:val="center"/>
+          </w:tcPr>
+          <w:p>
+            <w:pPr>
+              <w:jc w:val="center"/>
+            </w:pPr>
+            <w:r>
+              <w:rPr>
+                <w:sz w:val="15"/>
+              </w:rPr>
+              <w:t>C / D</w:t>
+            </w:r>
+          </w:p>
+        </w:tc>
+        <w:tc>
+          <w:tcPr>
+            <w:tcW w:type="dxa" w:w="1728"/>
+            <w:tcMar>
+              <w:top w:w="90" w:type="dxa"/>
+              <w:start w:w="110" w:type="dxa"/>
+              <w:bottom w:w="90" w:type="dxa"/>
+              <w:end w:w="110" w:type="dxa"/>
+            </w:tcMar>
+            <w:vAlign w:val="center"/>
+          </w:tcPr>
+          <w:p>
+            <w:pPr>
+              <w:jc w:val="center"/>
+            </w:pPr>
+            <w:r>
+              <w:rPr>
+                <w:sz w:val="15"/>
+              </w:rPr>
+              <w:t>2x, 3x, 4x, 5x</w:t>
+            </w:r>
+          </w:p>
+        </w:tc>
+        <w:tc>
+          <w:tcPr>
+            <w:tcW w:type="dxa" w:w="1152"/>
+            <w:tcMar>
+              <w:top w:w="90" w:type="dxa"/>
+              <w:start w:w="110" w:type="dxa"/>
+              <w:bottom w:w="90" w:type="dxa"/>
+              <w:end w:w="110" w:type="dxa"/>
+            </w:tcMar>
+            <w:vAlign w:val="center"/>
+          </w:tcPr>
+          <w:p>
+            <w:pPr>
+              <w:jc w:val="center"/>
+            </w:pPr>
+            <w:r>
+              <w:rPr>
+                <w:sz w:val="15"/>
+              </w:rPr>
+              <w:t>Selectable</w:t>
+            </w:r>
+          </w:p>
+        </w:tc>
+        <w:tc>
+          <w:tcPr>
+            <w:tcW w:type="dxa" w:w="3600"/>
+            <w:tcMar>
+              <w:top w:w="90" w:type="dxa"/>
+              <w:start w:w="110" w:type="dxa"/>
+              <w:bottom w:w="90" w:type="dxa"/>
+              <w:end w:w="110" w:type="dxa"/>
+            </w:tcMar>
+            <w:vAlign w:val="center"/>
+          </w:tcPr>
+          <w:p>
+            <w:pPr>
+              <w:jc w:val="center"/>
+            </w:pPr>
+            <w:r>
+              <w:rPr>
+                <w:sz w:val="15"/>
+              </w:rPr>
+              <w:t>Required volume-surge multiple.</w:t>
+            </w:r>
+          </w:p>
+        </w:tc>
+      </w:tr>
+      <w:tr>
+        <w:tc>
+          <w:tcPr>
+            <w:tcW w:type="dxa" w:w="1872"/>
+            <w:tcMar>
+              <w:top w:w="90" w:type="dxa"/>
+              <w:start w:w="110" w:type="dxa"/>
+              <w:bottom w:w="90" w:type="dxa"/>
+              <w:end w:w="110" w:type="dxa"/>
+            </w:tcMar>
+            <w:vAlign w:val="center"/>
+            <w:shd w:fill="FAFBFC"/>
+          </w:tcPr>
+          <w:p>
+            <w:pPr>
+              <w:jc w:val="left"/>
+            </w:pPr>
+            <w:r>
+              <w:rPr>
+                <w:sz w:val="15"/>
+              </w:rPr>
+              <w:t>Volume surge days</w:t>
+            </w:r>
+          </w:p>
+        </w:tc>
+        <w:tc>
+          <w:tcPr>
+            <w:tcW w:type="dxa" w:w="1008"/>
+            <w:tcMar>
+              <w:top w:w="90" w:type="dxa"/>
+              <w:start w:w="110" w:type="dxa"/>
+              <w:bottom w:w="90" w:type="dxa"/>
+              <w:end w:w="110" w:type="dxa"/>
+            </w:tcMar>
+            <w:vAlign w:val="center"/>
+            <w:shd w:fill="FAFBFC"/>
+          </w:tcPr>
+          <w:p>
+            <w:pPr>
+              <w:jc w:val="center"/>
+            </w:pPr>
+            <w:r>
+              <w:rPr>
+                <w:sz w:val="15"/>
+              </w:rPr>
+              <w:t>D</w:t>
+            </w:r>
+          </w:p>
+        </w:tc>
+        <w:tc>
+          <w:tcPr>
+            <w:tcW w:type="dxa" w:w="1728"/>
+            <w:tcMar>
+              <w:top w:w="90" w:type="dxa"/>
+              <w:start w:w="110" w:type="dxa"/>
+              <w:bottom w:w="90" w:type="dxa"/>
+              <w:end w:w="110" w:type="dxa"/>
+            </w:tcMar>
+            <w:vAlign w:val="center"/>
+            <w:shd w:fill="FAFBFC"/>
+          </w:tcPr>
+          <w:p>
+            <w:pPr>
+              <w:jc w:val="center"/>
+            </w:pPr>
+            <w:r>
+              <w:rPr>
+                <w:sz w:val="15"/>
+              </w:rPr>
+              <w:t>2, 3 days</w:t>
+            </w:r>
+          </w:p>
+        </w:tc>
+        <w:tc>
+          <w:tcPr>
+            <w:tcW w:type="dxa" w:w="1152"/>
+            <w:tcMar>
+              <w:top w:w="90" w:type="dxa"/>
+              <w:start w:w="110" w:type="dxa"/>
+              <w:bottom w:w="90" w:type="dxa"/>
+              <w:end w:w="110" w:type="dxa"/>
+            </w:tcMar>
+            <w:vAlign w:val="center"/>
+            <w:shd w:fill="FAFBFC"/>
+          </w:tcPr>
+          <w:p>
+            <w:pPr>
+              <w:jc w:val="center"/>
+            </w:pPr>
+            <w:r>
+              <w:rPr>
+                <w:sz w:val="15"/>
+              </w:rPr>
+              <w:t>Selectable</w:t>
+            </w:r>
+          </w:p>
+        </w:tc>
+        <w:tc>
+          <w:tcPr>
+            <w:tcW w:type="dxa" w:w="3600"/>
+            <w:tcMar>
+              <w:top w:w="90" w:type="dxa"/>
+              <w:start w:w="110" w:type="dxa"/>
+              <w:bottom w:w="90" w:type="dxa"/>
+              <w:end w:w="110" w:type="dxa"/>
+            </w:tcMar>
+            <w:vAlign w:val="center"/>
+            <w:shd w:fill="FAFBFC"/>
+          </w:tcPr>
+          <w:p>
+            <w:pPr>
+              <w:jc w:val="center"/>
+            </w:pPr>
+            <w:r>
+              <w:rPr>
+                <w:sz w:val="15"/>
+              </w:rPr>
+              <w:t>Minimum surge days in the recent-volume window.</w:t>
+            </w:r>
+          </w:p>
+        </w:tc>
+      </w:tr>
+      <w:tr>
+        <w:tc>
+          <w:tcPr>
+            <w:tcW w:type="dxa" w:w="1872"/>
+            <w:tcMar>
+              <w:top w:w="90" w:type="dxa"/>
+              <w:start w:w="110" w:type="dxa"/>
+              <w:bottom w:w="90" w:type="dxa"/>
+              <w:end w:w="110" w:type="dxa"/>
+            </w:tcMar>
+            <w:vAlign w:val="center"/>
+          </w:tcPr>
+          <w:p>
+            <w:pPr>
+              <w:jc w:val="left"/>
+            </w:pPr>
+            <w:r>
+              <w:rPr>
+                <w:sz w:val="15"/>
+              </w:rPr>
+              <w:t>Daily MA tolerance</w:t>
+            </w:r>
+          </w:p>
+        </w:tc>
+        <w:tc>
+          <w:tcPr>
+            <w:tcW w:type="dxa" w:w="1008"/>
+            <w:tcMar>
+              <w:top w:w="90" w:type="dxa"/>
+              <w:start w:w="110" w:type="dxa"/>
+              <w:bottom w:w="90" w:type="dxa"/>
+              <w:end w:w="110" w:type="dxa"/>
+            </w:tcMar>
+            <w:vAlign w:val="center"/>
+          </w:tcPr>
+          <w:p>
+            <w:pPr>
+              <w:jc w:val="center"/>
+            </w:pPr>
+            <w:r>
+              <w:rPr>
+                <w:sz w:val="15"/>
+              </w:rPr>
+              <w:t>E / F</w:t>
+            </w:r>
+          </w:p>
+        </w:tc>
+        <w:tc>
+          <w:tcPr>
+            <w:tcW w:type="dxa" w:w="1728"/>
+            <w:tcMar>
+              <w:top w:w="90" w:type="dxa"/>
+              <w:start w:w="110" w:type="dxa"/>
+              <w:bottom w:w="90" w:type="dxa"/>
+              <w:end w:w="110" w:type="dxa"/>
+            </w:tcMar>
+            <w:vAlign w:val="center"/>
+          </w:tcPr>
+          <w:p>
+            <w:pPr>
+              <w:jc w:val="center"/>
+            </w:pPr>
+            <w:r>
+              <w:rPr>
+                <w:sz w:val="15"/>
+              </w:rPr>
+              <w:t>1%</w:t>
+            </w:r>
+          </w:p>
+        </w:tc>
+        <w:tc>
+          <w:tcPr>
+            <w:tcW w:type="dxa" w:w="1152"/>
+            <w:tcMar>
+              <w:top w:w="90" w:type="dxa"/>
+              <w:start w:w="110" w:type="dxa"/>
+              <w:bottom w:w="90" w:type="dxa"/>
+              <w:end w:w="110" w:type="dxa"/>
+            </w:tcMar>
+            <w:vAlign w:val="center"/>
+          </w:tcPr>
+          <w:p>
+            <w:pPr>
+              <w:jc w:val="center"/>
+            </w:pPr>
+            <w:r>
+              <w:rPr>
+                <w:sz w:val="15"/>
+              </w:rPr>
+              <w:t>Fixed</w:t>
+            </w:r>
+          </w:p>
+        </w:tc>
+        <w:tc>
+          <w:tcPr>
+            <w:tcW w:type="dxa" w:w="3600"/>
+            <w:tcMar>
+              <w:top w:w="90" w:type="dxa"/>
+              <w:start w:w="110" w:type="dxa"/>
+              <w:bottom w:w="90" w:type="dxa"/>
+              <w:end w:w="110" w:type="dxa"/>
+            </w:tcMar>
+            <w:vAlign w:val="center"/>
+          </w:tcPr>
+          <w:p>
+            <w:pPr>
+              <w:jc w:val="center"/>
+            </w:pPr>
+            <w:r>
+              <w:rPr>
+                <w:sz w:val="15"/>
+              </w:rPr>
+              <w:t>Allowed daily MA20/MA50/MA100 alignment tolerance.</w:t>
+            </w:r>
+          </w:p>
+        </w:tc>
+      </w:tr>
+      <w:tr>
+        <w:tc>
+          <w:tcPr>
+            <w:tcW w:type="dxa" w:w="1872"/>
+            <w:tcMar>
+              <w:top w:w="90" w:type="dxa"/>
+              <w:start w:w="110" w:type="dxa"/>
+              <w:bottom w:w="90" w:type="dxa"/>
+              <w:end w:w="110" w:type="dxa"/>
+            </w:tcMar>
+            <w:vAlign w:val="center"/>
+            <w:shd w:fill="FAFBFC"/>
+          </w:tcPr>
+          <w:p>
+            <w:pPr>
+              <w:jc w:val="left"/>
+            </w:pPr>
+            <w:r>
+              <w:rPr>
+                <w:sz w:val="15"/>
+              </w:rPr>
+              <w:t>Weekly MA tolerance</w:t>
+            </w:r>
+          </w:p>
+        </w:tc>
+        <w:tc>
+          <w:tcPr>
+            <w:tcW w:type="dxa" w:w="1008"/>
+            <w:tcMar>
+              <w:top w:w="90" w:type="dxa"/>
+              <w:start w:w="110" w:type="dxa"/>
+              <w:bottom w:w="90" w:type="dxa"/>
+              <w:end w:w="110" w:type="dxa"/>
+            </w:tcMar>
+            <w:vAlign w:val="center"/>
+            <w:shd w:fill="FAFBFC"/>
+          </w:tcPr>
+          <w:p>
+            <w:pPr>
+              <w:jc w:val="center"/>
+            </w:pPr>
+            <w:r>
+              <w:rPr>
+                <w:sz w:val="15"/>
+              </w:rPr>
+              <w:t>G / H</w:t>
+            </w:r>
+          </w:p>
+        </w:tc>
+        <w:tc>
+          <w:tcPr>
+            <w:tcW w:type="dxa" w:w="1728"/>
+            <w:tcMar>
+              <w:top w:w="90" w:type="dxa"/>
+              <w:start w:w="110" w:type="dxa"/>
+              <w:bottom w:w="90" w:type="dxa"/>
+              <w:end w:w="110" w:type="dxa"/>
+            </w:tcMar>
+            <w:vAlign w:val="center"/>
+            <w:shd w:fill="FAFBFC"/>
+          </w:tcPr>
+          <w:p>
+            <w:pPr>
+              <w:jc w:val="center"/>
+            </w:pPr>
+            <w:r>
+              <w:rPr>
+                <w:sz w:val="15"/>
+              </w:rPr>
+              <w:t>2%</w:t>
+            </w:r>
+          </w:p>
+        </w:tc>
+        <w:tc>
+          <w:tcPr>
+            <w:tcW w:type="dxa" w:w="1152"/>
+            <w:tcMar>
+              <w:top w:w="90" w:type="dxa"/>
+              <w:start w:w="110" w:type="dxa"/>
+              <w:bottom w:w="90" w:type="dxa"/>
+              <w:end w:w="110" w:type="dxa"/>
+            </w:tcMar>
+            <w:vAlign w:val="center"/>
+            <w:shd w:fill="FAFBFC"/>
+          </w:tcPr>
+          <w:p>
+            <w:pPr>
+              <w:jc w:val="center"/>
+            </w:pPr>
+            <w:r>
+              <w:rPr>
+                <w:sz w:val="15"/>
+              </w:rPr>
+              <w:t>Fixed</w:t>
+            </w:r>
+          </w:p>
+        </w:tc>
+        <w:tc>
+          <w:tcPr>
+            <w:tcW w:type="dxa" w:w="3600"/>
+            <w:tcMar>
+              <w:top w:w="90" w:type="dxa"/>
+              <w:start w:w="110" w:type="dxa"/>
+              <w:bottom w:w="90" w:type="dxa"/>
+              <w:end w:w="110" w:type="dxa"/>
+            </w:tcMar>
+            <w:vAlign w:val="center"/>
+            <w:shd w:fill="FAFBFC"/>
+          </w:tcPr>
+          <w:p>
+            <w:pPr>
+              <w:jc w:val="center"/>
+            </w:pPr>
+            <w:r>
+              <w:rPr>
+                <w:sz w:val="15"/>
+              </w:rPr>
+              <w:t>Allowed weekly MA5/MA10/MA30 alignment tolerance.</w:t>
             </w:r>
           </w:p>
         </w:tc>
@@ -110,7 +1229,7 @@
         <w:pStyle w:val="ListBullet"/>
       </w:pPr>
       <w:r>
-        <w:t>A-F produced 3,698 parameter-security outcomes across all 192 parameter sets and 92 unique securities.</w:t>
+        <w:t>A-F produced 3,698 parameter-security outcomes across 192 parameter sets and 92 unique securities.</w:t>
       </w:r>
     </w:p>
     <w:p>
@@ -118,7 +1237,7 @@
         <w:pStyle w:val="ListBullet"/>
       </w:pPr>
       <w:r>
-        <w:t>A-H produced 852 outcomes across 132 parameter sets and 23 unique securities; weekly confirmation substantially narrows the candidate universe.</w:t>
+        <w:t>A-H produced 1,928 outcomes across 192 parameter sets and 47 unique securities; weekly confirmation narrows the candidate universe.</w:t>
       </w:r>
     </w:p>
     <w:p>
@@ -287,7 +1406,7 @@
                 <w:color w:val="17324D"/>
                 <w:sz w:val="17"/>
               </w:rPr>
-              <w:t>Earliest</w:t>
+              <w:t>First signal</w:t>
             </w:r>
           </w:p>
         </w:tc>
@@ -313,7 +1432,7 @@
                 <w:color w:val="17324D"/>
                 <w:sz w:val="17"/>
               </w:rPr>
-              <w:t>Latest</w:t>
+              <w:t>Last entry</w:t>
             </w:r>
           </w:p>
         </w:tc>
@@ -453,7 +1572,7 @@
               <w:rPr>
                 <w:sz w:val="17"/>
               </w:rPr>
-              <w:t>2026-05-27</w:t>
+              <w:t>2026-05-28</w:t>
             </w:r>
           </w:p>
         </w:tc>
@@ -503,7 +1622,7 @@
               <w:rPr>
                 <w:sz w:val="17"/>
               </w:rPr>
-              <w:t>852</w:t>
+              <w:t>1,928</w:t>
             </w:r>
           </w:p>
         </w:tc>
@@ -527,7 +1646,7 @@
               <w:rPr>
                 <w:sz w:val="17"/>
               </w:rPr>
-              <w:t>132</w:t>
+              <w:t>192</w:t>
             </w:r>
           </w:p>
         </w:tc>
@@ -551,7 +1670,7 @@
               <w:rPr>
                 <w:sz w:val="17"/>
               </w:rPr>
-              <w:t>23</w:t>
+              <w:t>47</w:t>
             </w:r>
           </w:p>
         </w:tc>
@@ -575,7 +1694,7 @@
               <w:rPr>
                 <w:sz w:val="17"/>
               </w:rPr>
-              <w:t>2022-02-18</w:t>
+              <w:t>2022-01-26</w:t>
             </w:r>
           </w:p>
         </w:tc>
@@ -599,7 +1718,7 @@
               <w:rPr>
                 <w:sz w:val="17"/>
               </w:rPr>
-              <w:t>2026-04-10</w:t>
+              <w:t>2026-06-05</w:t>
             </w:r>
           </w:p>
         </w:tc>
@@ -870,7 +1989,7 @@
               <w:rPr>
                 <w:sz w:val="17"/>
               </w:rPr>
-              <w:t>6.6 -&gt; 6.3</w:t>
+              <w:t>10.5 -&gt; 9.6</w:t>
             </w:r>
           </w:p>
         </w:tc>
@@ -968,7 +2087,7 @@
               <w:rPr>
                 <w:sz w:val="17"/>
               </w:rPr>
-              <w:t>6.6 -&gt; 6.3</w:t>
+              <w:t>10.4 -&gt; 9.7</w:t>
             </w:r>
           </w:p>
         </w:tc>
@@ -1062,7 +2181,7 @@
               <w:rPr>
                 <w:sz w:val="17"/>
               </w:rPr>
-              <w:t>7.0 -&gt; 5.3</w:t>
+              <w:t>13.7 -&gt; 6.4</w:t>
             </w:r>
           </w:p>
         </w:tc>
@@ -1160,7 +2279,7 @@
               <w:rPr>
                 <w:sz w:val="17"/>
               </w:rPr>
-              <w:t>7.6 -&gt; 5.6</w:t>
+              <w:t>12.3 -&gt; 8.1</w:t>
             </w:r>
           </w:p>
         </w:tc>
@@ -1254,7 +2373,7 @@
               <w:rPr>
                 <w:sz w:val="17"/>
               </w:rPr>
-              <w:t>11.2 -&gt; 1.2</w:t>
+              <w:t>25.5 -&gt; 3.1</w:t>
             </w:r>
           </w:p>
         </w:tc>
@@ -1352,7 +2471,7 @@
               <w:rPr>
                 <w:sz w:val="17"/>
               </w:rPr>
-              <w:t>7.4 -&gt; 5.3</w:t>
+              <w:t>11.4 -&gt; 8.7</w:t>
             </w:r>
           </w:p>
         </w:tc>
@@ -1371,7 +2490,7 @@
         <w:pStyle w:val="ListBullet"/>
       </w:pPr>
       <w:r>
-        <w:t>Volume ratio is the strongest selectivity lever: average A-F yield falls from 51.4 stocks at 2x volume to 3.6 at 5x; average A-H yield falls from 11.2 to 1.2.</w:t>
+        <w:t>Volume ratio: moving from 2 to 5 changes average A-F yield from 51.4 to 3.6 and average A-H yield from 25.5 to 3.1.</w:t>
       </w:r>
     </w:p>
     <w:p>
@@ -1379,7 +2498,7 @@
         <w:pStyle w:val="ListBullet"/>
       </w:pPr>
       <w:r>
-        <w:t>Requiring three annual periods instead of two roughly halves average A-F yield, from 26.2 to 12.4.</w:t>
+        <w:t>Annual-period requirement: moving from 2 to 3 changes average A-F yield from 26.2 to 12.4 and average A-H yield from 13.7 to 6.4.</w:t>
       </w:r>
     </w:p>
     <w:p>
@@ -1387,7 +2506,7 @@
         <w:pStyle w:val="ListBullet"/>
       </w:pPr>
       <w:r>
-        <w:t>Increasing the quarterly requirement from two to four periods reduces average A-F yield from 23.6 to 15.3.</w:t>
+        <w:t>Quarterly-period requirement: moving from 2 to 4 changes average A-F yield from 23.6 to 15.3 and average A-H yield from 12.3 to 8.1.</w:t>
       </w:r>
     </w:p>
     <w:p>
@@ -1395,7 +2514,7 @@
         <w:pStyle w:val="ListBullet"/>
       </w:pPr>
       <w:r>
-        <w:t>Moving from two to three surge days reduces average A-F yield from 22.1 to 16.4, a meaningful but less severe reduction than volume ratio.</w:t>
+        <w:t>Volume-surge-day requirement: moving from 2 to 3 changes average A-F yield from 22.1 to 16.4 and average A-H yield from 11.4 to 8.7.</w:t>
       </w:r>
     </w:p>
     <w:p>
@@ -1741,7 +2860,7 @@
               <w:rPr>
                 <w:sz w:val="16"/>
               </w:rPr>
-              <w:t>23</w:t>
+              <w:t>47</w:t>
             </w:r>
           </w:p>
         </w:tc>
@@ -1764,7 +2883,7 @@
               <w:rPr>
                 <w:sz w:val="16"/>
               </w:rPr>
-              <w:t>115</w:t>
+              <w:t>139</w:t>
             </w:r>
           </w:p>
         </w:tc>
@@ -1910,7 +3029,7 @@
               <w:rPr>
                 <w:sz w:val="16"/>
               </w:rPr>
-              <w:t>21</w:t>
+              <w:t>44</w:t>
             </w:r>
           </w:p>
         </w:tc>
@@ -1934,7 +3053,7 @@
               <w:rPr>
                 <w:sz w:val="16"/>
               </w:rPr>
-              <w:t>109</w:t>
+              <w:t>132</w:t>
             </w:r>
           </w:p>
         </w:tc>
@@ -2074,7 +3193,7 @@
               <w:rPr>
                 <w:sz w:val="16"/>
               </w:rPr>
-              <w:t>22</w:t>
+              <w:t>45</w:t>
             </w:r>
           </w:p>
         </w:tc>
@@ -2097,7 +3216,7 @@
               <w:rPr>
                 <w:sz w:val="16"/>
               </w:rPr>
-              <w:t>107</w:t>
+              <w:t>130</w:t>
             </w:r>
           </w:p>
         </w:tc>
@@ -2243,7 +3362,7 @@
               <w:rPr>
                 <w:sz w:val="16"/>
               </w:rPr>
-              <w:t>20</w:t>
+              <w:t>41</w:t>
             </w:r>
           </w:p>
         </w:tc>
@@ -2267,7 +3386,7 @@
               <w:rPr>
                 <w:sz w:val="16"/>
               </w:rPr>
-              <w:t>101</w:t>
+              <w:t>122</w:t>
             </w:r>
           </w:p>
         </w:tc>
@@ -2407,7 +3526,7 @@
               <w:rPr>
                 <w:sz w:val="16"/>
               </w:rPr>
-              <w:t>20</w:t>
+              <w:t>41</w:t>
             </w:r>
           </w:p>
         </w:tc>
@@ -2430,7 +3549,7 @@
               <w:rPr>
                 <w:sz w:val="16"/>
               </w:rPr>
-              <w:t>99</w:t>
+              <w:t>120</w:t>
             </w:r>
           </w:p>
         </w:tc>
@@ -2456,7 +3575,7 @@
               <w:rPr>
                 <w:sz w:val="16"/>
               </w:rPr>
-              <w:t>105</w:t>
+              <w:t>2</w:t>
             </w:r>
           </w:p>
         </w:tc>
@@ -2480,7 +3599,7 @@
               <w:rPr>
                 <w:sz w:val="16"/>
               </w:rPr>
-              <w:t>3/2</w:t>
+              <w:t>2/2</w:t>
             </w:r>
           </w:p>
         </w:tc>
@@ -2504,7 +3623,7 @@
               <w:rPr>
                 <w:sz w:val="16"/>
               </w:rPr>
-              <w:t>2/3</w:t>
+              <w:t>2/2</w:t>
             </w:r>
           </w:p>
         </w:tc>
@@ -2528,7 +3647,7 @@
               <w:rPr>
                 <w:sz w:val="16"/>
               </w:rPr>
-              <w:t>2x/2d</w:t>
+              <w:t>2x/3d</w:t>
             </w:r>
           </w:p>
         </w:tc>
@@ -2552,7 +3671,7 @@
               <w:rPr>
                 <w:sz w:val="16"/>
               </w:rPr>
-              <w:t>76</w:t>
+              <w:t>78</w:t>
             </w:r>
           </w:p>
         </w:tc>
@@ -2576,7 +3695,7 @@
               <w:rPr>
                 <w:sz w:val="16"/>
               </w:rPr>
-              <w:t>18</w:t>
+              <w:t>37</w:t>
             </w:r>
           </w:p>
         </w:tc>
@@ -2600,7 +3719,7 @@
               <w:rPr>
                 <w:sz w:val="16"/>
               </w:rPr>
-              <w:t>94</w:t>
+              <w:t>115</w:t>
             </w:r>
           </w:p>
         </w:tc>
@@ -2625,7 +3744,7 @@
               <w:rPr>
                 <w:sz w:val="16"/>
               </w:rPr>
-              <w:t>2</w:t>
+              <w:t>105</w:t>
             </w:r>
           </w:p>
         </w:tc>
@@ -2648,7 +3767,7 @@
               <w:rPr>
                 <w:sz w:val="16"/>
               </w:rPr>
-              <w:t>2/2</w:t>
+              <w:t>3/2</w:t>
             </w:r>
           </w:p>
         </w:tc>
@@ -2671,7 +3790,7 @@
               <w:rPr>
                 <w:sz w:val="16"/>
               </w:rPr>
-              <w:t>2/2</w:t>
+              <w:t>2/3</w:t>
             </w:r>
           </w:p>
         </w:tc>
@@ -2694,7 +3813,7 @@
               <w:rPr>
                 <w:sz w:val="16"/>
               </w:rPr>
-              <w:t>2x/3d</w:t>
+              <w:t>2x/2d</w:t>
             </w:r>
           </w:p>
         </w:tc>
@@ -2717,7 +3836,7 @@
               <w:rPr>
                 <w:sz w:val="16"/>
               </w:rPr>
-              <w:t>78</w:t>
+              <w:t>76</w:t>
             </w:r>
           </w:p>
         </w:tc>
@@ -2740,7 +3859,7 @@
               <w:rPr>
                 <w:sz w:val="16"/>
               </w:rPr>
-              <w:t>16</w:t>
+              <w:t>38</w:t>
             </w:r>
           </w:p>
         </w:tc>
@@ -2763,7 +3882,7 @@
               <w:rPr>
                 <w:sz w:val="16"/>
               </w:rPr>
-              <w:t>94</w:t>
+              <w:t>114</w:t>
             </w:r>
           </w:p>
         </w:tc>
@@ -2909,7 +4028,7 @@
               <w:rPr>
                 <w:sz w:val="16"/>
               </w:rPr>
-              <w:t>17</w:t>
+              <w:t>38</w:t>
             </w:r>
           </w:p>
         </w:tc>
@@ -2933,7 +4052,7 @@
               <w:rPr>
                 <w:sz w:val="16"/>
               </w:rPr>
-              <w:t>90</w:t>
+              <w:t>111</w:t>
             </w:r>
           </w:p>
         </w:tc>
@@ -3073,7 +4192,7 @@
               <w:rPr>
                 <w:sz w:val="16"/>
               </w:rPr>
-              <w:t>16</w:t>
+              <w:t>37</w:t>
             </w:r>
           </w:p>
         </w:tc>
@@ -3096,7 +4215,7 @@
               <w:rPr>
                 <w:sz w:val="16"/>
               </w:rPr>
-              <w:t>89</w:t>
+              <w:t>110</w:t>
             </w:r>
           </w:p>
         </w:tc>
@@ -3242,7 +4361,7 @@
               <w:rPr>
                 <w:sz w:val="16"/>
               </w:rPr>
-              <w:t>14</w:t>
+              <w:t>34</w:t>
             </w:r>
           </w:p>
         </w:tc>
@@ -3266,7 +4385,1894 @@
               <w:rPr>
                 <w:sz w:val="16"/>
               </w:rPr>
+              <w:t>108</w:t>
+            </w:r>
+          </w:p>
+        </w:tc>
+      </w:tr>
+    </w:tbl>
+    <w:p>
+      <w:r>
+        <w:br w:type="page"/>
+      </w:r>
+    </w:p>
+    <w:p>
+      <w:pPr>
+        <w:pStyle w:val="Heading1"/>
+      </w:pPr>
+      <w:r>
+        <w:t>Lowest-Coverage Parameter Sets</w:t>
+      </w:r>
+    </w:p>
+    <w:p>
+      <w:pPr>
+        <w:pStyle w:val="ListBullet"/>
+      </w:pPr>
+      <w:r>
+        <w:t>These configurations produced the fewest combined A-F and A-H selections. Their sparse samples are useful for understanding selectivity, but are too small for reliable return-performance conclusions.</w:t>
+      </w:r>
+    </w:p>
+    <w:tbl>
+      <w:tblPr>
+        <w:tblW w:type="auto" w:w="0"/>
+        <w:jc w:val="center"/>
+        <w:tblLayout w:type="fixed"/>
+        <w:tblLook w:firstColumn="1" w:firstRow="1" w:lastColumn="0" w:lastRow="0" w:noHBand="0" w:noVBand="1" w:val="04A0"/>
+      </w:tblPr>
+      <w:tblGrid>
+        <w:gridCol w:w="1419"/>
+        <w:gridCol w:w="1419"/>
+        <w:gridCol w:w="1419"/>
+        <w:gridCol w:w="1419"/>
+        <w:gridCol w:w="1419"/>
+        <w:gridCol w:w="1419"/>
+        <w:gridCol w:w="1419"/>
+      </w:tblGrid>
+      <w:tr>
+        <w:tc>
+          <w:tcPr>
+            <w:tcW w:type="dxa" w:w="648"/>
+            <w:shd w:fill="E8EEF5"/>
+            <w:tcMar>
+              <w:top w:w="90" w:type="dxa"/>
+              <w:start w:w="110" w:type="dxa"/>
+              <w:bottom w:w="90" w:type="dxa"/>
+              <w:end w:w="110" w:type="dxa"/>
+            </w:tcMar>
+            <w:vAlign w:val="center"/>
+          </w:tcPr>
+          <w:p>
+            <w:pPr>
+              <w:jc w:val="center"/>
+            </w:pPr>
+            <w:r>
+              <w:rPr>
+                <w:b/>
+                <w:color w:val="17324D"/>
+                <w:sz w:val="16"/>
+              </w:rPr>
+              <w:t>ID</w:t>
+            </w:r>
+          </w:p>
+        </w:tc>
+        <w:tc>
+          <w:tcPr>
+            <w:tcW w:type="dxa" w:w="1296"/>
+            <w:shd w:fill="E8EEF5"/>
+            <w:tcMar>
+              <w:top w:w="90" w:type="dxa"/>
+              <w:start w:w="110" w:type="dxa"/>
+              <w:bottom w:w="90" w:type="dxa"/>
+              <w:end w:w="110" w:type="dxa"/>
+            </w:tcMar>
+            <w:vAlign w:val="center"/>
+          </w:tcPr>
+          <w:p>
+            <w:pPr>
+              <w:jc w:val="center"/>
+            </w:pPr>
+            <w:r>
+              <w:rPr>
+                <w:b/>
+                <w:color w:val="17324D"/>
+                <w:sz w:val="16"/>
+              </w:rPr>
+              <w:t>Growth A/Q</w:t>
+            </w:r>
+          </w:p>
+        </w:tc>
+        <w:tc>
+          <w:tcPr>
+            <w:tcW w:type="dxa" w:w="1440"/>
+            <w:shd w:fill="E8EEF5"/>
+            <w:tcMar>
+              <w:top w:w="90" w:type="dxa"/>
+              <w:start w:w="110" w:type="dxa"/>
+              <w:bottom w:w="90" w:type="dxa"/>
+              <w:end w:w="110" w:type="dxa"/>
+            </w:tcMar>
+            <w:vAlign w:val="center"/>
+          </w:tcPr>
+          <w:p>
+            <w:pPr>
+              <w:jc w:val="center"/>
+            </w:pPr>
+            <w:r>
+              <w:rPr>
+                <w:b/>
+                <w:color w:val="17324D"/>
+                <w:sz w:val="16"/>
+              </w:rPr>
+              <w:t>Periods A/Q</w:t>
+            </w:r>
+          </w:p>
+        </w:tc>
+        <w:tc>
+          <w:tcPr>
+            <w:tcW w:type="dxa" w:w="1440"/>
+            <w:shd w:fill="E8EEF5"/>
+            <w:tcMar>
+              <w:top w:w="90" w:type="dxa"/>
+              <w:start w:w="110" w:type="dxa"/>
+              <w:bottom w:w="90" w:type="dxa"/>
+              <w:end w:w="110" w:type="dxa"/>
+            </w:tcMar>
+            <w:vAlign w:val="center"/>
+          </w:tcPr>
+          <w:p>
+            <w:pPr>
+              <w:jc w:val="center"/>
+            </w:pPr>
+            <w:r>
+              <w:rPr>
+                <w:b/>
+                <w:color w:val="17324D"/>
+                <w:sz w:val="16"/>
+              </w:rPr>
+              <w:t>Volume</w:t>
+            </w:r>
+          </w:p>
+        </w:tc>
+        <w:tc>
+          <w:tcPr>
+            <w:tcW w:type="dxa" w:w="792"/>
+            <w:shd w:fill="E8EEF5"/>
+            <w:tcMar>
+              <w:top w:w="90" w:type="dxa"/>
+              <w:start w:w="110" w:type="dxa"/>
+              <w:bottom w:w="90" w:type="dxa"/>
+              <w:end w:w="110" w:type="dxa"/>
+            </w:tcMar>
+            <w:vAlign w:val="center"/>
+          </w:tcPr>
+          <w:p>
+            <w:pPr>
+              <w:jc w:val="center"/>
+            </w:pPr>
+            <w:r>
+              <w:rPr>
+                <w:b/>
+                <w:color w:val="17324D"/>
+                <w:sz w:val="16"/>
+              </w:rPr>
+              <w:t>A-F</w:t>
+            </w:r>
+          </w:p>
+        </w:tc>
+        <w:tc>
+          <w:tcPr>
+            <w:tcW w:type="dxa" w:w="792"/>
+            <w:shd w:fill="E8EEF5"/>
+            <w:tcMar>
+              <w:top w:w="90" w:type="dxa"/>
+              <w:start w:w="110" w:type="dxa"/>
+              <w:bottom w:w="90" w:type="dxa"/>
+              <w:end w:w="110" w:type="dxa"/>
+            </w:tcMar>
+            <w:vAlign w:val="center"/>
+          </w:tcPr>
+          <w:p>
+            <w:pPr>
+              <w:jc w:val="center"/>
+            </w:pPr>
+            <w:r>
+              <w:rPr>
+                <w:b/>
+                <w:color w:val="17324D"/>
+                <w:sz w:val="16"/>
+              </w:rPr>
+              <w:t>A-H</w:t>
+            </w:r>
+          </w:p>
+        </w:tc>
+        <w:tc>
+          <w:tcPr>
+            <w:tcW w:type="dxa" w:w="864"/>
+            <w:shd w:fill="E8EEF5"/>
+            <w:tcMar>
+              <w:top w:w="90" w:type="dxa"/>
+              <w:start w:w="110" w:type="dxa"/>
+              <w:bottom w:w="90" w:type="dxa"/>
+              <w:end w:w="110" w:type="dxa"/>
+            </w:tcMar>
+            <w:vAlign w:val="center"/>
+          </w:tcPr>
+          <w:p>
+            <w:pPr>
+              <w:jc w:val="center"/>
+            </w:pPr>
+            <w:r>
+              <w:rPr>
+                <w:b/>
+                <w:color w:val="17324D"/>
+                <w:sz w:val="16"/>
+              </w:rPr>
+              <w:t>Total</w:t>
+            </w:r>
+          </w:p>
+        </w:tc>
+      </w:tr>
+      <w:tr>
+        <w:tc>
+          <w:tcPr>
+            <w:tcW w:type="dxa" w:w="648"/>
+            <w:tcMar>
+              <w:top w:w="90" w:type="dxa"/>
+              <w:start w:w="110" w:type="dxa"/>
+              <w:bottom w:w="90" w:type="dxa"/>
+              <w:end w:w="110" w:type="dxa"/>
+            </w:tcMar>
+            <w:vAlign w:val="center"/>
+          </w:tcPr>
+          <w:p>
+            <w:pPr>
+              <w:jc w:val="left"/>
+            </w:pPr>
+            <w:r>
+              <w:rPr>
+                <w:sz w:val="16"/>
+              </w:rPr>
+              <w:t>46</w:t>
+            </w:r>
+          </w:p>
+        </w:tc>
+        <w:tc>
+          <w:tcPr>
+            <w:tcW w:type="dxa" w:w="1296"/>
+            <w:tcMar>
+              <w:top w:w="90" w:type="dxa"/>
+              <w:start w:w="110" w:type="dxa"/>
+              <w:bottom w:w="90" w:type="dxa"/>
+              <w:end w:w="110" w:type="dxa"/>
+            </w:tcMar>
+            <w:vAlign w:val="center"/>
+          </w:tcPr>
+          <w:p>
+            <w:pPr>
+              <w:jc w:val="center"/>
+            </w:pPr>
+            <w:r>
+              <w:rPr>
+                <w:sz w:val="16"/>
+              </w:rPr>
+              <w:t>2/2</w:t>
+            </w:r>
+          </w:p>
+        </w:tc>
+        <w:tc>
+          <w:tcPr>
+            <w:tcW w:type="dxa" w:w="1440"/>
+            <w:tcMar>
+              <w:top w:w="90" w:type="dxa"/>
+              <w:start w:w="110" w:type="dxa"/>
+              <w:bottom w:w="90" w:type="dxa"/>
+              <w:end w:w="110" w:type="dxa"/>
+            </w:tcMar>
+            <w:vAlign w:val="center"/>
+          </w:tcPr>
+          <w:p>
+            <w:pPr>
+              <w:jc w:val="center"/>
+            </w:pPr>
+            <w:r>
+              <w:rPr>
+                <w:sz w:val="16"/>
+              </w:rPr>
+              <w:t>3/4</w:t>
+            </w:r>
+          </w:p>
+        </w:tc>
+        <w:tc>
+          <w:tcPr>
+            <w:tcW w:type="dxa" w:w="1440"/>
+            <w:tcMar>
+              <w:top w:w="90" w:type="dxa"/>
+              <w:start w:w="110" w:type="dxa"/>
+              <w:bottom w:w="90" w:type="dxa"/>
+              <w:end w:w="110" w:type="dxa"/>
+            </w:tcMar>
+            <w:vAlign w:val="center"/>
+          </w:tcPr>
+          <w:p>
+            <w:pPr>
+              <w:jc w:val="center"/>
+            </w:pPr>
+            <w:r>
+              <w:rPr>
+                <w:sz w:val="16"/>
+              </w:rPr>
+              <w:t>4x/3d</w:t>
+            </w:r>
+          </w:p>
+        </w:tc>
+        <w:tc>
+          <w:tcPr>
+            <w:tcW w:type="dxa" w:w="792"/>
+            <w:tcMar>
+              <w:top w:w="90" w:type="dxa"/>
+              <w:start w:w="110" w:type="dxa"/>
+              <w:bottom w:w="90" w:type="dxa"/>
+              <w:end w:w="110" w:type="dxa"/>
+            </w:tcMar>
+            <w:vAlign w:val="center"/>
+          </w:tcPr>
+          <w:p>
+            <w:pPr>
+              <w:jc w:val="center"/>
+            </w:pPr>
+            <w:r>
+              <w:rPr>
+                <w:sz w:val="16"/>
+              </w:rPr>
+              <w:t>1</w:t>
+            </w:r>
+          </w:p>
+        </w:tc>
+        <w:tc>
+          <w:tcPr>
+            <w:tcW w:type="dxa" w:w="792"/>
+            <w:tcMar>
+              <w:top w:w="90" w:type="dxa"/>
+              <w:start w:w="110" w:type="dxa"/>
+              <w:bottom w:w="90" w:type="dxa"/>
+              <w:end w:w="110" w:type="dxa"/>
+            </w:tcMar>
+            <w:vAlign w:val="center"/>
+          </w:tcPr>
+          <w:p>
+            <w:pPr>
+              <w:jc w:val="center"/>
+            </w:pPr>
+            <w:r>
+              <w:rPr>
+                <w:sz w:val="16"/>
+              </w:rPr>
+              <w:t>1</w:t>
+            </w:r>
+          </w:p>
+        </w:tc>
+        <w:tc>
+          <w:tcPr>
+            <w:tcW w:type="dxa" w:w="864"/>
+            <w:tcMar>
+              <w:top w:w="90" w:type="dxa"/>
+              <w:start w:w="110" w:type="dxa"/>
+              <w:bottom w:w="90" w:type="dxa"/>
+              <w:end w:w="110" w:type="dxa"/>
+            </w:tcMar>
+            <w:vAlign w:val="center"/>
+          </w:tcPr>
+          <w:p>
+            <w:pPr>
+              <w:jc w:val="center"/>
+            </w:pPr>
+            <w:r>
+              <w:rPr>
+                <w:sz w:val="16"/>
+              </w:rPr>
+              <w:t>2</w:t>
+            </w:r>
+          </w:p>
+        </w:tc>
+      </w:tr>
+      <w:tr>
+        <w:tc>
+          <w:tcPr>
+            <w:tcW w:type="dxa" w:w="648"/>
+            <w:tcMar>
+              <w:top w:w="90" w:type="dxa"/>
+              <w:start w:w="110" w:type="dxa"/>
+              <w:bottom w:w="90" w:type="dxa"/>
+              <w:end w:w="110" w:type="dxa"/>
+            </w:tcMar>
+            <w:vAlign w:val="center"/>
+            <w:shd w:fill="FAFBFC"/>
+          </w:tcPr>
+          <w:p>
+            <w:pPr>
+              <w:jc w:val="left"/>
+            </w:pPr>
+            <w:r>
+              <w:rPr>
+                <w:sz w:val="16"/>
+              </w:rPr>
+              <w:t>47</w:t>
+            </w:r>
+          </w:p>
+        </w:tc>
+        <w:tc>
+          <w:tcPr>
+            <w:tcW w:type="dxa" w:w="1296"/>
+            <w:tcMar>
+              <w:top w:w="90" w:type="dxa"/>
+              <w:start w:w="110" w:type="dxa"/>
+              <w:bottom w:w="90" w:type="dxa"/>
+              <w:end w:w="110" w:type="dxa"/>
+            </w:tcMar>
+            <w:vAlign w:val="center"/>
+            <w:shd w:fill="FAFBFC"/>
+          </w:tcPr>
+          <w:p>
+            <w:pPr>
+              <w:jc w:val="center"/>
+            </w:pPr>
+            <w:r>
+              <w:rPr>
+                <w:sz w:val="16"/>
+              </w:rPr>
+              <w:t>2/2</w:t>
+            </w:r>
+          </w:p>
+        </w:tc>
+        <w:tc>
+          <w:tcPr>
+            <w:tcW w:type="dxa" w:w="1440"/>
+            <w:tcMar>
+              <w:top w:w="90" w:type="dxa"/>
+              <w:start w:w="110" w:type="dxa"/>
+              <w:bottom w:w="90" w:type="dxa"/>
+              <w:end w:w="110" w:type="dxa"/>
+            </w:tcMar>
+            <w:vAlign w:val="center"/>
+            <w:shd w:fill="FAFBFC"/>
+          </w:tcPr>
+          <w:p>
+            <w:pPr>
+              <w:jc w:val="center"/>
+            </w:pPr>
+            <w:r>
+              <w:rPr>
+                <w:sz w:val="16"/>
+              </w:rPr>
+              <w:t>3/4</w:t>
+            </w:r>
+          </w:p>
+        </w:tc>
+        <w:tc>
+          <w:tcPr>
+            <w:tcW w:type="dxa" w:w="1440"/>
+            <w:tcMar>
+              <w:top w:w="90" w:type="dxa"/>
+              <w:start w:w="110" w:type="dxa"/>
+              <w:bottom w:w="90" w:type="dxa"/>
+              <w:end w:w="110" w:type="dxa"/>
+            </w:tcMar>
+            <w:vAlign w:val="center"/>
+            <w:shd w:fill="FAFBFC"/>
+          </w:tcPr>
+          <w:p>
+            <w:pPr>
+              <w:jc w:val="center"/>
+            </w:pPr>
+            <w:r>
+              <w:rPr>
+                <w:sz w:val="16"/>
+              </w:rPr>
+              <w:t>5x/2d</w:t>
+            </w:r>
+          </w:p>
+        </w:tc>
+        <w:tc>
+          <w:tcPr>
+            <w:tcW w:type="dxa" w:w="792"/>
+            <w:tcMar>
+              <w:top w:w="90" w:type="dxa"/>
+              <w:start w:w="110" w:type="dxa"/>
+              <w:bottom w:w="90" w:type="dxa"/>
+              <w:end w:w="110" w:type="dxa"/>
+            </w:tcMar>
+            <w:vAlign w:val="center"/>
+            <w:shd w:fill="FAFBFC"/>
+          </w:tcPr>
+          <w:p>
+            <w:pPr>
+              <w:jc w:val="center"/>
+            </w:pPr>
+            <w:r>
+              <w:rPr>
+                <w:sz w:val="16"/>
+              </w:rPr>
+              <w:t>1</w:t>
+            </w:r>
+          </w:p>
+        </w:tc>
+        <w:tc>
+          <w:tcPr>
+            <w:tcW w:type="dxa" w:w="792"/>
+            <w:tcMar>
+              <w:top w:w="90" w:type="dxa"/>
+              <w:start w:w="110" w:type="dxa"/>
+              <w:bottom w:w="90" w:type="dxa"/>
+              <w:end w:w="110" w:type="dxa"/>
+            </w:tcMar>
+            <w:vAlign w:val="center"/>
+            <w:shd w:fill="FAFBFC"/>
+          </w:tcPr>
+          <w:p>
+            <w:pPr>
+              <w:jc w:val="center"/>
+            </w:pPr>
+            <w:r>
+              <w:rPr>
+                <w:sz w:val="16"/>
+              </w:rPr>
+              <w:t>1</w:t>
+            </w:r>
+          </w:p>
+        </w:tc>
+        <w:tc>
+          <w:tcPr>
+            <w:tcW w:type="dxa" w:w="864"/>
+            <w:tcMar>
+              <w:top w:w="90" w:type="dxa"/>
+              <w:start w:w="110" w:type="dxa"/>
+              <w:bottom w:w="90" w:type="dxa"/>
+              <w:end w:w="110" w:type="dxa"/>
+            </w:tcMar>
+            <w:vAlign w:val="center"/>
+            <w:shd w:fill="FAFBFC"/>
+          </w:tcPr>
+          <w:p>
+            <w:pPr>
+              <w:jc w:val="center"/>
+            </w:pPr>
+            <w:r>
+              <w:rPr>
+                <w:sz w:val="16"/>
+              </w:rPr>
+              <w:t>2</w:t>
+            </w:r>
+          </w:p>
+        </w:tc>
+      </w:tr>
+      <w:tr>
+        <w:tc>
+          <w:tcPr>
+            <w:tcW w:type="dxa" w:w="648"/>
+            <w:tcMar>
+              <w:top w:w="90" w:type="dxa"/>
+              <w:start w:w="110" w:type="dxa"/>
+              <w:bottom w:w="90" w:type="dxa"/>
+              <w:end w:w="110" w:type="dxa"/>
+            </w:tcMar>
+            <w:vAlign w:val="center"/>
+          </w:tcPr>
+          <w:p>
+            <w:pPr>
+              <w:jc w:val="left"/>
+            </w:pPr>
+            <w:r>
+              <w:rPr>
+                <w:sz w:val="16"/>
+              </w:rPr>
+              <w:t>48</w:t>
+            </w:r>
+          </w:p>
+        </w:tc>
+        <w:tc>
+          <w:tcPr>
+            <w:tcW w:type="dxa" w:w="1296"/>
+            <w:tcMar>
+              <w:top w:w="90" w:type="dxa"/>
+              <w:start w:w="110" w:type="dxa"/>
+              <w:bottom w:w="90" w:type="dxa"/>
+              <w:end w:w="110" w:type="dxa"/>
+            </w:tcMar>
+            <w:vAlign w:val="center"/>
+          </w:tcPr>
+          <w:p>
+            <w:pPr>
+              <w:jc w:val="center"/>
+            </w:pPr>
+            <w:r>
+              <w:rPr>
+                <w:sz w:val="16"/>
+              </w:rPr>
+              <w:t>2/2</w:t>
+            </w:r>
+          </w:p>
+        </w:tc>
+        <w:tc>
+          <w:tcPr>
+            <w:tcW w:type="dxa" w:w="1440"/>
+            <w:tcMar>
+              <w:top w:w="90" w:type="dxa"/>
+              <w:start w:w="110" w:type="dxa"/>
+              <w:bottom w:w="90" w:type="dxa"/>
+              <w:end w:w="110" w:type="dxa"/>
+            </w:tcMar>
+            <w:vAlign w:val="center"/>
+          </w:tcPr>
+          <w:p>
+            <w:pPr>
+              <w:jc w:val="center"/>
+            </w:pPr>
+            <w:r>
+              <w:rPr>
+                <w:sz w:val="16"/>
+              </w:rPr>
+              <w:t>3/4</w:t>
+            </w:r>
+          </w:p>
+        </w:tc>
+        <w:tc>
+          <w:tcPr>
+            <w:tcW w:type="dxa" w:w="1440"/>
+            <w:tcMar>
+              <w:top w:w="90" w:type="dxa"/>
+              <w:start w:w="110" w:type="dxa"/>
+              <w:bottom w:w="90" w:type="dxa"/>
+              <w:end w:w="110" w:type="dxa"/>
+            </w:tcMar>
+            <w:vAlign w:val="center"/>
+          </w:tcPr>
+          <w:p>
+            <w:pPr>
+              <w:jc w:val="center"/>
+            </w:pPr>
+            <w:r>
+              <w:rPr>
+                <w:sz w:val="16"/>
+              </w:rPr>
+              <w:t>5x/3d</w:t>
+            </w:r>
+          </w:p>
+        </w:tc>
+        <w:tc>
+          <w:tcPr>
+            <w:tcW w:type="dxa" w:w="792"/>
+            <w:tcMar>
+              <w:top w:w="90" w:type="dxa"/>
+              <w:start w:w="110" w:type="dxa"/>
+              <w:bottom w:w="90" w:type="dxa"/>
+              <w:end w:w="110" w:type="dxa"/>
+            </w:tcMar>
+            <w:vAlign w:val="center"/>
+          </w:tcPr>
+          <w:p>
+            <w:pPr>
+              <w:jc w:val="center"/>
+            </w:pPr>
+            <w:r>
+              <w:rPr>
+                <w:sz w:val="16"/>
+              </w:rPr>
+              <w:t>1</w:t>
+            </w:r>
+          </w:p>
+        </w:tc>
+        <w:tc>
+          <w:tcPr>
+            <w:tcW w:type="dxa" w:w="792"/>
+            <w:tcMar>
+              <w:top w:w="90" w:type="dxa"/>
+              <w:start w:w="110" w:type="dxa"/>
+              <w:bottom w:w="90" w:type="dxa"/>
+              <w:end w:w="110" w:type="dxa"/>
+            </w:tcMar>
+            <w:vAlign w:val="center"/>
+          </w:tcPr>
+          <w:p>
+            <w:pPr>
+              <w:jc w:val="center"/>
+            </w:pPr>
+            <w:r>
+              <w:rPr>
+                <w:sz w:val="16"/>
+              </w:rPr>
+              <w:t>1</w:t>
+            </w:r>
+          </w:p>
+        </w:tc>
+        <w:tc>
+          <w:tcPr>
+            <w:tcW w:type="dxa" w:w="864"/>
+            <w:tcMar>
+              <w:top w:w="90" w:type="dxa"/>
+              <w:start w:w="110" w:type="dxa"/>
+              <w:bottom w:w="90" w:type="dxa"/>
+              <w:end w:w="110" w:type="dxa"/>
+            </w:tcMar>
+            <w:vAlign w:val="center"/>
+          </w:tcPr>
+          <w:p>
+            <w:pPr>
+              <w:jc w:val="center"/>
+            </w:pPr>
+            <w:r>
+              <w:rPr>
+                <w:sz w:val="16"/>
+              </w:rPr>
+              <w:t>2</w:t>
+            </w:r>
+          </w:p>
+        </w:tc>
+      </w:tr>
+      <w:tr>
+        <w:tc>
+          <w:tcPr>
+            <w:tcW w:type="dxa" w:w="648"/>
+            <w:tcMar>
+              <w:top w:w="90" w:type="dxa"/>
+              <w:start w:w="110" w:type="dxa"/>
+              <w:bottom w:w="90" w:type="dxa"/>
+              <w:end w:w="110" w:type="dxa"/>
+            </w:tcMar>
+            <w:vAlign w:val="center"/>
+            <w:shd w:fill="FAFBFC"/>
+          </w:tcPr>
+          <w:p>
+            <w:pPr>
+              <w:jc w:val="left"/>
+            </w:pPr>
+            <w:r>
+              <w:rPr>
+                <w:sz w:val="16"/>
+              </w:rPr>
+              <w:t>87</w:t>
+            </w:r>
+          </w:p>
+        </w:tc>
+        <w:tc>
+          <w:tcPr>
+            <w:tcW w:type="dxa" w:w="1296"/>
+            <w:tcMar>
+              <w:top w:w="90" w:type="dxa"/>
+              <w:start w:w="110" w:type="dxa"/>
+              <w:bottom w:w="90" w:type="dxa"/>
+              <w:end w:w="110" w:type="dxa"/>
+            </w:tcMar>
+            <w:vAlign w:val="center"/>
+            <w:shd w:fill="FAFBFC"/>
+          </w:tcPr>
+          <w:p>
+            <w:pPr>
+              <w:jc w:val="center"/>
+            </w:pPr>
+            <w:r>
+              <w:rPr>
+                <w:sz w:val="16"/>
+              </w:rPr>
+              <w:t>2/3</w:t>
+            </w:r>
+          </w:p>
+        </w:tc>
+        <w:tc>
+          <w:tcPr>
+            <w:tcW w:type="dxa" w:w="1440"/>
+            <w:tcMar>
+              <w:top w:w="90" w:type="dxa"/>
+              <w:start w:w="110" w:type="dxa"/>
+              <w:bottom w:w="90" w:type="dxa"/>
+              <w:end w:w="110" w:type="dxa"/>
+            </w:tcMar>
+            <w:vAlign w:val="center"/>
+            <w:shd w:fill="FAFBFC"/>
+          </w:tcPr>
+          <w:p>
+            <w:pPr>
+              <w:jc w:val="center"/>
+            </w:pPr>
+            <w:r>
+              <w:rPr>
+                <w:sz w:val="16"/>
+              </w:rPr>
+              <w:t>3/3</w:t>
+            </w:r>
+          </w:p>
+        </w:tc>
+        <w:tc>
+          <w:tcPr>
+            <w:tcW w:type="dxa" w:w="1440"/>
+            <w:tcMar>
+              <w:top w:w="90" w:type="dxa"/>
+              <w:start w:w="110" w:type="dxa"/>
+              <w:bottom w:w="90" w:type="dxa"/>
+              <w:end w:w="110" w:type="dxa"/>
+            </w:tcMar>
+            <w:vAlign w:val="center"/>
+            <w:shd w:fill="FAFBFC"/>
+          </w:tcPr>
+          <w:p>
+            <w:pPr>
+              <w:jc w:val="center"/>
+            </w:pPr>
+            <w:r>
+              <w:rPr>
+                <w:sz w:val="16"/>
+              </w:rPr>
+              <w:t>5x/2d</w:t>
+            </w:r>
+          </w:p>
+        </w:tc>
+        <w:tc>
+          <w:tcPr>
+            <w:tcW w:type="dxa" w:w="792"/>
+            <w:tcMar>
+              <w:top w:w="90" w:type="dxa"/>
+              <w:start w:w="110" w:type="dxa"/>
+              <w:bottom w:w="90" w:type="dxa"/>
+              <w:end w:w="110" w:type="dxa"/>
+            </w:tcMar>
+            <w:vAlign w:val="center"/>
+            <w:shd w:fill="FAFBFC"/>
+          </w:tcPr>
+          <w:p>
+            <w:pPr>
+              <w:jc w:val="center"/>
+            </w:pPr>
+            <w:r>
+              <w:rPr>
+                <w:sz w:val="16"/>
+              </w:rPr>
+              <w:t>1</w:t>
+            </w:r>
+          </w:p>
+        </w:tc>
+        <w:tc>
+          <w:tcPr>
+            <w:tcW w:type="dxa" w:w="792"/>
+            <w:tcMar>
+              <w:top w:w="90" w:type="dxa"/>
+              <w:start w:w="110" w:type="dxa"/>
+              <w:bottom w:w="90" w:type="dxa"/>
+              <w:end w:w="110" w:type="dxa"/>
+            </w:tcMar>
+            <w:vAlign w:val="center"/>
+            <w:shd w:fill="FAFBFC"/>
+          </w:tcPr>
+          <w:p>
+            <w:pPr>
+              <w:jc w:val="center"/>
+            </w:pPr>
+            <w:r>
+              <w:rPr>
+                <w:sz w:val="16"/>
+              </w:rPr>
+              <w:t>1</w:t>
+            </w:r>
+          </w:p>
+        </w:tc>
+        <w:tc>
+          <w:tcPr>
+            <w:tcW w:type="dxa" w:w="864"/>
+            <w:tcMar>
+              <w:top w:w="90" w:type="dxa"/>
+              <w:start w:w="110" w:type="dxa"/>
+              <w:bottom w:w="90" w:type="dxa"/>
+              <w:end w:w="110" w:type="dxa"/>
+            </w:tcMar>
+            <w:vAlign w:val="center"/>
+            <w:shd w:fill="FAFBFC"/>
+          </w:tcPr>
+          <w:p>
+            <w:pPr>
+              <w:jc w:val="center"/>
+            </w:pPr>
+            <w:r>
+              <w:rPr>
+                <w:sz w:val="16"/>
+              </w:rPr>
+              <w:t>2</w:t>
+            </w:r>
+          </w:p>
+        </w:tc>
+      </w:tr>
+      <w:tr>
+        <w:tc>
+          <w:tcPr>
+            <w:tcW w:type="dxa" w:w="648"/>
+            <w:tcMar>
+              <w:top w:w="90" w:type="dxa"/>
+              <w:start w:w="110" w:type="dxa"/>
+              <w:bottom w:w="90" w:type="dxa"/>
+              <w:end w:w="110" w:type="dxa"/>
+            </w:tcMar>
+            <w:vAlign w:val="center"/>
+          </w:tcPr>
+          <w:p>
+            <w:pPr>
+              <w:jc w:val="left"/>
+            </w:pPr>
+            <w:r>
+              <w:rPr>
+                <w:sz w:val="16"/>
+              </w:rPr>
               <w:t>88</w:t>
+            </w:r>
+          </w:p>
+        </w:tc>
+        <w:tc>
+          <w:tcPr>
+            <w:tcW w:type="dxa" w:w="1296"/>
+            <w:tcMar>
+              <w:top w:w="90" w:type="dxa"/>
+              <w:start w:w="110" w:type="dxa"/>
+              <w:bottom w:w="90" w:type="dxa"/>
+              <w:end w:w="110" w:type="dxa"/>
+            </w:tcMar>
+            <w:vAlign w:val="center"/>
+          </w:tcPr>
+          <w:p>
+            <w:pPr>
+              <w:jc w:val="center"/>
+            </w:pPr>
+            <w:r>
+              <w:rPr>
+                <w:sz w:val="16"/>
+              </w:rPr>
+              <w:t>2/3</w:t>
+            </w:r>
+          </w:p>
+        </w:tc>
+        <w:tc>
+          <w:tcPr>
+            <w:tcW w:type="dxa" w:w="1440"/>
+            <w:tcMar>
+              <w:top w:w="90" w:type="dxa"/>
+              <w:start w:w="110" w:type="dxa"/>
+              <w:bottom w:w="90" w:type="dxa"/>
+              <w:end w:w="110" w:type="dxa"/>
+            </w:tcMar>
+            <w:vAlign w:val="center"/>
+          </w:tcPr>
+          <w:p>
+            <w:pPr>
+              <w:jc w:val="center"/>
+            </w:pPr>
+            <w:r>
+              <w:rPr>
+                <w:sz w:val="16"/>
+              </w:rPr>
+              <w:t>3/3</w:t>
+            </w:r>
+          </w:p>
+        </w:tc>
+        <w:tc>
+          <w:tcPr>
+            <w:tcW w:type="dxa" w:w="1440"/>
+            <w:tcMar>
+              <w:top w:w="90" w:type="dxa"/>
+              <w:start w:w="110" w:type="dxa"/>
+              <w:bottom w:w="90" w:type="dxa"/>
+              <w:end w:w="110" w:type="dxa"/>
+            </w:tcMar>
+            <w:vAlign w:val="center"/>
+          </w:tcPr>
+          <w:p>
+            <w:pPr>
+              <w:jc w:val="center"/>
+            </w:pPr>
+            <w:r>
+              <w:rPr>
+                <w:sz w:val="16"/>
+              </w:rPr>
+              <w:t>5x/3d</w:t>
+            </w:r>
+          </w:p>
+        </w:tc>
+        <w:tc>
+          <w:tcPr>
+            <w:tcW w:type="dxa" w:w="792"/>
+            <w:tcMar>
+              <w:top w:w="90" w:type="dxa"/>
+              <w:start w:w="110" w:type="dxa"/>
+              <w:bottom w:w="90" w:type="dxa"/>
+              <w:end w:w="110" w:type="dxa"/>
+            </w:tcMar>
+            <w:vAlign w:val="center"/>
+          </w:tcPr>
+          <w:p>
+            <w:pPr>
+              <w:jc w:val="center"/>
+            </w:pPr>
+            <w:r>
+              <w:rPr>
+                <w:sz w:val="16"/>
+              </w:rPr>
+              <w:t>1</w:t>
+            </w:r>
+          </w:p>
+        </w:tc>
+        <w:tc>
+          <w:tcPr>
+            <w:tcW w:type="dxa" w:w="792"/>
+            <w:tcMar>
+              <w:top w:w="90" w:type="dxa"/>
+              <w:start w:w="110" w:type="dxa"/>
+              <w:bottom w:w="90" w:type="dxa"/>
+              <w:end w:w="110" w:type="dxa"/>
+            </w:tcMar>
+            <w:vAlign w:val="center"/>
+          </w:tcPr>
+          <w:p>
+            <w:pPr>
+              <w:jc w:val="center"/>
+            </w:pPr>
+            <w:r>
+              <w:rPr>
+                <w:sz w:val="16"/>
+              </w:rPr>
+              <w:t>1</w:t>
+            </w:r>
+          </w:p>
+        </w:tc>
+        <w:tc>
+          <w:tcPr>
+            <w:tcW w:type="dxa" w:w="864"/>
+            <w:tcMar>
+              <w:top w:w="90" w:type="dxa"/>
+              <w:start w:w="110" w:type="dxa"/>
+              <w:bottom w:w="90" w:type="dxa"/>
+              <w:end w:w="110" w:type="dxa"/>
+            </w:tcMar>
+            <w:vAlign w:val="center"/>
+          </w:tcPr>
+          <w:p>
+            <w:pPr>
+              <w:jc w:val="center"/>
+            </w:pPr>
+            <w:r>
+              <w:rPr>
+                <w:sz w:val="16"/>
+              </w:rPr>
+              <w:t>2</w:t>
+            </w:r>
+          </w:p>
+        </w:tc>
+      </w:tr>
+      <w:tr>
+        <w:tc>
+          <w:tcPr>
+            <w:tcW w:type="dxa" w:w="648"/>
+            <w:tcMar>
+              <w:top w:w="90" w:type="dxa"/>
+              <w:start w:w="110" w:type="dxa"/>
+              <w:bottom w:w="90" w:type="dxa"/>
+              <w:end w:w="110" w:type="dxa"/>
+            </w:tcMar>
+            <w:vAlign w:val="center"/>
+            <w:shd w:fill="FAFBFC"/>
+          </w:tcPr>
+          <w:p>
+            <w:pPr>
+              <w:jc w:val="left"/>
+            </w:pPr>
+            <w:r>
+              <w:rPr>
+                <w:sz w:val="16"/>
+              </w:rPr>
+              <w:t>94</w:t>
+            </w:r>
+          </w:p>
+        </w:tc>
+        <w:tc>
+          <w:tcPr>
+            <w:tcW w:type="dxa" w:w="1296"/>
+            <w:tcMar>
+              <w:top w:w="90" w:type="dxa"/>
+              <w:start w:w="110" w:type="dxa"/>
+              <w:bottom w:w="90" w:type="dxa"/>
+              <w:end w:w="110" w:type="dxa"/>
+            </w:tcMar>
+            <w:vAlign w:val="center"/>
+            <w:shd w:fill="FAFBFC"/>
+          </w:tcPr>
+          <w:p>
+            <w:pPr>
+              <w:jc w:val="center"/>
+            </w:pPr>
+            <w:r>
+              <w:rPr>
+                <w:sz w:val="16"/>
+              </w:rPr>
+              <w:t>2/3</w:t>
+            </w:r>
+          </w:p>
+        </w:tc>
+        <w:tc>
+          <w:tcPr>
+            <w:tcW w:type="dxa" w:w="1440"/>
+            <w:tcMar>
+              <w:top w:w="90" w:type="dxa"/>
+              <w:start w:w="110" w:type="dxa"/>
+              <w:bottom w:w="90" w:type="dxa"/>
+              <w:end w:w="110" w:type="dxa"/>
+            </w:tcMar>
+            <w:vAlign w:val="center"/>
+            <w:shd w:fill="FAFBFC"/>
+          </w:tcPr>
+          <w:p>
+            <w:pPr>
+              <w:jc w:val="center"/>
+            </w:pPr>
+            <w:r>
+              <w:rPr>
+                <w:sz w:val="16"/>
+              </w:rPr>
+              <w:t>3/4</w:t>
+            </w:r>
+          </w:p>
+        </w:tc>
+        <w:tc>
+          <w:tcPr>
+            <w:tcW w:type="dxa" w:w="1440"/>
+            <w:tcMar>
+              <w:top w:w="90" w:type="dxa"/>
+              <w:start w:w="110" w:type="dxa"/>
+              <w:bottom w:w="90" w:type="dxa"/>
+              <w:end w:w="110" w:type="dxa"/>
+            </w:tcMar>
+            <w:vAlign w:val="center"/>
+            <w:shd w:fill="FAFBFC"/>
+          </w:tcPr>
+          <w:p>
+            <w:pPr>
+              <w:jc w:val="center"/>
+            </w:pPr>
+            <w:r>
+              <w:rPr>
+                <w:sz w:val="16"/>
+              </w:rPr>
+              <w:t>4x/3d</w:t>
+            </w:r>
+          </w:p>
+        </w:tc>
+        <w:tc>
+          <w:tcPr>
+            <w:tcW w:type="dxa" w:w="792"/>
+            <w:tcMar>
+              <w:top w:w="90" w:type="dxa"/>
+              <w:start w:w="110" w:type="dxa"/>
+              <w:bottom w:w="90" w:type="dxa"/>
+              <w:end w:w="110" w:type="dxa"/>
+            </w:tcMar>
+            <w:vAlign w:val="center"/>
+            <w:shd w:fill="FAFBFC"/>
+          </w:tcPr>
+          <w:p>
+            <w:pPr>
+              <w:jc w:val="center"/>
+            </w:pPr>
+            <w:r>
+              <w:rPr>
+                <w:sz w:val="16"/>
+              </w:rPr>
+              <w:t>1</w:t>
+            </w:r>
+          </w:p>
+        </w:tc>
+        <w:tc>
+          <w:tcPr>
+            <w:tcW w:type="dxa" w:w="792"/>
+            <w:tcMar>
+              <w:top w:w="90" w:type="dxa"/>
+              <w:start w:w="110" w:type="dxa"/>
+              <w:bottom w:w="90" w:type="dxa"/>
+              <w:end w:w="110" w:type="dxa"/>
+            </w:tcMar>
+            <w:vAlign w:val="center"/>
+            <w:shd w:fill="FAFBFC"/>
+          </w:tcPr>
+          <w:p>
+            <w:pPr>
+              <w:jc w:val="center"/>
+            </w:pPr>
+            <w:r>
+              <w:rPr>
+                <w:sz w:val="16"/>
+              </w:rPr>
+              <w:t>1</w:t>
+            </w:r>
+          </w:p>
+        </w:tc>
+        <w:tc>
+          <w:tcPr>
+            <w:tcW w:type="dxa" w:w="864"/>
+            <w:tcMar>
+              <w:top w:w="90" w:type="dxa"/>
+              <w:start w:w="110" w:type="dxa"/>
+              <w:bottom w:w="90" w:type="dxa"/>
+              <w:end w:w="110" w:type="dxa"/>
+            </w:tcMar>
+            <w:vAlign w:val="center"/>
+            <w:shd w:fill="FAFBFC"/>
+          </w:tcPr>
+          <w:p>
+            <w:pPr>
+              <w:jc w:val="center"/>
+            </w:pPr>
+            <w:r>
+              <w:rPr>
+                <w:sz w:val="16"/>
+              </w:rPr>
+              <w:t>2</w:t>
+            </w:r>
+          </w:p>
+        </w:tc>
+      </w:tr>
+      <w:tr>
+        <w:tc>
+          <w:tcPr>
+            <w:tcW w:type="dxa" w:w="648"/>
+            <w:tcMar>
+              <w:top w:w="90" w:type="dxa"/>
+              <w:start w:w="110" w:type="dxa"/>
+              <w:bottom w:w="90" w:type="dxa"/>
+              <w:end w:w="110" w:type="dxa"/>
+            </w:tcMar>
+            <w:vAlign w:val="center"/>
+          </w:tcPr>
+          <w:p>
+            <w:pPr>
+              <w:jc w:val="left"/>
+            </w:pPr>
+            <w:r>
+              <w:rPr>
+                <w:sz w:val="16"/>
+              </w:rPr>
+              <w:t>95</w:t>
+            </w:r>
+          </w:p>
+        </w:tc>
+        <w:tc>
+          <w:tcPr>
+            <w:tcW w:type="dxa" w:w="1296"/>
+            <w:tcMar>
+              <w:top w:w="90" w:type="dxa"/>
+              <w:start w:w="110" w:type="dxa"/>
+              <w:bottom w:w="90" w:type="dxa"/>
+              <w:end w:w="110" w:type="dxa"/>
+            </w:tcMar>
+            <w:vAlign w:val="center"/>
+          </w:tcPr>
+          <w:p>
+            <w:pPr>
+              <w:jc w:val="center"/>
+            </w:pPr>
+            <w:r>
+              <w:rPr>
+                <w:sz w:val="16"/>
+              </w:rPr>
+              <w:t>2/3</w:t>
+            </w:r>
+          </w:p>
+        </w:tc>
+        <w:tc>
+          <w:tcPr>
+            <w:tcW w:type="dxa" w:w="1440"/>
+            <w:tcMar>
+              <w:top w:w="90" w:type="dxa"/>
+              <w:start w:w="110" w:type="dxa"/>
+              <w:bottom w:w="90" w:type="dxa"/>
+              <w:end w:w="110" w:type="dxa"/>
+            </w:tcMar>
+            <w:vAlign w:val="center"/>
+          </w:tcPr>
+          <w:p>
+            <w:pPr>
+              <w:jc w:val="center"/>
+            </w:pPr>
+            <w:r>
+              <w:rPr>
+                <w:sz w:val="16"/>
+              </w:rPr>
+              <w:t>3/4</w:t>
+            </w:r>
+          </w:p>
+        </w:tc>
+        <w:tc>
+          <w:tcPr>
+            <w:tcW w:type="dxa" w:w="1440"/>
+            <w:tcMar>
+              <w:top w:w="90" w:type="dxa"/>
+              <w:start w:w="110" w:type="dxa"/>
+              <w:bottom w:w="90" w:type="dxa"/>
+              <w:end w:w="110" w:type="dxa"/>
+            </w:tcMar>
+            <w:vAlign w:val="center"/>
+          </w:tcPr>
+          <w:p>
+            <w:pPr>
+              <w:jc w:val="center"/>
+            </w:pPr>
+            <w:r>
+              <w:rPr>
+                <w:sz w:val="16"/>
+              </w:rPr>
+              <w:t>5x/2d</w:t>
+            </w:r>
+          </w:p>
+        </w:tc>
+        <w:tc>
+          <w:tcPr>
+            <w:tcW w:type="dxa" w:w="792"/>
+            <w:tcMar>
+              <w:top w:w="90" w:type="dxa"/>
+              <w:start w:w="110" w:type="dxa"/>
+              <w:bottom w:w="90" w:type="dxa"/>
+              <w:end w:w="110" w:type="dxa"/>
+            </w:tcMar>
+            <w:vAlign w:val="center"/>
+          </w:tcPr>
+          <w:p>
+            <w:pPr>
+              <w:jc w:val="center"/>
+            </w:pPr>
+            <w:r>
+              <w:rPr>
+                <w:sz w:val="16"/>
+              </w:rPr>
+              <w:t>1</w:t>
+            </w:r>
+          </w:p>
+        </w:tc>
+        <w:tc>
+          <w:tcPr>
+            <w:tcW w:type="dxa" w:w="792"/>
+            <w:tcMar>
+              <w:top w:w="90" w:type="dxa"/>
+              <w:start w:w="110" w:type="dxa"/>
+              <w:bottom w:w="90" w:type="dxa"/>
+              <w:end w:w="110" w:type="dxa"/>
+            </w:tcMar>
+            <w:vAlign w:val="center"/>
+          </w:tcPr>
+          <w:p>
+            <w:pPr>
+              <w:jc w:val="center"/>
+            </w:pPr>
+            <w:r>
+              <w:rPr>
+                <w:sz w:val="16"/>
+              </w:rPr>
+              <w:t>1</w:t>
+            </w:r>
+          </w:p>
+        </w:tc>
+        <w:tc>
+          <w:tcPr>
+            <w:tcW w:type="dxa" w:w="864"/>
+            <w:tcMar>
+              <w:top w:w="90" w:type="dxa"/>
+              <w:start w:w="110" w:type="dxa"/>
+              <w:bottom w:w="90" w:type="dxa"/>
+              <w:end w:w="110" w:type="dxa"/>
+            </w:tcMar>
+            <w:vAlign w:val="center"/>
+          </w:tcPr>
+          <w:p>
+            <w:pPr>
+              <w:jc w:val="center"/>
+            </w:pPr>
+            <w:r>
+              <w:rPr>
+                <w:sz w:val="16"/>
+              </w:rPr>
+              <w:t>2</w:t>
+            </w:r>
+          </w:p>
+        </w:tc>
+      </w:tr>
+      <w:tr>
+        <w:tc>
+          <w:tcPr>
+            <w:tcW w:type="dxa" w:w="648"/>
+            <w:tcMar>
+              <w:top w:w="90" w:type="dxa"/>
+              <w:start w:w="110" w:type="dxa"/>
+              <w:bottom w:w="90" w:type="dxa"/>
+              <w:end w:w="110" w:type="dxa"/>
+            </w:tcMar>
+            <w:vAlign w:val="center"/>
+            <w:shd w:fill="FAFBFC"/>
+          </w:tcPr>
+          <w:p>
+            <w:pPr>
+              <w:jc w:val="left"/>
+            </w:pPr>
+            <w:r>
+              <w:rPr>
+                <w:sz w:val="16"/>
+              </w:rPr>
+              <w:t>96</w:t>
+            </w:r>
+          </w:p>
+        </w:tc>
+        <w:tc>
+          <w:tcPr>
+            <w:tcW w:type="dxa" w:w="1296"/>
+            <w:tcMar>
+              <w:top w:w="90" w:type="dxa"/>
+              <w:start w:w="110" w:type="dxa"/>
+              <w:bottom w:w="90" w:type="dxa"/>
+              <w:end w:w="110" w:type="dxa"/>
+            </w:tcMar>
+            <w:vAlign w:val="center"/>
+            <w:shd w:fill="FAFBFC"/>
+          </w:tcPr>
+          <w:p>
+            <w:pPr>
+              <w:jc w:val="center"/>
+            </w:pPr>
+            <w:r>
+              <w:rPr>
+                <w:sz w:val="16"/>
+              </w:rPr>
+              <w:t>2/3</w:t>
+            </w:r>
+          </w:p>
+        </w:tc>
+        <w:tc>
+          <w:tcPr>
+            <w:tcW w:type="dxa" w:w="1440"/>
+            <w:tcMar>
+              <w:top w:w="90" w:type="dxa"/>
+              <w:start w:w="110" w:type="dxa"/>
+              <w:bottom w:w="90" w:type="dxa"/>
+              <w:end w:w="110" w:type="dxa"/>
+            </w:tcMar>
+            <w:vAlign w:val="center"/>
+            <w:shd w:fill="FAFBFC"/>
+          </w:tcPr>
+          <w:p>
+            <w:pPr>
+              <w:jc w:val="center"/>
+            </w:pPr>
+            <w:r>
+              <w:rPr>
+                <w:sz w:val="16"/>
+              </w:rPr>
+              <w:t>3/4</w:t>
+            </w:r>
+          </w:p>
+        </w:tc>
+        <w:tc>
+          <w:tcPr>
+            <w:tcW w:type="dxa" w:w="1440"/>
+            <w:tcMar>
+              <w:top w:w="90" w:type="dxa"/>
+              <w:start w:w="110" w:type="dxa"/>
+              <w:bottom w:w="90" w:type="dxa"/>
+              <w:end w:w="110" w:type="dxa"/>
+            </w:tcMar>
+            <w:vAlign w:val="center"/>
+            <w:shd w:fill="FAFBFC"/>
+          </w:tcPr>
+          <w:p>
+            <w:pPr>
+              <w:jc w:val="center"/>
+            </w:pPr>
+            <w:r>
+              <w:rPr>
+                <w:sz w:val="16"/>
+              </w:rPr>
+              <w:t>5x/3d</w:t>
+            </w:r>
+          </w:p>
+        </w:tc>
+        <w:tc>
+          <w:tcPr>
+            <w:tcW w:type="dxa" w:w="792"/>
+            <w:tcMar>
+              <w:top w:w="90" w:type="dxa"/>
+              <w:start w:w="110" w:type="dxa"/>
+              <w:bottom w:w="90" w:type="dxa"/>
+              <w:end w:w="110" w:type="dxa"/>
+            </w:tcMar>
+            <w:vAlign w:val="center"/>
+            <w:shd w:fill="FAFBFC"/>
+          </w:tcPr>
+          <w:p>
+            <w:pPr>
+              <w:jc w:val="center"/>
+            </w:pPr>
+            <w:r>
+              <w:rPr>
+                <w:sz w:val="16"/>
+              </w:rPr>
+              <w:t>1</w:t>
+            </w:r>
+          </w:p>
+        </w:tc>
+        <w:tc>
+          <w:tcPr>
+            <w:tcW w:type="dxa" w:w="792"/>
+            <w:tcMar>
+              <w:top w:w="90" w:type="dxa"/>
+              <w:start w:w="110" w:type="dxa"/>
+              <w:bottom w:w="90" w:type="dxa"/>
+              <w:end w:w="110" w:type="dxa"/>
+            </w:tcMar>
+            <w:vAlign w:val="center"/>
+            <w:shd w:fill="FAFBFC"/>
+          </w:tcPr>
+          <w:p>
+            <w:pPr>
+              <w:jc w:val="center"/>
+            </w:pPr>
+            <w:r>
+              <w:rPr>
+                <w:sz w:val="16"/>
+              </w:rPr>
+              <w:t>1</w:t>
+            </w:r>
+          </w:p>
+        </w:tc>
+        <w:tc>
+          <w:tcPr>
+            <w:tcW w:type="dxa" w:w="864"/>
+            <w:tcMar>
+              <w:top w:w="90" w:type="dxa"/>
+              <w:start w:w="110" w:type="dxa"/>
+              <w:bottom w:w="90" w:type="dxa"/>
+              <w:end w:w="110" w:type="dxa"/>
+            </w:tcMar>
+            <w:vAlign w:val="center"/>
+            <w:shd w:fill="FAFBFC"/>
+          </w:tcPr>
+          <w:p>
+            <w:pPr>
+              <w:jc w:val="center"/>
+            </w:pPr>
+            <w:r>
+              <w:rPr>
+                <w:sz w:val="16"/>
+              </w:rPr>
+              <w:t>2</w:t>
+            </w:r>
+          </w:p>
+        </w:tc>
+      </w:tr>
+      <w:tr>
+        <w:tc>
+          <w:tcPr>
+            <w:tcW w:type="dxa" w:w="648"/>
+            <w:tcMar>
+              <w:top w:w="90" w:type="dxa"/>
+              <w:start w:w="110" w:type="dxa"/>
+              <w:bottom w:w="90" w:type="dxa"/>
+              <w:end w:w="110" w:type="dxa"/>
+            </w:tcMar>
+            <w:vAlign w:val="center"/>
+          </w:tcPr>
+          <w:p>
+            <w:pPr>
+              <w:jc w:val="left"/>
+            </w:pPr>
+            <w:r>
+              <w:rPr>
+                <w:sz w:val="16"/>
+              </w:rPr>
+              <w:t>135</w:t>
+            </w:r>
+          </w:p>
+        </w:tc>
+        <w:tc>
+          <w:tcPr>
+            <w:tcW w:type="dxa" w:w="1296"/>
+            <w:tcMar>
+              <w:top w:w="90" w:type="dxa"/>
+              <w:start w:w="110" w:type="dxa"/>
+              <w:bottom w:w="90" w:type="dxa"/>
+              <w:end w:w="110" w:type="dxa"/>
+            </w:tcMar>
+            <w:vAlign w:val="center"/>
+          </w:tcPr>
+          <w:p>
+            <w:pPr>
+              <w:jc w:val="center"/>
+            </w:pPr>
+            <w:r>
+              <w:rPr>
+                <w:sz w:val="16"/>
+              </w:rPr>
+              <w:t>3/2</w:t>
+            </w:r>
+          </w:p>
+        </w:tc>
+        <w:tc>
+          <w:tcPr>
+            <w:tcW w:type="dxa" w:w="1440"/>
+            <w:tcMar>
+              <w:top w:w="90" w:type="dxa"/>
+              <w:start w:w="110" w:type="dxa"/>
+              <w:bottom w:w="90" w:type="dxa"/>
+              <w:end w:w="110" w:type="dxa"/>
+            </w:tcMar>
+            <w:vAlign w:val="center"/>
+          </w:tcPr>
+          <w:p>
+            <w:pPr>
+              <w:jc w:val="center"/>
+            </w:pPr>
+            <w:r>
+              <w:rPr>
+                <w:sz w:val="16"/>
+              </w:rPr>
+              <w:t>3/3</w:t>
+            </w:r>
+          </w:p>
+        </w:tc>
+        <w:tc>
+          <w:tcPr>
+            <w:tcW w:type="dxa" w:w="1440"/>
+            <w:tcMar>
+              <w:top w:w="90" w:type="dxa"/>
+              <w:start w:w="110" w:type="dxa"/>
+              <w:bottom w:w="90" w:type="dxa"/>
+              <w:end w:w="110" w:type="dxa"/>
+            </w:tcMar>
+            <w:vAlign w:val="center"/>
+          </w:tcPr>
+          <w:p>
+            <w:pPr>
+              <w:jc w:val="center"/>
+            </w:pPr>
+            <w:r>
+              <w:rPr>
+                <w:sz w:val="16"/>
+              </w:rPr>
+              <w:t>5x/2d</w:t>
+            </w:r>
+          </w:p>
+        </w:tc>
+        <w:tc>
+          <w:tcPr>
+            <w:tcW w:type="dxa" w:w="792"/>
+            <w:tcMar>
+              <w:top w:w="90" w:type="dxa"/>
+              <w:start w:w="110" w:type="dxa"/>
+              <w:bottom w:w="90" w:type="dxa"/>
+              <w:end w:w="110" w:type="dxa"/>
+            </w:tcMar>
+            <w:vAlign w:val="center"/>
+          </w:tcPr>
+          <w:p>
+            <w:pPr>
+              <w:jc w:val="center"/>
+            </w:pPr>
+            <w:r>
+              <w:rPr>
+                <w:sz w:val="16"/>
+              </w:rPr>
+              <w:t>1</w:t>
+            </w:r>
+          </w:p>
+        </w:tc>
+        <w:tc>
+          <w:tcPr>
+            <w:tcW w:type="dxa" w:w="792"/>
+            <w:tcMar>
+              <w:top w:w="90" w:type="dxa"/>
+              <w:start w:w="110" w:type="dxa"/>
+              <w:bottom w:w="90" w:type="dxa"/>
+              <w:end w:w="110" w:type="dxa"/>
+            </w:tcMar>
+            <w:vAlign w:val="center"/>
+          </w:tcPr>
+          <w:p>
+            <w:pPr>
+              <w:jc w:val="center"/>
+            </w:pPr>
+            <w:r>
+              <w:rPr>
+                <w:sz w:val="16"/>
+              </w:rPr>
+              <w:t>1</w:t>
+            </w:r>
+          </w:p>
+        </w:tc>
+        <w:tc>
+          <w:tcPr>
+            <w:tcW w:type="dxa" w:w="864"/>
+            <w:tcMar>
+              <w:top w:w="90" w:type="dxa"/>
+              <w:start w:w="110" w:type="dxa"/>
+              <w:bottom w:w="90" w:type="dxa"/>
+              <w:end w:w="110" w:type="dxa"/>
+            </w:tcMar>
+            <w:vAlign w:val="center"/>
+          </w:tcPr>
+          <w:p>
+            <w:pPr>
+              <w:jc w:val="center"/>
+            </w:pPr>
+            <w:r>
+              <w:rPr>
+                <w:sz w:val="16"/>
+              </w:rPr>
+              <w:t>2</w:t>
+            </w:r>
+          </w:p>
+        </w:tc>
+      </w:tr>
+      <w:tr>
+        <w:tc>
+          <w:tcPr>
+            <w:tcW w:type="dxa" w:w="648"/>
+            <w:tcMar>
+              <w:top w:w="90" w:type="dxa"/>
+              <w:start w:w="110" w:type="dxa"/>
+              <w:bottom w:w="90" w:type="dxa"/>
+              <w:end w:w="110" w:type="dxa"/>
+            </w:tcMar>
+            <w:vAlign w:val="center"/>
+            <w:shd w:fill="FAFBFC"/>
+          </w:tcPr>
+          <w:p>
+            <w:pPr>
+              <w:jc w:val="left"/>
+            </w:pPr>
+            <w:r>
+              <w:rPr>
+                <w:sz w:val="16"/>
+              </w:rPr>
+              <w:t>136</w:t>
+            </w:r>
+          </w:p>
+        </w:tc>
+        <w:tc>
+          <w:tcPr>
+            <w:tcW w:type="dxa" w:w="1296"/>
+            <w:tcMar>
+              <w:top w:w="90" w:type="dxa"/>
+              <w:start w:w="110" w:type="dxa"/>
+              <w:bottom w:w="90" w:type="dxa"/>
+              <w:end w:w="110" w:type="dxa"/>
+            </w:tcMar>
+            <w:vAlign w:val="center"/>
+            <w:shd w:fill="FAFBFC"/>
+          </w:tcPr>
+          <w:p>
+            <w:pPr>
+              <w:jc w:val="center"/>
+            </w:pPr>
+            <w:r>
+              <w:rPr>
+                <w:sz w:val="16"/>
+              </w:rPr>
+              <w:t>3/2</w:t>
+            </w:r>
+          </w:p>
+        </w:tc>
+        <w:tc>
+          <w:tcPr>
+            <w:tcW w:type="dxa" w:w="1440"/>
+            <w:tcMar>
+              <w:top w:w="90" w:type="dxa"/>
+              <w:start w:w="110" w:type="dxa"/>
+              <w:bottom w:w="90" w:type="dxa"/>
+              <w:end w:w="110" w:type="dxa"/>
+            </w:tcMar>
+            <w:vAlign w:val="center"/>
+            <w:shd w:fill="FAFBFC"/>
+          </w:tcPr>
+          <w:p>
+            <w:pPr>
+              <w:jc w:val="center"/>
+            </w:pPr>
+            <w:r>
+              <w:rPr>
+                <w:sz w:val="16"/>
+              </w:rPr>
+              <w:t>3/3</w:t>
+            </w:r>
+          </w:p>
+        </w:tc>
+        <w:tc>
+          <w:tcPr>
+            <w:tcW w:type="dxa" w:w="1440"/>
+            <w:tcMar>
+              <w:top w:w="90" w:type="dxa"/>
+              <w:start w:w="110" w:type="dxa"/>
+              <w:bottom w:w="90" w:type="dxa"/>
+              <w:end w:w="110" w:type="dxa"/>
+            </w:tcMar>
+            <w:vAlign w:val="center"/>
+            <w:shd w:fill="FAFBFC"/>
+          </w:tcPr>
+          <w:p>
+            <w:pPr>
+              <w:jc w:val="center"/>
+            </w:pPr>
+            <w:r>
+              <w:rPr>
+                <w:sz w:val="16"/>
+              </w:rPr>
+              <w:t>5x/3d</w:t>
+            </w:r>
+          </w:p>
+        </w:tc>
+        <w:tc>
+          <w:tcPr>
+            <w:tcW w:type="dxa" w:w="792"/>
+            <w:tcMar>
+              <w:top w:w="90" w:type="dxa"/>
+              <w:start w:w="110" w:type="dxa"/>
+              <w:bottom w:w="90" w:type="dxa"/>
+              <w:end w:w="110" w:type="dxa"/>
+            </w:tcMar>
+            <w:vAlign w:val="center"/>
+            <w:shd w:fill="FAFBFC"/>
+          </w:tcPr>
+          <w:p>
+            <w:pPr>
+              <w:jc w:val="center"/>
+            </w:pPr>
+            <w:r>
+              <w:rPr>
+                <w:sz w:val="16"/>
+              </w:rPr>
+              <w:t>1</w:t>
+            </w:r>
+          </w:p>
+        </w:tc>
+        <w:tc>
+          <w:tcPr>
+            <w:tcW w:type="dxa" w:w="792"/>
+            <w:tcMar>
+              <w:top w:w="90" w:type="dxa"/>
+              <w:start w:w="110" w:type="dxa"/>
+              <w:bottom w:w="90" w:type="dxa"/>
+              <w:end w:w="110" w:type="dxa"/>
+            </w:tcMar>
+            <w:vAlign w:val="center"/>
+            <w:shd w:fill="FAFBFC"/>
+          </w:tcPr>
+          <w:p>
+            <w:pPr>
+              <w:jc w:val="center"/>
+            </w:pPr>
+            <w:r>
+              <w:rPr>
+                <w:sz w:val="16"/>
+              </w:rPr>
+              <w:t>1</w:t>
+            </w:r>
+          </w:p>
+        </w:tc>
+        <w:tc>
+          <w:tcPr>
+            <w:tcW w:type="dxa" w:w="864"/>
+            <w:tcMar>
+              <w:top w:w="90" w:type="dxa"/>
+              <w:start w:w="110" w:type="dxa"/>
+              <w:bottom w:w="90" w:type="dxa"/>
+              <w:end w:w="110" w:type="dxa"/>
+            </w:tcMar>
+            <w:vAlign w:val="center"/>
+            <w:shd w:fill="FAFBFC"/>
+          </w:tcPr>
+          <w:p>
+            <w:pPr>
+              <w:jc w:val="center"/>
+            </w:pPr>
+            <w:r>
+              <w:rPr>
+                <w:sz w:val="16"/>
+              </w:rPr>
+              <w:t>2</w:t>
             </w:r>
           </w:p>
         </w:tc>
@@ -3515,7 +6521,7 @@
               <w:rPr>
                 <w:sz w:val="16"/>
               </w:rPr>
-              <w:t>92 / 23</w:t>
+              <w:t>92 / 47</w:t>
             </w:r>
           </w:p>
         </w:tc>
@@ -3636,7 +6642,7 @@
               <w:rPr>
                 <w:sz w:val="16"/>
               </w:rPr>
-              <w:t>36 / 13</w:t>
+              <w:t>36 / 18</w:t>
             </w:r>
           </w:p>
         </w:tc>
@@ -3660,7 +6666,7 @@
               <w:rPr>
                 <w:sz w:val="16"/>
               </w:rPr>
-              <w:t>Meaningfully stricter while retaining A-H coverage.</w:t>
+              <w:t>Stricter volume comparator.</w:t>
             </w:r>
           </w:p>
         </w:tc>
@@ -3754,7 +6760,7 @@
               <w:rPr>
                 <w:sz w:val="16"/>
               </w:rPr>
-              <w:t>9 / 2</w:t>
+              <w:t>9 / 7</w:t>
             </w:r>
           </w:p>
         </w:tc>
@@ -3777,7 +6783,7 @@
               <w:rPr>
                 <w:sz w:val="16"/>
               </w:rPr>
-              <w:t>Small sample; useful only as a high-conviction comparator.</w:t>
+              <w:t>High-conviction, smaller-sample comparator.</w:t>
             </w:r>
           </w:p>
         </w:tc>
@@ -3875,7 +6881,7 @@
               <w:rPr>
                 <w:sz w:val="16"/>
               </w:rPr>
-              <w:t>33 / 7</w:t>
+              <w:t>33 / 18</w:t>
             </w:r>
           </w:p>
         </w:tc>
@@ -3899,7 +6905,7 @@
               <w:rPr>
                 <w:sz w:val="16"/>
               </w:rPr>
-              <w:t>Longer fundamental history with usable sample size.</w:t>
+              <w:t>Longer fundamental-history comparator.</w:t>
             </w:r>
           </w:p>
         </w:tc>
@@ -4023,7 +7029,7 @@
         <w:pStyle w:val="ListBullet"/>
       </w:pPr>
       <w:r>
-        <w:t>Fundamental histories use `datadate &lt;= selected_date`; actual public filing-availability dates are unavailable, so some look-ahead-bias risk remains.</w:t>
+        <w:t>Fundamental histories use `datadate &lt;= signal_date`; actual public filing-availability dates are unavailable, so some look-ahead-bias risk remains.</w:t>
       </w:r>
     </w:p>
     <w:p>
@@ -4057,7 +7063,7 @@
       <w:rPr>
         <w:sz w:val="17"/>
       </w:rPr>
-      <w:t>Generated June 9, 2026</w:t>
+      <w:t>Generated June 10, 2026</w:t>
     </w:r>
   </w:p>
 </w:ftr>

--- a/backtest_lab/reports/backtest_parameter_comparison_report.docx
+++ b/backtest_lab/reports/backtest_parameter_comparison_report.docx
@@ -35,7 +35,7 @@
         <w:t xml:space="preserve">Evaluation window: </w:t>
       </w:r>
       <w:r>
-        <w:t xml:space="preserve">2022-01-26 to 2026-06-05  |  </w:t>
+        <w:t xml:space="preserve">2022-03-01 to 2026-04-30  |  </w:t>
       </w:r>
       <w:r>
         <w:rPr>
@@ -53,7 +53,7 @@
         <w:t xml:space="preserve">Compact outcomes: </w:t>
       </w:r>
       <w:r>
-        <w:t>5,626</w:t>
+        <w:t>324</w:t>
       </w:r>
     </w:p>
     <w:tbl>
@@ -83,7 +83,7 @@
                 <w:b/>
                 <w:color w:val="17324D"/>
               </w:rPr>
-              <w:t>Key conclusion: volume-ratio threshold is the dominant driver of screening yield. The broadest configuration selected 92 A-F and 47 A-H securities, while stricter volume settings reduced the candidate pool rapidly. This report compares screening coverage, not realized investment-return quality.</w:t>
+              <w:t>Key conclusion: volume-ratio threshold is the dominant driver of screening yield. The broadest configuration selected 14 A-F and 1 A-H securities, while stricter volume settings reduced the candidate pool rapidly. This report compares screening coverage, not realized investment-return quality.</w:t>
             </w:r>
           </w:p>
         </w:tc>
@@ -317,7 +317,7 @@
               <w:rPr>
                 <w:sz w:val="15"/>
               </w:rPr>
-              <w:t>2%, 3%</w:t>
+              <w:t>5%, 10%</w:t>
             </w:r>
           </w:p>
         </w:tc>
@@ -437,7 +437,7 @@
               <w:rPr>
                 <w:sz w:val="15"/>
               </w:rPr>
-              <w:t>2%, 3%</w:t>
+              <w:t>5%, 10%</w:t>
             </w:r>
           </w:p>
         </w:tc>
@@ -1011,7 +1011,7 @@
               <w:rPr>
                 <w:sz w:val="15"/>
               </w:rPr>
-              <w:t>E / F</w:t>
+              <w:t>E</w:t>
             </w:r>
           </w:p>
         </w:tc>
@@ -1130,7 +1130,7 @@
               <w:rPr>
                 <w:sz w:val="15"/>
               </w:rPr>
-              <w:t>G / H</w:t>
+              <w:t>G</w:t>
             </w:r>
           </w:p>
         </w:tc>
@@ -1229,7 +1229,7 @@
         <w:pStyle w:val="ListBullet"/>
       </w:pPr>
       <w:r>
-        <w:t>A-F produced 3,698 parameter-security outcomes across 192 parameter sets and 92 unique securities.</w:t>
+        <w:t>A-F produced 304 parameter-security outcomes across 100 parameter sets and 14 unique securities.</w:t>
       </w:r>
     </w:p>
     <w:p>
@@ -1237,7 +1237,7 @@
         <w:pStyle w:val="ListBullet"/>
       </w:pPr>
       <w:r>
-        <w:t>A-H produced 1,928 outcomes across 192 parameter sets and 47 unique securities; weekly confirmation narrows the candidate universe.</w:t>
+        <w:t>A-H produced 20 outcomes across 20 parameter sets and 1 unique securities; weekly confirmation narrows the candidate universe.</w:t>
       </w:r>
     </w:p>
     <w:p>
@@ -1480,7 +1480,7 @@
               <w:rPr>
                 <w:sz w:val="17"/>
               </w:rPr>
-              <w:t>3,698</w:t>
+              <w:t>304</w:t>
             </w:r>
           </w:p>
         </w:tc>
@@ -1503,7 +1503,7 @@
               <w:rPr>
                 <w:sz w:val="17"/>
               </w:rPr>
-              <w:t>192</w:t>
+              <w:t>100</w:t>
             </w:r>
           </w:p>
         </w:tc>
@@ -1526,7 +1526,7 @@
               <w:rPr>
                 <w:sz w:val="17"/>
               </w:rPr>
-              <w:t>92</w:t>
+              <w:t>14</w:t>
             </w:r>
           </w:p>
         </w:tc>
@@ -1549,7 +1549,7 @@
               <w:rPr>
                 <w:sz w:val="17"/>
               </w:rPr>
-              <w:t>2022-01-26</w:t>
+              <w:t>2022-03-01</w:t>
             </w:r>
           </w:p>
         </w:tc>
@@ -1572,7 +1572,7 @@
               <w:rPr>
                 <w:sz w:val="17"/>
               </w:rPr>
-              <w:t>2026-05-28</w:t>
+              <w:t>2026-04-30</w:t>
             </w:r>
           </w:p>
         </w:tc>
@@ -1622,7 +1622,7 @@
               <w:rPr>
                 <w:sz w:val="17"/>
               </w:rPr>
-              <w:t>1,928</w:t>
+              <w:t>20</w:t>
             </w:r>
           </w:p>
         </w:tc>
@@ -1646,7 +1646,7 @@
               <w:rPr>
                 <w:sz w:val="17"/>
               </w:rPr>
-              <w:t>192</w:t>
+              <w:t>20</w:t>
             </w:r>
           </w:p>
         </w:tc>
@@ -1670,7 +1670,7 @@
               <w:rPr>
                 <w:sz w:val="17"/>
               </w:rPr>
-              <w:t>47</w:t>
+              <w:t>1</w:t>
             </w:r>
           </w:p>
         </w:tc>
@@ -1694,7 +1694,7 @@
               <w:rPr>
                 <w:sz w:val="17"/>
               </w:rPr>
-              <w:t>2022-01-26</w:t>
+              <w:t>2025-08-05</w:t>
             </w:r>
           </w:p>
         </w:tc>
@@ -1718,7 +1718,7 @@
               <w:rPr>
                 <w:sz w:val="17"/>
               </w:rPr>
-              <w:t>2026-06-05</w:t>
+              <w:t>2025-08-15</w:t>
             </w:r>
           </w:p>
         </w:tc>
@@ -1943,7 +1943,7 @@
               <w:rPr>
                 <w:sz w:val="17"/>
               </w:rPr>
-              <w:t>2 -&gt; 3</w:t>
+              <w:t>5 -&gt; 10</w:t>
             </w:r>
           </w:p>
         </w:tc>
@@ -1966,7 +1966,7 @@
               <w:rPr>
                 <w:sz w:val="17"/>
               </w:rPr>
-              <w:t>19.9 -&gt; 18.6</w:t>
+              <w:t>2.3 -&gt; 0.9</w:t>
             </w:r>
           </w:p>
         </w:tc>
@@ -1989,7 +1989,7 @@
               <w:rPr>
                 <w:sz w:val="17"/>
               </w:rPr>
-              <w:t>10.5 -&gt; 9.6</w:t>
+              <w:t>0.2 -&gt; 0.0</w:t>
             </w:r>
           </w:p>
         </w:tc>
@@ -2039,7 +2039,7 @@
               <w:rPr>
                 <w:sz w:val="17"/>
               </w:rPr>
-              <w:t>2 -&gt; 3</w:t>
+              <w:t>5 -&gt; 10</w:t>
             </w:r>
           </w:p>
         </w:tc>
@@ -2063,7 +2063,7 @@
               <w:rPr>
                 <w:sz w:val="17"/>
               </w:rPr>
-              <w:t>20.1 -&gt; 18.5</w:t>
+              <w:t>2.0 -&gt; 1.2</w:t>
             </w:r>
           </w:p>
         </w:tc>
@@ -2087,7 +2087,7 @@
               <w:rPr>
                 <w:sz w:val="17"/>
               </w:rPr>
-              <w:t>10.4 -&gt; 9.7</w:t>
+              <w:t>0.1 -&gt; 0.1</w:t>
             </w:r>
           </w:p>
         </w:tc>
@@ -2158,7 +2158,7 @@
               <w:rPr>
                 <w:sz w:val="17"/>
               </w:rPr>
-              <w:t>26.2 -&gt; 12.4</w:t>
+              <w:t>1.9 -&gt; 1.3</w:t>
             </w:r>
           </w:p>
         </w:tc>
@@ -2181,7 +2181,7 @@
               <w:rPr>
                 <w:sz w:val="17"/>
               </w:rPr>
-              <w:t>13.7 -&gt; 6.4</w:t>
+              <w:t>0.1 -&gt; 0.1</w:t>
             </w:r>
           </w:p>
         </w:tc>
@@ -2255,7 +2255,7 @@
               <w:rPr>
                 <w:sz w:val="17"/>
               </w:rPr>
-              <w:t>23.6 -&gt; 15.3</w:t>
+              <w:t>2.4 -&gt; 0.8</w:t>
             </w:r>
           </w:p>
         </w:tc>
@@ -2279,7 +2279,7 @@
               <w:rPr>
                 <w:sz w:val="17"/>
               </w:rPr>
-              <w:t>12.3 -&gt; 8.1</w:t>
+              <w:t>0.3 -&gt; 0.0</w:t>
             </w:r>
           </w:p>
         </w:tc>
@@ -2350,7 +2350,7 @@
               <w:rPr>
                 <w:sz w:val="17"/>
               </w:rPr>
-              <w:t>51.4 -&gt; 3.6</w:t>
+              <w:t>4.7 -&gt; 0.4</w:t>
             </w:r>
           </w:p>
         </w:tc>
@@ -2373,7 +2373,7 @@
               <w:rPr>
                 <w:sz w:val="17"/>
               </w:rPr>
-              <w:t>25.5 -&gt; 3.1</w:t>
+              <w:t>0.2 -&gt; 0.0</w:t>
             </w:r>
           </w:p>
         </w:tc>
@@ -2447,7 +2447,7 @@
               <w:rPr>
                 <w:sz w:val="17"/>
               </w:rPr>
-              <w:t>22.1 -&gt; 16.4</w:t>
+              <w:t>1.7 -&gt; 1.5</w:t>
             </w:r>
           </w:p>
         </w:tc>
@@ -2471,7 +2471,7 @@
               <w:rPr>
                 <w:sz w:val="17"/>
               </w:rPr>
-              <w:t>11.4 -&gt; 8.7</w:t>
+              <w:t>0.1 -&gt; 0.1</w:t>
             </w:r>
           </w:p>
         </w:tc>
@@ -2490,7 +2490,7 @@
         <w:pStyle w:val="ListBullet"/>
       </w:pPr>
       <w:r>
-        <w:t>Volume ratio: moving from 2 to 5 changes average A-F yield from 51.4 to 3.6 and average A-H yield from 25.5 to 3.1.</w:t>
+        <w:t>Volume ratio: moving from 2 to 5 changes average A-F yield from 4.7 to 0.4 and average A-H yield from 0.2 to 0.0.</w:t>
       </w:r>
     </w:p>
     <w:p>
@@ -2498,7 +2498,7 @@
         <w:pStyle w:val="ListBullet"/>
       </w:pPr>
       <w:r>
-        <w:t>Annual-period requirement: moving from 2 to 3 changes average A-F yield from 26.2 to 12.4 and average A-H yield from 13.7 to 6.4.</w:t>
+        <w:t>Annual-period requirement: moving from 2 to 3 changes average A-F yield from 1.9 to 1.3 and average A-H yield from 0.1 to 0.1.</w:t>
       </w:r>
     </w:p>
     <w:p>
@@ -2506,7 +2506,7 @@
         <w:pStyle w:val="ListBullet"/>
       </w:pPr>
       <w:r>
-        <w:t>Quarterly-period requirement: moving from 2 to 4 changes average A-F yield from 23.6 to 15.3 and average A-H yield from 12.3 to 8.1.</w:t>
+        <w:t>Quarterly-period requirement: moving from 2 to 4 changes average A-F yield from 2.4 to 0.8 and average A-H yield from 0.3 to 0.0.</w:t>
       </w:r>
     </w:p>
     <w:p>
@@ -2514,7 +2514,7 @@
         <w:pStyle w:val="ListBullet"/>
       </w:pPr>
       <w:r>
-        <w:t>Volume-surge-day requirement: moving from 2 to 3 changes average A-F yield from 22.1 to 16.4 and average A-H yield from 11.4 to 8.7.</w:t>
+        <w:t>Volume-surge-day requirement: moving from 2 to 3 changes average A-F yield from 1.7 to 1.5 and average A-H yield from 0.1 to 0.1.</w:t>
       </w:r>
     </w:p>
     <w:p>
@@ -2768,7 +2768,7 @@
               <w:rPr>
                 <w:sz w:val="16"/>
               </w:rPr>
-              <w:t>2/2</w:t>
+              <w:t>5/5</w:t>
             </w:r>
           </w:p>
         </w:tc>
@@ -2837,7 +2837,7 @@
               <w:rPr>
                 <w:sz w:val="16"/>
               </w:rPr>
-              <w:t>92</w:t>
+              <w:t>14</w:t>
             </w:r>
           </w:p>
         </w:tc>
@@ -2860,7 +2860,7 @@
               <w:rPr>
                 <w:sz w:val="16"/>
               </w:rPr>
-              <w:t>47</w:t>
+              <w:t>1</w:t>
             </w:r>
           </w:p>
         </w:tc>
@@ -2883,7 +2883,7 @@
               <w:rPr>
                 <w:sz w:val="16"/>
               </w:rPr>
-              <w:t>139</w:t>
+              <w:t>15</w:t>
             </w:r>
           </w:p>
         </w:tc>
@@ -2909,7 +2909,7 @@
               <w:rPr>
                 <w:sz w:val="16"/>
               </w:rPr>
-              <w:t>97</w:t>
+              <w:t>2</w:t>
             </w:r>
           </w:p>
         </w:tc>
@@ -2933,7 +2933,673 @@
               <w:rPr>
                 <w:sz w:val="16"/>
               </w:rPr>
+              <w:t>5/5</w:t>
+            </w:r>
+          </w:p>
+        </w:tc>
+        <w:tc>
+          <w:tcPr>
+            <w:tcW w:type="dxa" w:w="1440"/>
+            <w:tcMar>
+              <w:top w:w="90" w:type="dxa"/>
+              <w:start w:w="110" w:type="dxa"/>
+              <w:bottom w:w="90" w:type="dxa"/>
+              <w:end w:w="110" w:type="dxa"/>
+            </w:tcMar>
+            <w:vAlign w:val="center"/>
+            <w:shd w:fill="FAFBFC"/>
+          </w:tcPr>
+          <w:p>
+            <w:pPr>
+              <w:jc w:val="center"/>
+            </w:pPr>
+            <w:r>
+              <w:rPr>
+                <w:sz w:val="16"/>
+              </w:rPr>
+              <w:t>2/2</w:t>
+            </w:r>
+          </w:p>
+        </w:tc>
+        <w:tc>
+          <w:tcPr>
+            <w:tcW w:type="dxa" w:w="1440"/>
+            <w:tcMar>
+              <w:top w:w="90" w:type="dxa"/>
+              <w:start w:w="110" w:type="dxa"/>
+              <w:bottom w:w="90" w:type="dxa"/>
+              <w:end w:w="110" w:type="dxa"/>
+            </w:tcMar>
+            <w:vAlign w:val="center"/>
+            <w:shd w:fill="FAFBFC"/>
+          </w:tcPr>
+          <w:p>
+            <w:pPr>
+              <w:jc w:val="center"/>
+            </w:pPr>
+            <w:r>
+              <w:rPr>
+                <w:sz w:val="16"/>
+              </w:rPr>
+              <w:t>2x/3d</w:t>
+            </w:r>
+          </w:p>
+        </w:tc>
+        <w:tc>
+          <w:tcPr>
+            <w:tcW w:type="dxa" w:w="792"/>
+            <w:tcMar>
+              <w:top w:w="90" w:type="dxa"/>
+              <w:start w:w="110" w:type="dxa"/>
+              <w:bottom w:w="90" w:type="dxa"/>
+              <w:end w:w="110" w:type="dxa"/>
+            </w:tcMar>
+            <w:vAlign w:val="center"/>
+            <w:shd w:fill="FAFBFC"/>
+          </w:tcPr>
+          <w:p>
+            <w:pPr>
+              <w:jc w:val="center"/>
+            </w:pPr>
+            <w:r>
+              <w:rPr>
+                <w:sz w:val="16"/>
+              </w:rPr>
+              <w:t>13</w:t>
+            </w:r>
+          </w:p>
+        </w:tc>
+        <w:tc>
+          <w:tcPr>
+            <w:tcW w:type="dxa" w:w="792"/>
+            <w:tcMar>
+              <w:top w:w="90" w:type="dxa"/>
+              <w:start w:w="110" w:type="dxa"/>
+              <w:bottom w:w="90" w:type="dxa"/>
+              <w:end w:w="110" w:type="dxa"/>
+            </w:tcMar>
+            <w:vAlign w:val="center"/>
+            <w:shd w:fill="FAFBFC"/>
+          </w:tcPr>
+          <w:p>
+            <w:pPr>
+              <w:jc w:val="center"/>
+            </w:pPr>
+            <w:r>
+              <w:rPr>
+                <w:sz w:val="16"/>
+              </w:rPr>
+              <w:t>1</w:t>
+            </w:r>
+          </w:p>
+        </w:tc>
+        <w:tc>
+          <w:tcPr>
+            <w:tcW w:type="dxa" w:w="864"/>
+            <w:tcMar>
+              <w:top w:w="90" w:type="dxa"/>
+              <w:start w:w="110" w:type="dxa"/>
+              <w:bottom w:w="90" w:type="dxa"/>
+              <w:end w:w="110" w:type="dxa"/>
+            </w:tcMar>
+            <w:vAlign w:val="center"/>
+            <w:shd w:fill="FAFBFC"/>
+          </w:tcPr>
+          <w:p>
+            <w:pPr>
+              <w:jc w:val="center"/>
+            </w:pPr>
+            <w:r>
+              <w:rPr>
+                <w:sz w:val="16"/>
+              </w:rPr>
+              <w:t>14</w:t>
+            </w:r>
+          </w:p>
+        </w:tc>
+      </w:tr>
+      <w:tr>
+        <w:tc>
+          <w:tcPr>
+            <w:tcW w:type="dxa" w:w="648"/>
+            <w:tcMar>
+              <w:top w:w="90" w:type="dxa"/>
+              <w:start w:w="110" w:type="dxa"/>
+              <w:bottom w:w="90" w:type="dxa"/>
+              <w:end w:w="110" w:type="dxa"/>
+            </w:tcMar>
+            <w:vAlign w:val="center"/>
+          </w:tcPr>
+          <w:p>
+            <w:pPr>
+              <w:jc w:val="left"/>
+            </w:pPr>
+            <w:r>
+              <w:rPr>
+                <w:sz w:val="16"/>
+              </w:rPr>
+              <w:t>9</w:t>
+            </w:r>
+          </w:p>
+        </w:tc>
+        <w:tc>
+          <w:tcPr>
+            <w:tcW w:type="dxa" w:w="1296"/>
+            <w:tcMar>
+              <w:top w:w="90" w:type="dxa"/>
+              <w:start w:w="110" w:type="dxa"/>
+              <w:bottom w:w="90" w:type="dxa"/>
+              <w:end w:w="110" w:type="dxa"/>
+            </w:tcMar>
+            <w:vAlign w:val="center"/>
+          </w:tcPr>
+          <w:p>
+            <w:pPr>
+              <w:jc w:val="center"/>
+            </w:pPr>
+            <w:r>
+              <w:rPr>
+                <w:sz w:val="16"/>
+              </w:rPr>
+              <w:t>5/5</w:t>
+            </w:r>
+          </w:p>
+        </w:tc>
+        <w:tc>
+          <w:tcPr>
+            <w:tcW w:type="dxa" w:w="1440"/>
+            <w:tcMar>
+              <w:top w:w="90" w:type="dxa"/>
+              <w:start w:w="110" w:type="dxa"/>
+              <w:bottom w:w="90" w:type="dxa"/>
+              <w:end w:w="110" w:type="dxa"/>
+            </w:tcMar>
+            <w:vAlign w:val="center"/>
+          </w:tcPr>
+          <w:p>
+            <w:pPr>
+              <w:jc w:val="center"/>
+            </w:pPr>
+            <w:r>
+              <w:rPr>
+                <w:sz w:val="16"/>
+              </w:rPr>
+              <w:t>2/3</w:t>
+            </w:r>
+          </w:p>
+        </w:tc>
+        <w:tc>
+          <w:tcPr>
+            <w:tcW w:type="dxa" w:w="1440"/>
+            <w:tcMar>
+              <w:top w:w="90" w:type="dxa"/>
+              <w:start w:w="110" w:type="dxa"/>
+              <w:bottom w:w="90" w:type="dxa"/>
+              <w:end w:w="110" w:type="dxa"/>
+            </w:tcMar>
+            <w:vAlign w:val="center"/>
+          </w:tcPr>
+          <w:p>
+            <w:pPr>
+              <w:jc w:val="center"/>
+            </w:pPr>
+            <w:r>
+              <w:rPr>
+                <w:sz w:val="16"/>
+              </w:rPr>
+              <w:t>2x/2d</w:t>
+            </w:r>
+          </w:p>
+        </w:tc>
+        <w:tc>
+          <w:tcPr>
+            <w:tcW w:type="dxa" w:w="792"/>
+            <w:tcMar>
+              <w:top w:w="90" w:type="dxa"/>
+              <w:start w:w="110" w:type="dxa"/>
+              <w:bottom w:w="90" w:type="dxa"/>
+              <w:end w:w="110" w:type="dxa"/>
+            </w:tcMar>
+            <w:vAlign w:val="center"/>
+          </w:tcPr>
+          <w:p>
+            <w:pPr>
+              <w:jc w:val="center"/>
+            </w:pPr>
+            <w:r>
+              <w:rPr>
+                <w:sz w:val="16"/>
+              </w:rPr>
+              <w:t>10</w:t>
+            </w:r>
+          </w:p>
+        </w:tc>
+        <w:tc>
+          <w:tcPr>
+            <w:tcW w:type="dxa" w:w="792"/>
+            <w:tcMar>
+              <w:top w:w="90" w:type="dxa"/>
+              <w:start w:w="110" w:type="dxa"/>
+              <w:bottom w:w="90" w:type="dxa"/>
+              <w:end w:w="110" w:type="dxa"/>
+            </w:tcMar>
+            <w:vAlign w:val="center"/>
+          </w:tcPr>
+          <w:p>
+            <w:pPr>
+              <w:jc w:val="center"/>
+            </w:pPr>
+            <w:r>
+              <w:rPr>
+                <w:sz w:val="16"/>
+              </w:rPr>
+              <w:t>0</w:t>
+            </w:r>
+          </w:p>
+        </w:tc>
+        <w:tc>
+          <w:tcPr>
+            <w:tcW w:type="dxa" w:w="864"/>
+            <w:tcMar>
+              <w:top w:w="90" w:type="dxa"/>
+              <w:start w:w="110" w:type="dxa"/>
+              <w:bottom w:w="90" w:type="dxa"/>
+              <w:end w:w="110" w:type="dxa"/>
+            </w:tcMar>
+            <w:vAlign w:val="center"/>
+          </w:tcPr>
+          <w:p>
+            <w:pPr>
+              <w:jc w:val="center"/>
+            </w:pPr>
+            <w:r>
+              <w:rPr>
+                <w:sz w:val="16"/>
+              </w:rPr>
+              <w:t>10</w:t>
+            </w:r>
+          </w:p>
+        </w:tc>
+      </w:tr>
+      <w:tr>
+        <w:tc>
+          <w:tcPr>
+            <w:tcW w:type="dxa" w:w="648"/>
+            <w:tcMar>
+              <w:top w:w="90" w:type="dxa"/>
+              <w:start w:w="110" w:type="dxa"/>
+              <w:bottom w:w="90" w:type="dxa"/>
+              <w:end w:w="110" w:type="dxa"/>
+            </w:tcMar>
+            <w:vAlign w:val="center"/>
+            <w:shd w:fill="FAFBFC"/>
+          </w:tcPr>
+          <w:p>
+            <w:pPr>
+              <w:jc w:val="left"/>
+            </w:pPr>
+            <w:r>
+              <w:rPr>
+                <w:sz w:val="16"/>
+              </w:rPr>
+              <w:t>25</w:t>
+            </w:r>
+          </w:p>
+        </w:tc>
+        <w:tc>
+          <w:tcPr>
+            <w:tcW w:type="dxa" w:w="1296"/>
+            <w:tcMar>
+              <w:top w:w="90" w:type="dxa"/>
+              <w:start w:w="110" w:type="dxa"/>
+              <w:bottom w:w="90" w:type="dxa"/>
+              <w:end w:w="110" w:type="dxa"/>
+            </w:tcMar>
+            <w:vAlign w:val="center"/>
+            <w:shd w:fill="FAFBFC"/>
+          </w:tcPr>
+          <w:p>
+            <w:pPr>
+              <w:jc w:val="center"/>
+            </w:pPr>
+            <w:r>
+              <w:rPr>
+                <w:sz w:val="16"/>
+              </w:rPr>
+              <w:t>5/5</w:t>
+            </w:r>
+          </w:p>
+        </w:tc>
+        <w:tc>
+          <w:tcPr>
+            <w:tcW w:type="dxa" w:w="1440"/>
+            <w:tcMar>
+              <w:top w:w="90" w:type="dxa"/>
+              <w:start w:w="110" w:type="dxa"/>
+              <w:bottom w:w="90" w:type="dxa"/>
+              <w:end w:w="110" w:type="dxa"/>
+            </w:tcMar>
+            <w:vAlign w:val="center"/>
+            <w:shd w:fill="FAFBFC"/>
+          </w:tcPr>
+          <w:p>
+            <w:pPr>
+              <w:jc w:val="center"/>
+            </w:pPr>
+            <w:r>
+              <w:rPr>
+                <w:sz w:val="16"/>
+              </w:rPr>
               <w:t>3/2</w:t>
+            </w:r>
+          </w:p>
+        </w:tc>
+        <w:tc>
+          <w:tcPr>
+            <w:tcW w:type="dxa" w:w="1440"/>
+            <w:tcMar>
+              <w:top w:w="90" w:type="dxa"/>
+              <w:start w:w="110" w:type="dxa"/>
+              <w:bottom w:w="90" w:type="dxa"/>
+              <w:end w:w="110" w:type="dxa"/>
+            </w:tcMar>
+            <w:vAlign w:val="center"/>
+            <w:shd w:fill="FAFBFC"/>
+          </w:tcPr>
+          <w:p>
+            <w:pPr>
+              <w:jc w:val="center"/>
+            </w:pPr>
+            <w:r>
+              <w:rPr>
+                <w:sz w:val="16"/>
+              </w:rPr>
+              <w:t>2x/2d</w:t>
+            </w:r>
+          </w:p>
+        </w:tc>
+        <w:tc>
+          <w:tcPr>
+            <w:tcW w:type="dxa" w:w="792"/>
+            <w:tcMar>
+              <w:top w:w="90" w:type="dxa"/>
+              <w:start w:w="110" w:type="dxa"/>
+              <w:bottom w:w="90" w:type="dxa"/>
+              <w:end w:w="110" w:type="dxa"/>
+            </w:tcMar>
+            <w:vAlign w:val="center"/>
+            <w:shd w:fill="FAFBFC"/>
+          </w:tcPr>
+          <w:p>
+            <w:pPr>
+              <w:jc w:val="center"/>
+            </w:pPr>
+            <w:r>
+              <w:rPr>
+                <w:sz w:val="16"/>
+              </w:rPr>
+              <w:t>8</w:t>
+            </w:r>
+          </w:p>
+        </w:tc>
+        <w:tc>
+          <w:tcPr>
+            <w:tcW w:type="dxa" w:w="792"/>
+            <w:tcMar>
+              <w:top w:w="90" w:type="dxa"/>
+              <w:start w:w="110" w:type="dxa"/>
+              <w:bottom w:w="90" w:type="dxa"/>
+              <w:end w:w="110" w:type="dxa"/>
+            </w:tcMar>
+            <w:vAlign w:val="center"/>
+            <w:shd w:fill="FAFBFC"/>
+          </w:tcPr>
+          <w:p>
+            <w:pPr>
+              <w:jc w:val="center"/>
+            </w:pPr>
+            <w:r>
+              <w:rPr>
+                <w:sz w:val="16"/>
+              </w:rPr>
+              <w:t>1</w:t>
+            </w:r>
+          </w:p>
+        </w:tc>
+        <w:tc>
+          <w:tcPr>
+            <w:tcW w:type="dxa" w:w="864"/>
+            <w:tcMar>
+              <w:top w:w="90" w:type="dxa"/>
+              <w:start w:w="110" w:type="dxa"/>
+              <w:bottom w:w="90" w:type="dxa"/>
+              <w:end w:w="110" w:type="dxa"/>
+            </w:tcMar>
+            <w:vAlign w:val="center"/>
+            <w:shd w:fill="FAFBFC"/>
+          </w:tcPr>
+          <w:p>
+            <w:pPr>
+              <w:jc w:val="center"/>
+            </w:pPr>
+            <w:r>
+              <w:rPr>
+                <w:sz w:val="16"/>
+              </w:rPr>
+              <w:t>9</w:t>
+            </w:r>
+          </w:p>
+        </w:tc>
+      </w:tr>
+      <w:tr>
+        <w:tc>
+          <w:tcPr>
+            <w:tcW w:type="dxa" w:w="648"/>
+            <w:tcMar>
+              <w:top w:w="90" w:type="dxa"/>
+              <w:start w:w="110" w:type="dxa"/>
+              <w:bottom w:w="90" w:type="dxa"/>
+              <w:end w:w="110" w:type="dxa"/>
+            </w:tcMar>
+            <w:vAlign w:val="center"/>
+          </w:tcPr>
+          <w:p>
+            <w:pPr>
+              <w:jc w:val="left"/>
+            </w:pPr>
+            <w:r>
+              <w:rPr>
+                <w:sz w:val="16"/>
+              </w:rPr>
+              <w:t>26</w:t>
+            </w:r>
+          </w:p>
+        </w:tc>
+        <w:tc>
+          <w:tcPr>
+            <w:tcW w:type="dxa" w:w="1296"/>
+            <w:tcMar>
+              <w:top w:w="90" w:type="dxa"/>
+              <w:start w:w="110" w:type="dxa"/>
+              <w:bottom w:w="90" w:type="dxa"/>
+              <w:end w:w="110" w:type="dxa"/>
+            </w:tcMar>
+            <w:vAlign w:val="center"/>
+          </w:tcPr>
+          <w:p>
+            <w:pPr>
+              <w:jc w:val="center"/>
+            </w:pPr>
+            <w:r>
+              <w:rPr>
+                <w:sz w:val="16"/>
+              </w:rPr>
+              <w:t>5/5</w:t>
+            </w:r>
+          </w:p>
+        </w:tc>
+        <w:tc>
+          <w:tcPr>
+            <w:tcW w:type="dxa" w:w="1440"/>
+            <w:tcMar>
+              <w:top w:w="90" w:type="dxa"/>
+              <w:start w:w="110" w:type="dxa"/>
+              <w:bottom w:w="90" w:type="dxa"/>
+              <w:end w:w="110" w:type="dxa"/>
+            </w:tcMar>
+            <w:vAlign w:val="center"/>
+          </w:tcPr>
+          <w:p>
+            <w:pPr>
+              <w:jc w:val="center"/>
+            </w:pPr>
+            <w:r>
+              <w:rPr>
+                <w:sz w:val="16"/>
+              </w:rPr>
+              <w:t>3/2</w:t>
+            </w:r>
+          </w:p>
+        </w:tc>
+        <w:tc>
+          <w:tcPr>
+            <w:tcW w:type="dxa" w:w="1440"/>
+            <w:tcMar>
+              <w:top w:w="90" w:type="dxa"/>
+              <w:start w:w="110" w:type="dxa"/>
+              <w:bottom w:w="90" w:type="dxa"/>
+              <w:end w:w="110" w:type="dxa"/>
+            </w:tcMar>
+            <w:vAlign w:val="center"/>
+          </w:tcPr>
+          <w:p>
+            <w:pPr>
+              <w:jc w:val="center"/>
+            </w:pPr>
+            <w:r>
+              <w:rPr>
+                <w:sz w:val="16"/>
+              </w:rPr>
+              <w:t>2x/3d</w:t>
+            </w:r>
+          </w:p>
+        </w:tc>
+        <w:tc>
+          <w:tcPr>
+            <w:tcW w:type="dxa" w:w="792"/>
+            <w:tcMar>
+              <w:top w:w="90" w:type="dxa"/>
+              <w:start w:w="110" w:type="dxa"/>
+              <w:bottom w:w="90" w:type="dxa"/>
+              <w:end w:w="110" w:type="dxa"/>
+            </w:tcMar>
+            <w:vAlign w:val="center"/>
+          </w:tcPr>
+          <w:p>
+            <w:pPr>
+              <w:jc w:val="center"/>
+            </w:pPr>
+            <w:r>
+              <w:rPr>
+                <w:sz w:val="16"/>
+              </w:rPr>
+              <w:t>8</w:t>
+            </w:r>
+          </w:p>
+        </w:tc>
+        <w:tc>
+          <w:tcPr>
+            <w:tcW w:type="dxa" w:w="792"/>
+            <w:tcMar>
+              <w:top w:w="90" w:type="dxa"/>
+              <w:start w:w="110" w:type="dxa"/>
+              <w:bottom w:w="90" w:type="dxa"/>
+              <w:end w:w="110" w:type="dxa"/>
+            </w:tcMar>
+            <w:vAlign w:val="center"/>
+          </w:tcPr>
+          <w:p>
+            <w:pPr>
+              <w:jc w:val="center"/>
+            </w:pPr>
+            <w:r>
+              <w:rPr>
+                <w:sz w:val="16"/>
+              </w:rPr>
+              <w:t>1</w:t>
+            </w:r>
+          </w:p>
+        </w:tc>
+        <w:tc>
+          <w:tcPr>
+            <w:tcW w:type="dxa" w:w="864"/>
+            <w:tcMar>
+              <w:top w:w="90" w:type="dxa"/>
+              <w:start w:w="110" w:type="dxa"/>
+              <w:bottom w:w="90" w:type="dxa"/>
+              <w:end w:w="110" w:type="dxa"/>
+            </w:tcMar>
+            <w:vAlign w:val="center"/>
+          </w:tcPr>
+          <w:p>
+            <w:pPr>
+              <w:jc w:val="center"/>
+            </w:pPr>
+            <w:r>
+              <w:rPr>
+                <w:sz w:val="16"/>
+              </w:rPr>
+              <w:t>9</w:t>
+            </w:r>
+          </w:p>
+        </w:tc>
+      </w:tr>
+      <w:tr>
+        <w:tc>
+          <w:tcPr>
+            <w:tcW w:type="dxa" w:w="648"/>
+            <w:tcMar>
+              <w:top w:w="90" w:type="dxa"/>
+              <w:start w:w="110" w:type="dxa"/>
+              <w:bottom w:w="90" w:type="dxa"/>
+              <w:end w:w="110" w:type="dxa"/>
+            </w:tcMar>
+            <w:vAlign w:val="center"/>
+            <w:shd w:fill="FAFBFC"/>
+          </w:tcPr>
+          <w:p>
+            <w:pPr>
+              <w:jc w:val="left"/>
+            </w:pPr>
+            <w:r>
+              <w:rPr>
+                <w:sz w:val="16"/>
+              </w:rPr>
+              <w:t>49</w:t>
+            </w:r>
+          </w:p>
+        </w:tc>
+        <w:tc>
+          <w:tcPr>
+            <w:tcW w:type="dxa" w:w="1296"/>
+            <w:tcMar>
+              <w:top w:w="90" w:type="dxa"/>
+              <w:start w:w="110" w:type="dxa"/>
+              <w:bottom w:w="90" w:type="dxa"/>
+              <w:end w:w="110" w:type="dxa"/>
+            </w:tcMar>
+            <w:vAlign w:val="center"/>
+            <w:shd w:fill="FAFBFC"/>
+          </w:tcPr>
+          <w:p>
+            <w:pPr>
+              <w:jc w:val="center"/>
+            </w:pPr>
+            <w:r>
+              <w:rPr>
+                <w:sz w:val="16"/>
+              </w:rPr>
+              <w:t>5/10</w:t>
             </w:r>
           </w:p>
         </w:tc>
@@ -3005,7 +3671,7 @@
               <w:rPr>
                 <w:sz w:val="16"/>
               </w:rPr>
-              <w:t>88</w:t>
+              <w:t>8</w:t>
             </w:r>
           </w:p>
         </w:tc>
@@ -3029,7 +3695,7 @@
               <w:rPr>
                 <w:sz w:val="16"/>
               </w:rPr>
-              <w:t>44</w:t>
+              <w:t>1</w:t>
             </w:r>
           </w:p>
         </w:tc>
@@ -3053,7 +3719,7 @@
               <w:rPr>
                 <w:sz w:val="16"/>
               </w:rPr>
-              <w:t>132</w:t>
+              <w:t>9</w:t>
             </w:r>
           </w:p>
         </w:tc>
@@ -3078,7 +3744,7 @@
               <w:rPr>
                 <w:sz w:val="16"/>
               </w:rPr>
-              <w:t>49</w:t>
+              <w:t>10</w:t>
             </w:r>
           </w:p>
         </w:tc>
@@ -3101,340 +3767,7 @@
               <w:rPr>
                 <w:sz w:val="16"/>
               </w:rPr>
-              <w:t>2/3</w:t>
-            </w:r>
-          </w:p>
-        </w:tc>
-        <w:tc>
-          <w:tcPr>
-            <w:tcW w:type="dxa" w:w="1440"/>
-            <w:tcMar>
-              <w:top w:w="90" w:type="dxa"/>
-              <w:start w:w="110" w:type="dxa"/>
-              <w:bottom w:w="90" w:type="dxa"/>
-              <w:end w:w="110" w:type="dxa"/>
-            </w:tcMar>
-            <w:vAlign w:val="center"/>
-          </w:tcPr>
-          <w:p>
-            <w:pPr>
-              <w:jc w:val="center"/>
-            </w:pPr>
-            <w:r>
-              <w:rPr>
-                <w:sz w:val="16"/>
-              </w:rPr>
-              <w:t>2/2</w:t>
-            </w:r>
-          </w:p>
-        </w:tc>
-        <w:tc>
-          <w:tcPr>
-            <w:tcW w:type="dxa" w:w="1440"/>
-            <w:tcMar>
-              <w:top w:w="90" w:type="dxa"/>
-              <w:start w:w="110" w:type="dxa"/>
-              <w:bottom w:w="90" w:type="dxa"/>
-              <w:end w:w="110" w:type="dxa"/>
-            </w:tcMar>
-            <w:vAlign w:val="center"/>
-          </w:tcPr>
-          <w:p>
-            <w:pPr>
-              <w:jc w:val="center"/>
-            </w:pPr>
-            <w:r>
-              <w:rPr>
-                <w:sz w:val="16"/>
-              </w:rPr>
-              <w:t>2x/2d</w:t>
-            </w:r>
-          </w:p>
-        </w:tc>
-        <w:tc>
-          <w:tcPr>
-            <w:tcW w:type="dxa" w:w="792"/>
-            <w:tcMar>
-              <w:top w:w="90" w:type="dxa"/>
-              <w:start w:w="110" w:type="dxa"/>
-              <w:bottom w:w="90" w:type="dxa"/>
-              <w:end w:w="110" w:type="dxa"/>
-            </w:tcMar>
-            <w:vAlign w:val="center"/>
-          </w:tcPr>
-          <w:p>
-            <w:pPr>
-              <w:jc w:val="center"/>
-            </w:pPr>
-            <w:r>
-              <w:rPr>
-                <w:sz w:val="16"/>
-              </w:rPr>
-              <w:t>85</w:t>
-            </w:r>
-          </w:p>
-        </w:tc>
-        <w:tc>
-          <w:tcPr>
-            <w:tcW w:type="dxa" w:w="792"/>
-            <w:tcMar>
-              <w:top w:w="90" w:type="dxa"/>
-              <w:start w:w="110" w:type="dxa"/>
-              <w:bottom w:w="90" w:type="dxa"/>
-              <w:end w:w="110" w:type="dxa"/>
-            </w:tcMar>
-            <w:vAlign w:val="center"/>
-          </w:tcPr>
-          <w:p>
-            <w:pPr>
-              <w:jc w:val="center"/>
-            </w:pPr>
-            <w:r>
-              <w:rPr>
-                <w:sz w:val="16"/>
-              </w:rPr>
-              <w:t>45</w:t>
-            </w:r>
-          </w:p>
-        </w:tc>
-        <w:tc>
-          <w:tcPr>
-            <w:tcW w:type="dxa" w:w="864"/>
-            <w:tcMar>
-              <w:top w:w="90" w:type="dxa"/>
-              <w:start w:w="110" w:type="dxa"/>
-              <w:bottom w:w="90" w:type="dxa"/>
-              <w:end w:w="110" w:type="dxa"/>
-            </w:tcMar>
-            <w:vAlign w:val="center"/>
-          </w:tcPr>
-          <w:p>
-            <w:pPr>
-              <w:jc w:val="center"/>
-            </w:pPr>
-            <w:r>
-              <w:rPr>
-                <w:sz w:val="16"/>
-              </w:rPr>
-              <w:t>130</w:t>
-            </w:r>
-          </w:p>
-        </w:tc>
-      </w:tr>
-      <w:tr>
-        <w:tc>
-          <w:tcPr>
-            <w:tcW w:type="dxa" w:w="648"/>
-            <w:tcMar>
-              <w:top w:w="90" w:type="dxa"/>
-              <w:start w:w="110" w:type="dxa"/>
-              <w:bottom w:w="90" w:type="dxa"/>
-              <w:end w:w="110" w:type="dxa"/>
-            </w:tcMar>
-            <w:vAlign w:val="center"/>
-            <w:shd w:fill="FAFBFC"/>
-          </w:tcPr>
-          <w:p>
-            <w:pPr>
-              <w:jc w:val="left"/>
-            </w:pPr>
-            <w:r>
-              <w:rPr>
-                <w:sz w:val="16"/>
-              </w:rPr>
-              <w:t>145</w:t>
-            </w:r>
-          </w:p>
-        </w:tc>
-        <w:tc>
-          <w:tcPr>
-            <w:tcW w:type="dxa" w:w="1296"/>
-            <w:tcMar>
-              <w:top w:w="90" w:type="dxa"/>
-              <w:start w:w="110" w:type="dxa"/>
-              <w:bottom w:w="90" w:type="dxa"/>
-              <w:end w:w="110" w:type="dxa"/>
-            </w:tcMar>
-            <w:vAlign w:val="center"/>
-            <w:shd w:fill="FAFBFC"/>
-          </w:tcPr>
-          <w:p>
-            <w:pPr>
-              <w:jc w:val="center"/>
-            </w:pPr>
-            <w:r>
-              <w:rPr>
-                <w:sz w:val="16"/>
-              </w:rPr>
-              <w:t>3/3</w:t>
-            </w:r>
-          </w:p>
-        </w:tc>
-        <w:tc>
-          <w:tcPr>
-            <w:tcW w:type="dxa" w:w="1440"/>
-            <w:tcMar>
-              <w:top w:w="90" w:type="dxa"/>
-              <w:start w:w="110" w:type="dxa"/>
-              <w:bottom w:w="90" w:type="dxa"/>
-              <w:end w:w="110" w:type="dxa"/>
-            </w:tcMar>
-            <w:vAlign w:val="center"/>
-            <w:shd w:fill="FAFBFC"/>
-          </w:tcPr>
-          <w:p>
-            <w:pPr>
-              <w:jc w:val="center"/>
-            </w:pPr>
-            <w:r>
-              <w:rPr>
-                <w:sz w:val="16"/>
-              </w:rPr>
-              <w:t>2/2</w:t>
-            </w:r>
-          </w:p>
-        </w:tc>
-        <w:tc>
-          <w:tcPr>
-            <w:tcW w:type="dxa" w:w="1440"/>
-            <w:tcMar>
-              <w:top w:w="90" w:type="dxa"/>
-              <w:start w:w="110" w:type="dxa"/>
-              <w:bottom w:w="90" w:type="dxa"/>
-              <w:end w:w="110" w:type="dxa"/>
-            </w:tcMar>
-            <w:vAlign w:val="center"/>
-            <w:shd w:fill="FAFBFC"/>
-          </w:tcPr>
-          <w:p>
-            <w:pPr>
-              <w:jc w:val="center"/>
-            </w:pPr>
-            <w:r>
-              <w:rPr>
-                <w:sz w:val="16"/>
-              </w:rPr>
-              <w:t>2x/2d</w:t>
-            </w:r>
-          </w:p>
-        </w:tc>
-        <w:tc>
-          <w:tcPr>
-            <w:tcW w:type="dxa" w:w="792"/>
-            <w:tcMar>
-              <w:top w:w="90" w:type="dxa"/>
-              <w:start w:w="110" w:type="dxa"/>
-              <w:bottom w:w="90" w:type="dxa"/>
-              <w:end w:w="110" w:type="dxa"/>
-            </w:tcMar>
-            <w:vAlign w:val="center"/>
-            <w:shd w:fill="FAFBFC"/>
-          </w:tcPr>
-          <w:p>
-            <w:pPr>
-              <w:jc w:val="center"/>
-            </w:pPr>
-            <w:r>
-              <w:rPr>
-                <w:sz w:val="16"/>
-              </w:rPr>
-              <w:t>81</w:t>
-            </w:r>
-          </w:p>
-        </w:tc>
-        <w:tc>
-          <w:tcPr>
-            <w:tcW w:type="dxa" w:w="792"/>
-            <w:tcMar>
-              <w:top w:w="90" w:type="dxa"/>
-              <w:start w:w="110" w:type="dxa"/>
-              <w:bottom w:w="90" w:type="dxa"/>
-              <w:end w:w="110" w:type="dxa"/>
-            </w:tcMar>
-            <w:vAlign w:val="center"/>
-            <w:shd w:fill="FAFBFC"/>
-          </w:tcPr>
-          <w:p>
-            <w:pPr>
-              <w:jc w:val="center"/>
-            </w:pPr>
-            <w:r>
-              <w:rPr>
-                <w:sz w:val="16"/>
-              </w:rPr>
-              <w:t>41</w:t>
-            </w:r>
-          </w:p>
-        </w:tc>
-        <w:tc>
-          <w:tcPr>
-            <w:tcW w:type="dxa" w:w="864"/>
-            <w:tcMar>
-              <w:top w:w="90" w:type="dxa"/>
-              <w:start w:w="110" w:type="dxa"/>
-              <w:bottom w:w="90" w:type="dxa"/>
-              <w:end w:w="110" w:type="dxa"/>
-            </w:tcMar>
-            <w:vAlign w:val="center"/>
-            <w:shd w:fill="FAFBFC"/>
-          </w:tcPr>
-          <w:p>
-            <w:pPr>
-              <w:jc w:val="center"/>
-            </w:pPr>
-            <w:r>
-              <w:rPr>
-                <w:sz w:val="16"/>
-              </w:rPr>
-              <w:t>122</w:t>
-            </w:r>
-          </w:p>
-        </w:tc>
-      </w:tr>
-      <w:tr>
-        <w:tc>
-          <w:tcPr>
-            <w:tcW w:type="dxa" w:w="648"/>
-            <w:tcMar>
-              <w:top w:w="90" w:type="dxa"/>
-              <w:start w:w="110" w:type="dxa"/>
-              <w:bottom w:w="90" w:type="dxa"/>
-              <w:end w:w="110" w:type="dxa"/>
-            </w:tcMar>
-            <w:vAlign w:val="center"/>
-          </w:tcPr>
-          <w:p>
-            <w:pPr>
-              <w:jc w:val="left"/>
-            </w:pPr>
-            <w:r>
-              <w:rPr>
-                <w:sz w:val="16"/>
-              </w:rPr>
-              <w:t>9</w:t>
-            </w:r>
-          </w:p>
-        </w:tc>
-        <w:tc>
-          <w:tcPr>
-            <w:tcW w:type="dxa" w:w="1296"/>
-            <w:tcMar>
-              <w:top w:w="90" w:type="dxa"/>
-              <w:start w:w="110" w:type="dxa"/>
-              <w:bottom w:w="90" w:type="dxa"/>
-              <w:end w:w="110" w:type="dxa"/>
-            </w:tcMar>
-            <w:vAlign w:val="center"/>
-          </w:tcPr>
-          <w:p>
-            <w:pPr>
-              <w:jc w:val="center"/>
-            </w:pPr>
-            <w:r>
-              <w:rPr>
-                <w:sz w:val="16"/>
-              </w:rPr>
-              <w:t>2/2</w:t>
+              <w:t>5/5</w:t>
             </w:r>
           </w:p>
         </w:tc>
@@ -3480,7 +3813,7 @@
               <w:rPr>
                 <w:sz w:val="16"/>
               </w:rPr>
-              <w:t>2x/2d</w:t>
+              <w:t>2x/3d</w:t>
             </w:r>
           </w:p>
         </w:tc>
@@ -3503,7 +3836,7 @@
               <w:rPr>
                 <w:sz w:val="16"/>
               </w:rPr>
-              <w:t>79</w:t>
+              <w:t>9</w:t>
             </w:r>
           </w:p>
         </w:tc>
@@ -3526,7 +3859,7 @@
               <w:rPr>
                 <w:sz w:val="16"/>
               </w:rPr>
-              <w:t>41</w:t>
+              <w:t>0</w:t>
             </w:r>
           </w:p>
         </w:tc>
@@ -3549,7 +3882,7 @@
               <w:rPr>
                 <w:sz w:val="16"/>
               </w:rPr>
-              <w:t>120</w:t>
+              <w:t>9</w:t>
             </w:r>
           </w:p>
         </w:tc>
@@ -3575,7 +3908,7 @@
               <w:rPr>
                 <w:sz w:val="16"/>
               </w:rPr>
-              <w:t>2</w:t>
+              <w:t>50</w:t>
             </w:r>
           </w:p>
         </w:tc>
@@ -3599,7 +3932,7 @@
               <w:rPr>
                 <w:sz w:val="16"/>
               </w:rPr>
-              <w:t>2/2</w:t>
+              <w:t>5/10</w:t>
             </w:r>
           </w:p>
         </w:tc>
@@ -3671,7 +4004,7 @@
               <w:rPr>
                 <w:sz w:val="16"/>
               </w:rPr>
-              <w:t>78</w:t>
+              <w:t>7</w:t>
             </w:r>
           </w:p>
         </w:tc>
@@ -3695,7 +4028,7 @@
               <w:rPr>
                 <w:sz w:val="16"/>
               </w:rPr>
-              <w:t>37</w:t>
+              <w:t>1</w:t>
             </w:r>
           </w:p>
         </w:tc>
@@ -3719,7 +4052,7 @@
               <w:rPr>
                 <w:sz w:val="16"/>
               </w:rPr>
-              <w:t>115</w:t>
+              <w:t>8</w:t>
             </w:r>
           </w:p>
         </w:tc>
@@ -3744,7 +4077,7 @@
               <w:rPr>
                 <w:sz w:val="16"/>
               </w:rPr>
-              <w:t>105</w:t>
+              <w:t>33</w:t>
             </w:r>
           </w:p>
         </w:tc>
@@ -3767,7 +4100,7 @@
               <w:rPr>
                 <w:sz w:val="16"/>
               </w:rPr>
-              <w:t>3/2</w:t>
+              <w:t>5/5</w:t>
             </w:r>
           </w:p>
         </w:tc>
@@ -3790,7 +4123,7 @@
               <w:rPr>
                 <w:sz w:val="16"/>
               </w:rPr>
-              <w:t>2/3</w:t>
+              <w:t>3/3</w:t>
             </w:r>
           </w:p>
         </w:tc>
@@ -3836,7 +4169,7 @@
               <w:rPr>
                 <w:sz w:val="16"/>
               </w:rPr>
-              <w:t>76</w:t>
+              <w:t>7</w:t>
             </w:r>
           </w:p>
         </w:tc>
@@ -3859,7 +4192,7 @@
               <w:rPr>
                 <w:sz w:val="16"/>
               </w:rPr>
-              <w:t>38</w:t>
+              <w:t>0</w:t>
             </w:r>
           </w:p>
         </w:tc>
@@ -3882,7 +4215,7 @@
               <w:rPr>
                 <w:sz w:val="16"/>
               </w:rPr>
-              <w:t>114</w:t>
+              <w:t>7</w:t>
             </w:r>
           </w:p>
         </w:tc>
@@ -3908,7 +4241,7 @@
               <w:rPr>
                 <w:sz w:val="16"/>
               </w:rPr>
-              <w:t>57</w:t>
+              <w:t>34</w:t>
             </w:r>
           </w:p>
         </w:tc>
@@ -3932,7 +4265,7 @@
               <w:rPr>
                 <w:sz w:val="16"/>
               </w:rPr>
-              <w:t>2/3</w:t>
+              <w:t>5/5</w:t>
             </w:r>
           </w:p>
         </w:tc>
@@ -3956,340 +4289,7 @@
               <w:rPr>
                 <w:sz w:val="16"/>
               </w:rPr>
-              <w:t>2/3</w:t>
-            </w:r>
-          </w:p>
-        </w:tc>
-        <w:tc>
-          <w:tcPr>
-            <w:tcW w:type="dxa" w:w="1440"/>
-            <w:tcMar>
-              <w:top w:w="90" w:type="dxa"/>
-              <w:start w:w="110" w:type="dxa"/>
-              <w:bottom w:w="90" w:type="dxa"/>
-              <w:end w:w="110" w:type="dxa"/>
-            </w:tcMar>
-            <w:vAlign w:val="center"/>
-            <w:shd w:fill="FAFBFC"/>
-          </w:tcPr>
-          <w:p>
-            <w:pPr>
-              <w:jc w:val="center"/>
-            </w:pPr>
-            <w:r>
-              <w:rPr>
-                <w:sz w:val="16"/>
-              </w:rPr>
-              <w:t>2x/2d</w:t>
-            </w:r>
-          </w:p>
-        </w:tc>
-        <w:tc>
-          <w:tcPr>
-            <w:tcW w:type="dxa" w:w="792"/>
-            <w:tcMar>
-              <w:top w:w="90" w:type="dxa"/>
-              <w:start w:w="110" w:type="dxa"/>
-              <w:bottom w:w="90" w:type="dxa"/>
-              <w:end w:w="110" w:type="dxa"/>
-            </w:tcMar>
-            <w:vAlign w:val="center"/>
-            <w:shd w:fill="FAFBFC"/>
-          </w:tcPr>
-          <w:p>
-            <w:pPr>
-              <w:jc w:val="center"/>
-            </w:pPr>
-            <w:r>
-              <w:rPr>
-                <w:sz w:val="16"/>
-              </w:rPr>
-              <w:t>73</w:t>
-            </w:r>
-          </w:p>
-        </w:tc>
-        <w:tc>
-          <w:tcPr>
-            <w:tcW w:type="dxa" w:w="792"/>
-            <w:tcMar>
-              <w:top w:w="90" w:type="dxa"/>
-              <w:start w:w="110" w:type="dxa"/>
-              <w:bottom w:w="90" w:type="dxa"/>
-              <w:end w:w="110" w:type="dxa"/>
-            </w:tcMar>
-            <w:vAlign w:val="center"/>
-            <w:shd w:fill="FAFBFC"/>
-          </w:tcPr>
-          <w:p>
-            <w:pPr>
-              <w:jc w:val="center"/>
-            </w:pPr>
-            <w:r>
-              <w:rPr>
-                <w:sz w:val="16"/>
-              </w:rPr>
-              <w:t>38</w:t>
-            </w:r>
-          </w:p>
-        </w:tc>
-        <w:tc>
-          <w:tcPr>
-            <w:tcW w:type="dxa" w:w="864"/>
-            <w:tcMar>
-              <w:top w:w="90" w:type="dxa"/>
-              <w:start w:w="110" w:type="dxa"/>
-              <w:bottom w:w="90" w:type="dxa"/>
-              <w:end w:w="110" w:type="dxa"/>
-            </w:tcMar>
-            <w:vAlign w:val="center"/>
-            <w:shd w:fill="FAFBFC"/>
-          </w:tcPr>
-          <w:p>
-            <w:pPr>
-              <w:jc w:val="center"/>
-            </w:pPr>
-            <w:r>
-              <w:rPr>
-                <w:sz w:val="16"/>
-              </w:rPr>
-              <w:t>111</w:t>
-            </w:r>
-          </w:p>
-        </w:tc>
-      </w:tr>
-      <w:tr>
-        <w:tc>
-          <w:tcPr>
-            <w:tcW w:type="dxa" w:w="648"/>
-            <w:tcMar>
-              <w:top w:w="90" w:type="dxa"/>
-              <w:start w:w="110" w:type="dxa"/>
-              <w:bottom w:w="90" w:type="dxa"/>
-              <w:end w:w="110" w:type="dxa"/>
-            </w:tcMar>
-            <w:vAlign w:val="center"/>
-          </w:tcPr>
-          <w:p>
-            <w:pPr>
-              <w:jc w:val="left"/>
-            </w:pPr>
-            <w:r>
-              <w:rPr>
-                <w:sz w:val="16"/>
-              </w:rPr>
-              <w:t>50</w:t>
-            </w:r>
-          </w:p>
-        </w:tc>
-        <w:tc>
-          <w:tcPr>
-            <w:tcW w:type="dxa" w:w="1296"/>
-            <w:tcMar>
-              <w:top w:w="90" w:type="dxa"/>
-              <w:start w:w="110" w:type="dxa"/>
-              <w:bottom w:w="90" w:type="dxa"/>
-              <w:end w:w="110" w:type="dxa"/>
-            </w:tcMar>
-            <w:vAlign w:val="center"/>
-          </w:tcPr>
-          <w:p>
-            <w:pPr>
-              <w:jc w:val="center"/>
-            </w:pPr>
-            <w:r>
-              <w:rPr>
-                <w:sz w:val="16"/>
-              </w:rPr>
-              <w:t>2/3</w:t>
-            </w:r>
-          </w:p>
-        </w:tc>
-        <w:tc>
-          <w:tcPr>
-            <w:tcW w:type="dxa" w:w="1440"/>
-            <w:tcMar>
-              <w:top w:w="90" w:type="dxa"/>
-              <w:start w:w="110" w:type="dxa"/>
-              <w:bottom w:w="90" w:type="dxa"/>
-              <w:end w:w="110" w:type="dxa"/>
-            </w:tcMar>
-            <w:vAlign w:val="center"/>
-          </w:tcPr>
-          <w:p>
-            <w:pPr>
-              <w:jc w:val="center"/>
-            </w:pPr>
-            <w:r>
-              <w:rPr>
-                <w:sz w:val="16"/>
-              </w:rPr>
-              <w:t>2/2</w:t>
-            </w:r>
-          </w:p>
-        </w:tc>
-        <w:tc>
-          <w:tcPr>
-            <w:tcW w:type="dxa" w:w="1440"/>
-            <w:tcMar>
-              <w:top w:w="90" w:type="dxa"/>
-              <w:start w:w="110" w:type="dxa"/>
-              <w:bottom w:w="90" w:type="dxa"/>
-              <w:end w:w="110" w:type="dxa"/>
-            </w:tcMar>
-            <w:vAlign w:val="center"/>
-          </w:tcPr>
-          <w:p>
-            <w:pPr>
-              <w:jc w:val="center"/>
-            </w:pPr>
-            <w:r>
-              <w:rPr>
-                <w:sz w:val="16"/>
-              </w:rPr>
-              <w:t>2x/3d</w:t>
-            </w:r>
-          </w:p>
-        </w:tc>
-        <w:tc>
-          <w:tcPr>
-            <w:tcW w:type="dxa" w:w="792"/>
-            <w:tcMar>
-              <w:top w:w="90" w:type="dxa"/>
-              <w:start w:w="110" w:type="dxa"/>
-              <w:bottom w:w="90" w:type="dxa"/>
-              <w:end w:w="110" w:type="dxa"/>
-            </w:tcMar>
-            <w:vAlign w:val="center"/>
-          </w:tcPr>
-          <w:p>
-            <w:pPr>
-              <w:jc w:val="center"/>
-            </w:pPr>
-            <w:r>
-              <w:rPr>
-                <w:sz w:val="16"/>
-              </w:rPr>
-              <w:t>73</w:t>
-            </w:r>
-          </w:p>
-        </w:tc>
-        <w:tc>
-          <w:tcPr>
-            <w:tcW w:type="dxa" w:w="792"/>
-            <w:tcMar>
-              <w:top w:w="90" w:type="dxa"/>
-              <w:start w:w="110" w:type="dxa"/>
-              <w:bottom w:w="90" w:type="dxa"/>
-              <w:end w:w="110" w:type="dxa"/>
-            </w:tcMar>
-            <w:vAlign w:val="center"/>
-          </w:tcPr>
-          <w:p>
-            <w:pPr>
-              <w:jc w:val="center"/>
-            </w:pPr>
-            <w:r>
-              <w:rPr>
-                <w:sz w:val="16"/>
-              </w:rPr>
-              <w:t>37</w:t>
-            </w:r>
-          </w:p>
-        </w:tc>
-        <w:tc>
-          <w:tcPr>
-            <w:tcW w:type="dxa" w:w="864"/>
-            <w:tcMar>
-              <w:top w:w="90" w:type="dxa"/>
-              <w:start w:w="110" w:type="dxa"/>
-              <w:bottom w:w="90" w:type="dxa"/>
-              <w:end w:w="110" w:type="dxa"/>
-            </w:tcMar>
-            <w:vAlign w:val="center"/>
-          </w:tcPr>
-          <w:p>
-            <w:pPr>
-              <w:jc w:val="center"/>
-            </w:pPr>
-            <w:r>
-              <w:rPr>
-                <w:sz w:val="16"/>
-              </w:rPr>
-              <w:t>110</w:t>
-            </w:r>
-          </w:p>
-        </w:tc>
-      </w:tr>
-      <w:tr>
-        <w:tc>
-          <w:tcPr>
-            <w:tcW w:type="dxa" w:w="648"/>
-            <w:tcMar>
-              <w:top w:w="90" w:type="dxa"/>
-              <w:start w:w="110" w:type="dxa"/>
-              <w:bottom w:w="90" w:type="dxa"/>
-              <w:end w:w="110" w:type="dxa"/>
-            </w:tcMar>
-            <w:vAlign w:val="center"/>
-            <w:shd w:fill="FAFBFC"/>
-          </w:tcPr>
-          <w:p>
-            <w:pPr>
-              <w:jc w:val="left"/>
-            </w:pPr>
-            <w:r>
-              <w:rPr>
-                <w:sz w:val="16"/>
-              </w:rPr>
-              <w:t>98</w:t>
-            </w:r>
-          </w:p>
-        </w:tc>
-        <w:tc>
-          <w:tcPr>
-            <w:tcW w:type="dxa" w:w="1296"/>
-            <w:tcMar>
-              <w:top w:w="90" w:type="dxa"/>
-              <w:start w:w="110" w:type="dxa"/>
-              <w:bottom w:w="90" w:type="dxa"/>
-              <w:end w:w="110" w:type="dxa"/>
-            </w:tcMar>
-            <w:vAlign w:val="center"/>
-            <w:shd w:fill="FAFBFC"/>
-          </w:tcPr>
-          <w:p>
-            <w:pPr>
-              <w:jc w:val="center"/>
-            </w:pPr>
-            <w:r>
-              <w:rPr>
-                <w:sz w:val="16"/>
-              </w:rPr>
-              <w:t>3/2</w:t>
-            </w:r>
-          </w:p>
-        </w:tc>
-        <w:tc>
-          <w:tcPr>
-            <w:tcW w:type="dxa" w:w="1440"/>
-            <w:tcMar>
-              <w:top w:w="90" w:type="dxa"/>
-              <w:start w:w="110" w:type="dxa"/>
-              <w:bottom w:w="90" w:type="dxa"/>
-              <w:end w:w="110" w:type="dxa"/>
-            </w:tcMar>
-            <w:vAlign w:val="center"/>
-            <w:shd w:fill="FAFBFC"/>
-          </w:tcPr>
-          <w:p>
-            <w:pPr>
-              <w:jc w:val="center"/>
-            </w:pPr>
-            <w:r>
-              <w:rPr>
-                <w:sz w:val="16"/>
-              </w:rPr>
-              <w:t>2/2</w:t>
+              <w:t>3/3</w:t>
             </w:r>
           </w:p>
         </w:tc>
@@ -4337,7 +4337,7 @@
               <w:rPr>
                 <w:sz w:val="16"/>
               </w:rPr>
-              <w:t>74</w:t>
+              <w:t>7</w:t>
             </w:r>
           </w:p>
         </w:tc>
@@ -4361,7 +4361,7 @@
               <w:rPr>
                 <w:sz w:val="16"/>
               </w:rPr>
-              <w:t>34</w:t>
+              <w:t>0</w:t>
             </w:r>
           </w:p>
         </w:tc>
@@ -4385,7 +4385,7 @@
               <w:rPr>
                 <w:sz w:val="16"/>
               </w:rPr>
-              <w:t>108</w:t>
+              <w:t>7</w:t>
             </w:r>
           </w:p>
         </w:tc>
@@ -4632,7 +4632,7 @@
               <w:rPr>
                 <w:sz w:val="16"/>
               </w:rPr>
-              <w:t>46</w:t>
+              <w:t>19</w:t>
             </w:r>
           </w:p>
         </w:tc>
@@ -4655,7 +4655,1006 @@
               <w:rPr>
                 <w:sz w:val="16"/>
               </w:rPr>
-              <w:t>2/2</w:t>
+              <w:t>5/5</w:t>
+            </w:r>
+          </w:p>
+        </w:tc>
+        <w:tc>
+          <w:tcPr>
+            <w:tcW w:type="dxa" w:w="1440"/>
+            <w:tcMar>
+              <w:top w:w="90" w:type="dxa"/>
+              <w:start w:w="110" w:type="dxa"/>
+              <w:bottom w:w="90" w:type="dxa"/>
+              <w:end w:w="110" w:type="dxa"/>
+            </w:tcMar>
+            <w:vAlign w:val="center"/>
+          </w:tcPr>
+          <w:p>
+            <w:pPr>
+              <w:jc w:val="center"/>
+            </w:pPr>
+            <w:r>
+              <w:rPr>
+                <w:sz w:val="16"/>
+              </w:rPr>
+              <w:t>2/4</w:t>
+            </w:r>
+          </w:p>
+        </w:tc>
+        <w:tc>
+          <w:tcPr>
+            <w:tcW w:type="dxa" w:w="1440"/>
+            <w:tcMar>
+              <w:top w:w="90" w:type="dxa"/>
+              <w:start w:w="110" w:type="dxa"/>
+              <w:bottom w:w="90" w:type="dxa"/>
+              <w:end w:w="110" w:type="dxa"/>
+            </w:tcMar>
+            <w:vAlign w:val="center"/>
+          </w:tcPr>
+          <w:p>
+            <w:pPr>
+              <w:jc w:val="center"/>
+            </w:pPr>
+            <w:r>
+              <w:rPr>
+                <w:sz w:val="16"/>
+              </w:rPr>
+              <w:t>3x/2d</w:t>
+            </w:r>
+          </w:p>
+        </w:tc>
+        <w:tc>
+          <w:tcPr>
+            <w:tcW w:type="dxa" w:w="792"/>
+            <w:tcMar>
+              <w:top w:w="90" w:type="dxa"/>
+              <w:start w:w="110" w:type="dxa"/>
+              <w:bottom w:w="90" w:type="dxa"/>
+              <w:end w:w="110" w:type="dxa"/>
+            </w:tcMar>
+            <w:vAlign w:val="center"/>
+          </w:tcPr>
+          <w:p>
+            <w:pPr>
+              <w:jc w:val="center"/>
+            </w:pPr>
+            <w:r>
+              <w:rPr>
+                <w:sz w:val="16"/>
+              </w:rPr>
+              <w:t>0</w:t>
+            </w:r>
+          </w:p>
+        </w:tc>
+        <w:tc>
+          <w:tcPr>
+            <w:tcW w:type="dxa" w:w="792"/>
+            <w:tcMar>
+              <w:top w:w="90" w:type="dxa"/>
+              <w:start w:w="110" w:type="dxa"/>
+              <w:bottom w:w="90" w:type="dxa"/>
+              <w:end w:w="110" w:type="dxa"/>
+            </w:tcMar>
+            <w:vAlign w:val="center"/>
+          </w:tcPr>
+          <w:p>
+            <w:pPr>
+              <w:jc w:val="center"/>
+            </w:pPr>
+            <w:r>
+              <w:rPr>
+                <w:sz w:val="16"/>
+              </w:rPr>
+              <w:t>0</w:t>
+            </w:r>
+          </w:p>
+        </w:tc>
+        <w:tc>
+          <w:tcPr>
+            <w:tcW w:type="dxa" w:w="864"/>
+            <w:tcMar>
+              <w:top w:w="90" w:type="dxa"/>
+              <w:start w:w="110" w:type="dxa"/>
+              <w:bottom w:w="90" w:type="dxa"/>
+              <w:end w:w="110" w:type="dxa"/>
+            </w:tcMar>
+            <w:vAlign w:val="center"/>
+          </w:tcPr>
+          <w:p>
+            <w:pPr>
+              <w:jc w:val="center"/>
+            </w:pPr>
+            <w:r>
+              <w:rPr>
+                <w:sz w:val="16"/>
+              </w:rPr>
+              <w:t>0</w:t>
+            </w:r>
+          </w:p>
+        </w:tc>
+      </w:tr>
+      <w:tr>
+        <w:tc>
+          <w:tcPr>
+            <w:tcW w:type="dxa" w:w="648"/>
+            <w:tcMar>
+              <w:top w:w="90" w:type="dxa"/>
+              <w:start w:w="110" w:type="dxa"/>
+              <w:bottom w:w="90" w:type="dxa"/>
+              <w:end w:w="110" w:type="dxa"/>
+            </w:tcMar>
+            <w:vAlign w:val="center"/>
+            <w:shd w:fill="FAFBFC"/>
+          </w:tcPr>
+          <w:p>
+            <w:pPr>
+              <w:jc w:val="left"/>
+            </w:pPr>
+            <w:r>
+              <w:rPr>
+                <w:sz w:val="16"/>
+              </w:rPr>
+              <w:t>20</w:t>
+            </w:r>
+          </w:p>
+        </w:tc>
+        <w:tc>
+          <w:tcPr>
+            <w:tcW w:type="dxa" w:w="1296"/>
+            <w:tcMar>
+              <w:top w:w="90" w:type="dxa"/>
+              <w:start w:w="110" w:type="dxa"/>
+              <w:bottom w:w="90" w:type="dxa"/>
+              <w:end w:w="110" w:type="dxa"/>
+            </w:tcMar>
+            <w:vAlign w:val="center"/>
+            <w:shd w:fill="FAFBFC"/>
+          </w:tcPr>
+          <w:p>
+            <w:pPr>
+              <w:jc w:val="center"/>
+            </w:pPr>
+            <w:r>
+              <w:rPr>
+                <w:sz w:val="16"/>
+              </w:rPr>
+              <w:t>5/5</w:t>
+            </w:r>
+          </w:p>
+        </w:tc>
+        <w:tc>
+          <w:tcPr>
+            <w:tcW w:type="dxa" w:w="1440"/>
+            <w:tcMar>
+              <w:top w:w="90" w:type="dxa"/>
+              <w:start w:w="110" w:type="dxa"/>
+              <w:bottom w:w="90" w:type="dxa"/>
+              <w:end w:w="110" w:type="dxa"/>
+            </w:tcMar>
+            <w:vAlign w:val="center"/>
+            <w:shd w:fill="FAFBFC"/>
+          </w:tcPr>
+          <w:p>
+            <w:pPr>
+              <w:jc w:val="center"/>
+            </w:pPr>
+            <w:r>
+              <w:rPr>
+                <w:sz w:val="16"/>
+              </w:rPr>
+              <w:t>2/4</w:t>
+            </w:r>
+          </w:p>
+        </w:tc>
+        <w:tc>
+          <w:tcPr>
+            <w:tcW w:type="dxa" w:w="1440"/>
+            <w:tcMar>
+              <w:top w:w="90" w:type="dxa"/>
+              <w:start w:w="110" w:type="dxa"/>
+              <w:bottom w:w="90" w:type="dxa"/>
+              <w:end w:w="110" w:type="dxa"/>
+            </w:tcMar>
+            <w:vAlign w:val="center"/>
+            <w:shd w:fill="FAFBFC"/>
+          </w:tcPr>
+          <w:p>
+            <w:pPr>
+              <w:jc w:val="center"/>
+            </w:pPr>
+            <w:r>
+              <w:rPr>
+                <w:sz w:val="16"/>
+              </w:rPr>
+              <w:t>3x/3d</w:t>
+            </w:r>
+          </w:p>
+        </w:tc>
+        <w:tc>
+          <w:tcPr>
+            <w:tcW w:type="dxa" w:w="792"/>
+            <w:tcMar>
+              <w:top w:w="90" w:type="dxa"/>
+              <w:start w:w="110" w:type="dxa"/>
+              <w:bottom w:w="90" w:type="dxa"/>
+              <w:end w:w="110" w:type="dxa"/>
+            </w:tcMar>
+            <w:vAlign w:val="center"/>
+            <w:shd w:fill="FAFBFC"/>
+          </w:tcPr>
+          <w:p>
+            <w:pPr>
+              <w:jc w:val="center"/>
+            </w:pPr>
+            <w:r>
+              <w:rPr>
+                <w:sz w:val="16"/>
+              </w:rPr>
+              <w:t>0</w:t>
+            </w:r>
+          </w:p>
+        </w:tc>
+        <w:tc>
+          <w:tcPr>
+            <w:tcW w:type="dxa" w:w="792"/>
+            <w:tcMar>
+              <w:top w:w="90" w:type="dxa"/>
+              <w:start w:w="110" w:type="dxa"/>
+              <w:bottom w:w="90" w:type="dxa"/>
+              <w:end w:w="110" w:type="dxa"/>
+            </w:tcMar>
+            <w:vAlign w:val="center"/>
+            <w:shd w:fill="FAFBFC"/>
+          </w:tcPr>
+          <w:p>
+            <w:pPr>
+              <w:jc w:val="center"/>
+            </w:pPr>
+            <w:r>
+              <w:rPr>
+                <w:sz w:val="16"/>
+              </w:rPr>
+              <w:t>0</w:t>
+            </w:r>
+          </w:p>
+        </w:tc>
+        <w:tc>
+          <w:tcPr>
+            <w:tcW w:type="dxa" w:w="864"/>
+            <w:tcMar>
+              <w:top w:w="90" w:type="dxa"/>
+              <w:start w:w="110" w:type="dxa"/>
+              <w:bottom w:w="90" w:type="dxa"/>
+              <w:end w:w="110" w:type="dxa"/>
+            </w:tcMar>
+            <w:vAlign w:val="center"/>
+            <w:shd w:fill="FAFBFC"/>
+          </w:tcPr>
+          <w:p>
+            <w:pPr>
+              <w:jc w:val="center"/>
+            </w:pPr>
+            <w:r>
+              <w:rPr>
+                <w:sz w:val="16"/>
+              </w:rPr>
+              <w:t>0</w:t>
+            </w:r>
+          </w:p>
+        </w:tc>
+      </w:tr>
+      <w:tr>
+        <w:tc>
+          <w:tcPr>
+            <w:tcW w:type="dxa" w:w="648"/>
+            <w:tcMar>
+              <w:top w:w="90" w:type="dxa"/>
+              <w:start w:w="110" w:type="dxa"/>
+              <w:bottom w:w="90" w:type="dxa"/>
+              <w:end w:w="110" w:type="dxa"/>
+            </w:tcMar>
+            <w:vAlign w:val="center"/>
+          </w:tcPr>
+          <w:p>
+            <w:pPr>
+              <w:jc w:val="left"/>
+            </w:pPr>
+            <w:r>
+              <w:rPr>
+                <w:sz w:val="16"/>
+              </w:rPr>
+              <w:t>21</w:t>
+            </w:r>
+          </w:p>
+        </w:tc>
+        <w:tc>
+          <w:tcPr>
+            <w:tcW w:type="dxa" w:w="1296"/>
+            <w:tcMar>
+              <w:top w:w="90" w:type="dxa"/>
+              <w:start w:w="110" w:type="dxa"/>
+              <w:bottom w:w="90" w:type="dxa"/>
+              <w:end w:w="110" w:type="dxa"/>
+            </w:tcMar>
+            <w:vAlign w:val="center"/>
+          </w:tcPr>
+          <w:p>
+            <w:pPr>
+              <w:jc w:val="center"/>
+            </w:pPr>
+            <w:r>
+              <w:rPr>
+                <w:sz w:val="16"/>
+              </w:rPr>
+              <w:t>5/5</w:t>
+            </w:r>
+          </w:p>
+        </w:tc>
+        <w:tc>
+          <w:tcPr>
+            <w:tcW w:type="dxa" w:w="1440"/>
+            <w:tcMar>
+              <w:top w:w="90" w:type="dxa"/>
+              <w:start w:w="110" w:type="dxa"/>
+              <w:bottom w:w="90" w:type="dxa"/>
+              <w:end w:w="110" w:type="dxa"/>
+            </w:tcMar>
+            <w:vAlign w:val="center"/>
+          </w:tcPr>
+          <w:p>
+            <w:pPr>
+              <w:jc w:val="center"/>
+            </w:pPr>
+            <w:r>
+              <w:rPr>
+                <w:sz w:val="16"/>
+              </w:rPr>
+              <w:t>2/4</w:t>
+            </w:r>
+          </w:p>
+        </w:tc>
+        <w:tc>
+          <w:tcPr>
+            <w:tcW w:type="dxa" w:w="1440"/>
+            <w:tcMar>
+              <w:top w:w="90" w:type="dxa"/>
+              <w:start w:w="110" w:type="dxa"/>
+              <w:bottom w:w="90" w:type="dxa"/>
+              <w:end w:w="110" w:type="dxa"/>
+            </w:tcMar>
+            <w:vAlign w:val="center"/>
+          </w:tcPr>
+          <w:p>
+            <w:pPr>
+              <w:jc w:val="center"/>
+            </w:pPr>
+            <w:r>
+              <w:rPr>
+                <w:sz w:val="16"/>
+              </w:rPr>
+              <w:t>4x/2d</w:t>
+            </w:r>
+          </w:p>
+        </w:tc>
+        <w:tc>
+          <w:tcPr>
+            <w:tcW w:type="dxa" w:w="792"/>
+            <w:tcMar>
+              <w:top w:w="90" w:type="dxa"/>
+              <w:start w:w="110" w:type="dxa"/>
+              <w:bottom w:w="90" w:type="dxa"/>
+              <w:end w:w="110" w:type="dxa"/>
+            </w:tcMar>
+            <w:vAlign w:val="center"/>
+          </w:tcPr>
+          <w:p>
+            <w:pPr>
+              <w:jc w:val="center"/>
+            </w:pPr>
+            <w:r>
+              <w:rPr>
+                <w:sz w:val="16"/>
+              </w:rPr>
+              <w:t>0</w:t>
+            </w:r>
+          </w:p>
+        </w:tc>
+        <w:tc>
+          <w:tcPr>
+            <w:tcW w:type="dxa" w:w="792"/>
+            <w:tcMar>
+              <w:top w:w="90" w:type="dxa"/>
+              <w:start w:w="110" w:type="dxa"/>
+              <w:bottom w:w="90" w:type="dxa"/>
+              <w:end w:w="110" w:type="dxa"/>
+            </w:tcMar>
+            <w:vAlign w:val="center"/>
+          </w:tcPr>
+          <w:p>
+            <w:pPr>
+              <w:jc w:val="center"/>
+            </w:pPr>
+            <w:r>
+              <w:rPr>
+                <w:sz w:val="16"/>
+              </w:rPr>
+              <w:t>0</w:t>
+            </w:r>
+          </w:p>
+        </w:tc>
+        <w:tc>
+          <w:tcPr>
+            <w:tcW w:type="dxa" w:w="864"/>
+            <w:tcMar>
+              <w:top w:w="90" w:type="dxa"/>
+              <w:start w:w="110" w:type="dxa"/>
+              <w:bottom w:w="90" w:type="dxa"/>
+              <w:end w:w="110" w:type="dxa"/>
+            </w:tcMar>
+            <w:vAlign w:val="center"/>
+          </w:tcPr>
+          <w:p>
+            <w:pPr>
+              <w:jc w:val="center"/>
+            </w:pPr>
+            <w:r>
+              <w:rPr>
+                <w:sz w:val="16"/>
+              </w:rPr>
+              <w:t>0</w:t>
+            </w:r>
+          </w:p>
+        </w:tc>
+      </w:tr>
+      <w:tr>
+        <w:tc>
+          <w:tcPr>
+            <w:tcW w:type="dxa" w:w="648"/>
+            <w:tcMar>
+              <w:top w:w="90" w:type="dxa"/>
+              <w:start w:w="110" w:type="dxa"/>
+              <w:bottom w:w="90" w:type="dxa"/>
+              <w:end w:w="110" w:type="dxa"/>
+            </w:tcMar>
+            <w:vAlign w:val="center"/>
+            <w:shd w:fill="FAFBFC"/>
+          </w:tcPr>
+          <w:p>
+            <w:pPr>
+              <w:jc w:val="left"/>
+            </w:pPr>
+            <w:r>
+              <w:rPr>
+                <w:sz w:val="16"/>
+              </w:rPr>
+              <w:t>22</w:t>
+            </w:r>
+          </w:p>
+        </w:tc>
+        <w:tc>
+          <w:tcPr>
+            <w:tcW w:type="dxa" w:w="1296"/>
+            <w:tcMar>
+              <w:top w:w="90" w:type="dxa"/>
+              <w:start w:w="110" w:type="dxa"/>
+              <w:bottom w:w="90" w:type="dxa"/>
+              <w:end w:w="110" w:type="dxa"/>
+            </w:tcMar>
+            <w:vAlign w:val="center"/>
+            <w:shd w:fill="FAFBFC"/>
+          </w:tcPr>
+          <w:p>
+            <w:pPr>
+              <w:jc w:val="center"/>
+            </w:pPr>
+            <w:r>
+              <w:rPr>
+                <w:sz w:val="16"/>
+              </w:rPr>
+              <w:t>5/5</w:t>
+            </w:r>
+          </w:p>
+        </w:tc>
+        <w:tc>
+          <w:tcPr>
+            <w:tcW w:type="dxa" w:w="1440"/>
+            <w:tcMar>
+              <w:top w:w="90" w:type="dxa"/>
+              <w:start w:w="110" w:type="dxa"/>
+              <w:bottom w:w="90" w:type="dxa"/>
+              <w:end w:w="110" w:type="dxa"/>
+            </w:tcMar>
+            <w:vAlign w:val="center"/>
+            <w:shd w:fill="FAFBFC"/>
+          </w:tcPr>
+          <w:p>
+            <w:pPr>
+              <w:jc w:val="center"/>
+            </w:pPr>
+            <w:r>
+              <w:rPr>
+                <w:sz w:val="16"/>
+              </w:rPr>
+              <w:t>2/4</w:t>
+            </w:r>
+          </w:p>
+        </w:tc>
+        <w:tc>
+          <w:tcPr>
+            <w:tcW w:type="dxa" w:w="1440"/>
+            <w:tcMar>
+              <w:top w:w="90" w:type="dxa"/>
+              <w:start w:w="110" w:type="dxa"/>
+              <w:bottom w:w="90" w:type="dxa"/>
+              <w:end w:w="110" w:type="dxa"/>
+            </w:tcMar>
+            <w:vAlign w:val="center"/>
+            <w:shd w:fill="FAFBFC"/>
+          </w:tcPr>
+          <w:p>
+            <w:pPr>
+              <w:jc w:val="center"/>
+            </w:pPr>
+            <w:r>
+              <w:rPr>
+                <w:sz w:val="16"/>
+              </w:rPr>
+              <w:t>4x/3d</w:t>
+            </w:r>
+          </w:p>
+        </w:tc>
+        <w:tc>
+          <w:tcPr>
+            <w:tcW w:type="dxa" w:w="792"/>
+            <w:tcMar>
+              <w:top w:w="90" w:type="dxa"/>
+              <w:start w:w="110" w:type="dxa"/>
+              <w:bottom w:w="90" w:type="dxa"/>
+              <w:end w:w="110" w:type="dxa"/>
+            </w:tcMar>
+            <w:vAlign w:val="center"/>
+            <w:shd w:fill="FAFBFC"/>
+          </w:tcPr>
+          <w:p>
+            <w:pPr>
+              <w:jc w:val="center"/>
+            </w:pPr>
+            <w:r>
+              <w:rPr>
+                <w:sz w:val="16"/>
+              </w:rPr>
+              <w:t>0</w:t>
+            </w:r>
+          </w:p>
+        </w:tc>
+        <w:tc>
+          <w:tcPr>
+            <w:tcW w:type="dxa" w:w="792"/>
+            <w:tcMar>
+              <w:top w:w="90" w:type="dxa"/>
+              <w:start w:w="110" w:type="dxa"/>
+              <w:bottom w:w="90" w:type="dxa"/>
+              <w:end w:w="110" w:type="dxa"/>
+            </w:tcMar>
+            <w:vAlign w:val="center"/>
+            <w:shd w:fill="FAFBFC"/>
+          </w:tcPr>
+          <w:p>
+            <w:pPr>
+              <w:jc w:val="center"/>
+            </w:pPr>
+            <w:r>
+              <w:rPr>
+                <w:sz w:val="16"/>
+              </w:rPr>
+              <w:t>0</w:t>
+            </w:r>
+          </w:p>
+        </w:tc>
+        <w:tc>
+          <w:tcPr>
+            <w:tcW w:type="dxa" w:w="864"/>
+            <w:tcMar>
+              <w:top w:w="90" w:type="dxa"/>
+              <w:start w:w="110" w:type="dxa"/>
+              <w:bottom w:w="90" w:type="dxa"/>
+              <w:end w:w="110" w:type="dxa"/>
+            </w:tcMar>
+            <w:vAlign w:val="center"/>
+            <w:shd w:fill="FAFBFC"/>
+          </w:tcPr>
+          <w:p>
+            <w:pPr>
+              <w:jc w:val="center"/>
+            </w:pPr>
+            <w:r>
+              <w:rPr>
+                <w:sz w:val="16"/>
+              </w:rPr>
+              <w:t>0</w:t>
+            </w:r>
+          </w:p>
+        </w:tc>
+      </w:tr>
+      <w:tr>
+        <w:tc>
+          <w:tcPr>
+            <w:tcW w:type="dxa" w:w="648"/>
+            <w:tcMar>
+              <w:top w:w="90" w:type="dxa"/>
+              <w:start w:w="110" w:type="dxa"/>
+              <w:bottom w:w="90" w:type="dxa"/>
+              <w:end w:w="110" w:type="dxa"/>
+            </w:tcMar>
+            <w:vAlign w:val="center"/>
+          </w:tcPr>
+          <w:p>
+            <w:pPr>
+              <w:jc w:val="left"/>
+            </w:pPr>
+            <w:r>
+              <w:rPr>
+                <w:sz w:val="16"/>
+              </w:rPr>
+              <w:t>23</w:t>
+            </w:r>
+          </w:p>
+        </w:tc>
+        <w:tc>
+          <w:tcPr>
+            <w:tcW w:type="dxa" w:w="1296"/>
+            <w:tcMar>
+              <w:top w:w="90" w:type="dxa"/>
+              <w:start w:w="110" w:type="dxa"/>
+              <w:bottom w:w="90" w:type="dxa"/>
+              <w:end w:w="110" w:type="dxa"/>
+            </w:tcMar>
+            <w:vAlign w:val="center"/>
+          </w:tcPr>
+          <w:p>
+            <w:pPr>
+              <w:jc w:val="center"/>
+            </w:pPr>
+            <w:r>
+              <w:rPr>
+                <w:sz w:val="16"/>
+              </w:rPr>
+              <w:t>5/5</w:t>
+            </w:r>
+          </w:p>
+        </w:tc>
+        <w:tc>
+          <w:tcPr>
+            <w:tcW w:type="dxa" w:w="1440"/>
+            <w:tcMar>
+              <w:top w:w="90" w:type="dxa"/>
+              <w:start w:w="110" w:type="dxa"/>
+              <w:bottom w:w="90" w:type="dxa"/>
+              <w:end w:w="110" w:type="dxa"/>
+            </w:tcMar>
+            <w:vAlign w:val="center"/>
+          </w:tcPr>
+          <w:p>
+            <w:pPr>
+              <w:jc w:val="center"/>
+            </w:pPr>
+            <w:r>
+              <w:rPr>
+                <w:sz w:val="16"/>
+              </w:rPr>
+              <w:t>2/4</w:t>
+            </w:r>
+          </w:p>
+        </w:tc>
+        <w:tc>
+          <w:tcPr>
+            <w:tcW w:type="dxa" w:w="1440"/>
+            <w:tcMar>
+              <w:top w:w="90" w:type="dxa"/>
+              <w:start w:w="110" w:type="dxa"/>
+              <w:bottom w:w="90" w:type="dxa"/>
+              <w:end w:w="110" w:type="dxa"/>
+            </w:tcMar>
+            <w:vAlign w:val="center"/>
+          </w:tcPr>
+          <w:p>
+            <w:pPr>
+              <w:jc w:val="center"/>
+            </w:pPr>
+            <w:r>
+              <w:rPr>
+                <w:sz w:val="16"/>
+              </w:rPr>
+              <w:t>5x/2d</w:t>
+            </w:r>
+          </w:p>
+        </w:tc>
+        <w:tc>
+          <w:tcPr>
+            <w:tcW w:type="dxa" w:w="792"/>
+            <w:tcMar>
+              <w:top w:w="90" w:type="dxa"/>
+              <w:start w:w="110" w:type="dxa"/>
+              <w:bottom w:w="90" w:type="dxa"/>
+              <w:end w:w="110" w:type="dxa"/>
+            </w:tcMar>
+            <w:vAlign w:val="center"/>
+          </w:tcPr>
+          <w:p>
+            <w:pPr>
+              <w:jc w:val="center"/>
+            </w:pPr>
+            <w:r>
+              <w:rPr>
+                <w:sz w:val="16"/>
+              </w:rPr>
+              <w:t>0</w:t>
+            </w:r>
+          </w:p>
+        </w:tc>
+        <w:tc>
+          <w:tcPr>
+            <w:tcW w:type="dxa" w:w="792"/>
+            <w:tcMar>
+              <w:top w:w="90" w:type="dxa"/>
+              <w:start w:w="110" w:type="dxa"/>
+              <w:bottom w:w="90" w:type="dxa"/>
+              <w:end w:w="110" w:type="dxa"/>
+            </w:tcMar>
+            <w:vAlign w:val="center"/>
+          </w:tcPr>
+          <w:p>
+            <w:pPr>
+              <w:jc w:val="center"/>
+            </w:pPr>
+            <w:r>
+              <w:rPr>
+                <w:sz w:val="16"/>
+              </w:rPr>
+              <w:t>0</w:t>
+            </w:r>
+          </w:p>
+        </w:tc>
+        <w:tc>
+          <w:tcPr>
+            <w:tcW w:type="dxa" w:w="864"/>
+            <w:tcMar>
+              <w:top w:w="90" w:type="dxa"/>
+              <w:start w:w="110" w:type="dxa"/>
+              <w:bottom w:w="90" w:type="dxa"/>
+              <w:end w:w="110" w:type="dxa"/>
+            </w:tcMar>
+            <w:vAlign w:val="center"/>
+          </w:tcPr>
+          <w:p>
+            <w:pPr>
+              <w:jc w:val="center"/>
+            </w:pPr>
+            <w:r>
+              <w:rPr>
+                <w:sz w:val="16"/>
+              </w:rPr>
+              <w:t>0</w:t>
+            </w:r>
+          </w:p>
+        </w:tc>
+      </w:tr>
+      <w:tr>
+        <w:tc>
+          <w:tcPr>
+            <w:tcW w:type="dxa" w:w="648"/>
+            <w:tcMar>
+              <w:top w:w="90" w:type="dxa"/>
+              <w:start w:w="110" w:type="dxa"/>
+              <w:bottom w:w="90" w:type="dxa"/>
+              <w:end w:w="110" w:type="dxa"/>
+            </w:tcMar>
+            <w:vAlign w:val="center"/>
+            <w:shd w:fill="FAFBFC"/>
+          </w:tcPr>
+          <w:p>
+            <w:pPr>
+              <w:jc w:val="left"/>
+            </w:pPr>
+            <w:r>
+              <w:rPr>
+                <w:sz w:val="16"/>
+              </w:rPr>
+              <w:t>24</w:t>
+            </w:r>
+          </w:p>
+        </w:tc>
+        <w:tc>
+          <w:tcPr>
+            <w:tcW w:type="dxa" w:w="1296"/>
+            <w:tcMar>
+              <w:top w:w="90" w:type="dxa"/>
+              <w:start w:w="110" w:type="dxa"/>
+              <w:bottom w:w="90" w:type="dxa"/>
+              <w:end w:w="110" w:type="dxa"/>
+            </w:tcMar>
+            <w:vAlign w:val="center"/>
+            <w:shd w:fill="FAFBFC"/>
+          </w:tcPr>
+          <w:p>
+            <w:pPr>
+              <w:jc w:val="center"/>
+            </w:pPr>
+            <w:r>
+              <w:rPr>
+                <w:sz w:val="16"/>
+              </w:rPr>
+              <w:t>5/5</w:t>
+            </w:r>
+          </w:p>
+        </w:tc>
+        <w:tc>
+          <w:tcPr>
+            <w:tcW w:type="dxa" w:w="1440"/>
+            <w:tcMar>
+              <w:top w:w="90" w:type="dxa"/>
+              <w:start w:w="110" w:type="dxa"/>
+              <w:bottom w:w="90" w:type="dxa"/>
+              <w:end w:w="110" w:type="dxa"/>
+            </w:tcMar>
+            <w:vAlign w:val="center"/>
+            <w:shd w:fill="FAFBFC"/>
+          </w:tcPr>
+          <w:p>
+            <w:pPr>
+              <w:jc w:val="center"/>
+            </w:pPr>
+            <w:r>
+              <w:rPr>
+                <w:sz w:val="16"/>
+              </w:rPr>
+              <w:t>2/4</w:t>
+            </w:r>
+          </w:p>
+        </w:tc>
+        <w:tc>
+          <w:tcPr>
+            <w:tcW w:type="dxa" w:w="1440"/>
+            <w:tcMar>
+              <w:top w:w="90" w:type="dxa"/>
+              <w:start w:w="110" w:type="dxa"/>
+              <w:bottom w:w="90" w:type="dxa"/>
+              <w:end w:w="110" w:type="dxa"/>
+            </w:tcMar>
+            <w:vAlign w:val="center"/>
+            <w:shd w:fill="FAFBFC"/>
+          </w:tcPr>
+          <w:p>
+            <w:pPr>
+              <w:jc w:val="center"/>
+            </w:pPr>
+            <w:r>
+              <w:rPr>
+                <w:sz w:val="16"/>
+              </w:rPr>
+              <w:t>5x/3d</w:t>
+            </w:r>
+          </w:p>
+        </w:tc>
+        <w:tc>
+          <w:tcPr>
+            <w:tcW w:type="dxa" w:w="792"/>
+            <w:tcMar>
+              <w:top w:w="90" w:type="dxa"/>
+              <w:start w:w="110" w:type="dxa"/>
+              <w:bottom w:w="90" w:type="dxa"/>
+              <w:end w:w="110" w:type="dxa"/>
+            </w:tcMar>
+            <w:vAlign w:val="center"/>
+            <w:shd w:fill="FAFBFC"/>
+          </w:tcPr>
+          <w:p>
+            <w:pPr>
+              <w:jc w:val="center"/>
+            </w:pPr>
+            <w:r>
+              <w:rPr>
+                <w:sz w:val="16"/>
+              </w:rPr>
+              <w:t>0</w:t>
+            </w:r>
+          </w:p>
+        </w:tc>
+        <w:tc>
+          <w:tcPr>
+            <w:tcW w:type="dxa" w:w="792"/>
+            <w:tcMar>
+              <w:top w:w="90" w:type="dxa"/>
+              <w:start w:w="110" w:type="dxa"/>
+              <w:bottom w:w="90" w:type="dxa"/>
+              <w:end w:w="110" w:type="dxa"/>
+            </w:tcMar>
+            <w:vAlign w:val="center"/>
+            <w:shd w:fill="FAFBFC"/>
+          </w:tcPr>
+          <w:p>
+            <w:pPr>
+              <w:jc w:val="center"/>
+            </w:pPr>
+            <w:r>
+              <w:rPr>
+                <w:sz w:val="16"/>
+              </w:rPr>
+              <w:t>0</w:t>
+            </w:r>
+          </w:p>
+        </w:tc>
+        <w:tc>
+          <w:tcPr>
+            <w:tcW w:type="dxa" w:w="864"/>
+            <w:tcMar>
+              <w:top w:w="90" w:type="dxa"/>
+              <w:start w:w="110" w:type="dxa"/>
+              <w:bottom w:w="90" w:type="dxa"/>
+              <w:end w:w="110" w:type="dxa"/>
+            </w:tcMar>
+            <w:vAlign w:val="center"/>
+            <w:shd w:fill="FAFBFC"/>
+          </w:tcPr>
+          <w:p>
+            <w:pPr>
+              <w:jc w:val="center"/>
+            </w:pPr>
+            <w:r>
+              <w:rPr>
+                <w:sz w:val="16"/>
+              </w:rPr>
+              <w:t>0</w:t>
+            </w:r>
+          </w:p>
+        </w:tc>
+      </w:tr>
+      <w:tr>
+        <w:tc>
+          <w:tcPr>
+            <w:tcW w:type="dxa" w:w="648"/>
+            <w:tcMar>
+              <w:top w:w="90" w:type="dxa"/>
+              <w:start w:w="110" w:type="dxa"/>
+              <w:bottom w:w="90" w:type="dxa"/>
+              <w:end w:w="110" w:type="dxa"/>
+            </w:tcMar>
+            <w:vAlign w:val="center"/>
+          </w:tcPr>
+          <w:p>
+            <w:pPr>
+              <w:jc w:val="left"/>
+            </w:pPr>
+            <w:r>
+              <w:rPr>
+                <w:sz w:val="16"/>
+              </w:rPr>
+              <w:t>43</w:t>
+            </w:r>
+          </w:p>
+        </w:tc>
+        <w:tc>
+          <w:tcPr>
+            <w:tcW w:type="dxa" w:w="1296"/>
+            <w:tcMar>
+              <w:top w:w="90" w:type="dxa"/>
+              <w:start w:w="110" w:type="dxa"/>
+              <w:bottom w:w="90" w:type="dxa"/>
+              <w:end w:w="110" w:type="dxa"/>
+            </w:tcMar>
+            <w:vAlign w:val="center"/>
+          </w:tcPr>
+          <w:p>
+            <w:pPr>
+              <w:jc w:val="center"/>
+            </w:pPr>
+            <w:r>
+              <w:rPr>
+                <w:sz w:val="16"/>
+              </w:rPr>
+              <w:t>5/5</w:t>
             </w:r>
           </w:p>
         </w:tc>
@@ -4701,7 +5700,7 @@
               <w:rPr>
                 <w:sz w:val="16"/>
               </w:rPr>
-              <w:t>4x/3d</w:t>
+              <w:t>3x/2d</w:t>
             </w:r>
           </w:p>
         </w:tc>
@@ -4724,7 +5723,7 @@
               <w:rPr>
                 <w:sz w:val="16"/>
               </w:rPr>
-              <w:t>1</w:t>
+              <w:t>0</w:t>
             </w:r>
           </w:p>
         </w:tc>
@@ -4747,7 +5746,7 @@
               <w:rPr>
                 <w:sz w:val="16"/>
               </w:rPr>
-              <w:t>1</w:t>
+              <w:t>0</w:t>
             </w:r>
           </w:p>
         </w:tc>
@@ -4770,7 +5769,7 @@
               <w:rPr>
                 <w:sz w:val="16"/>
               </w:rPr>
-              <w:t>2</w:t>
+              <w:t>0</w:t>
             </w:r>
           </w:p>
         </w:tc>
@@ -4796,7 +5795,7 @@
               <w:rPr>
                 <w:sz w:val="16"/>
               </w:rPr>
-              <w:t>47</w:t>
+              <w:t>44</w:t>
             </w:r>
           </w:p>
         </w:tc>
@@ -4820,7 +5819,7 @@
               <w:rPr>
                 <w:sz w:val="16"/>
               </w:rPr>
-              <w:t>2/2</w:t>
+              <w:t>5/5</w:t>
             </w:r>
           </w:p>
         </w:tc>
@@ -4868,7 +5867,7 @@
               <w:rPr>
                 <w:sz w:val="16"/>
               </w:rPr>
-              <w:t>5x/2d</w:t>
+              <w:t>3x/3d</w:t>
             </w:r>
           </w:p>
         </w:tc>
@@ -4892,7 +5891,7 @@
               <w:rPr>
                 <w:sz w:val="16"/>
               </w:rPr>
-              <w:t>1</w:t>
+              <w:t>0</w:t>
             </w:r>
           </w:p>
         </w:tc>
@@ -4916,7 +5915,7 @@
               <w:rPr>
                 <w:sz w:val="16"/>
               </w:rPr>
-              <w:t>1</w:t>
+              <w:t>0</w:t>
             </w:r>
           </w:p>
         </w:tc>
@@ -4940,7 +5939,7 @@
               <w:rPr>
                 <w:sz w:val="16"/>
               </w:rPr>
-              <w:t>2</w:t>
+              <w:t>0</w:t>
             </w:r>
           </w:p>
         </w:tc>
@@ -4965,7 +5964,7 @@
               <w:rPr>
                 <w:sz w:val="16"/>
               </w:rPr>
-              <w:t>48</w:t>
+              <w:t>45</w:t>
             </w:r>
           </w:p>
         </w:tc>
@@ -4988,7 +5987,7 @@
               <w:rPr>
                 <w:sz w:val="16"/>
               </w:rPr>
-              <w:t>2/2</w:t>
+              <w:t>5/5</w:t>
             </w:r>
           </w:p>
         </w:tc>
@@ -5034,7 +6033,7 @@
               <w:rPr>
                 <w:sz w:val="16"/>
               </w:rPr>
-              <w:t>5x/3d</w:t>
+              <w:t>4x/2d</w:t>
             </w:r>
           </w:p>
         </w:tc>
@@ -5057,7 +6056,7 @@
               <w:rPr>
                 <w:sz w:val="16"/>
               </w:rPr>
-              <w:t>1</w:t>
+              <w:t>0</w:t>
             </w:r>
           </w:p>
         </w:tc>
@@ -5080,7 +6079,7 @@
               <w:rPr>
                 <w:sz w:val="16"/>
               </w:rPr>
-              <w:t>1</w:t>
+              <w:t>0</w:t>
             </w:r>
           </w:p>
         </w:tc>
@@ -5103,7 +6102,7 @@
               <w:rPr>
                 <w:sz w:val="16"/>
               </w:rPr>
-              <w:t>2</w:t>
+              <w:t>0</w:t>
             </w:r>
           </w:p>
         </w:tc>
@@ -5129,7 +6128,7 @@
               <w:rPr>
                 <w:sz w:val="16"/>
               </w:rPr>
-              <w:t>87</w:t>
+              <w:t>46</w:t>
             </w:r>
           </w:p>
         </w:tc>
@@ -5153,340 +6152,7 @@
               <w:rPr>
                 <w:sz w:val="16"/>
               </w:rPr>
-              <w:t>2/3</w:t>
-            </w:r>
-          </w:p>
-        </w:tc>
-        <w:tc>
-          <w:tcPr>
-            <w:tcW w:type="dxa" w:w="1440"/>
-            <w:tcMar>
-              <w:top w:w="90" w:type="dxa"/>
-              <w:start w:w="110" w:type="dxa"/>
-              <w:bottom w:w="90" w:type="dxa"/>
-              <w:end w:w="110" w:type="dxa"/>
-            </w:tcMar>
-            <w:vAlign w:val="center"/>
-            <w:shd w:fill="FAFBFC"/>
-          </w:tcPr>
-          <w:p>
-            <w:pPr>
-              <w:jc w:val="center"/>
-            </w:pPr>
-            <w:r>
-              <w:rPr>
-                <w:sz w:val="16"/>
-              </w:rPr>
-              <w:t>3/3</w:t>
-            </w:r>
-          </w:p>
-        </w:tc>
-        <w:tc>
-          <w:tcPr>
-            <w:tcW w:type="dxa" w:w="1440"/>
-            <w:tcMar>
-              <w:top w:w="90" w:type="dxa"/>
-              <w:start w:w="110" w:type="dxa"/>
-              <w:bottom w:w="90" w:type="dxa"/>
-              <w:end w:w="110" w:type="dxa"/>
-            </w:tcMar>
-            <w:vAlign w:val="center"/>
-            <w:shd w:fill="FAFBFC"/>
-          </w:tcPr>
-          <w:p>
-            <w:pPr>
-              <w:jc w:val="center"/>
-            </w:pPr>
-            <w:r>
-              <w:rPr>
-                <w:sz w:val="16"/>
-              </w:rPr>
-              <w:t>5x/2d</w:t>
-            </w:r>
-          </w:p>
-        </w:tc>
-        <w:tc>
-          <w:tcPr>
-            <w:tcW w:type="dxa" w:w="792"/>
-            <w:tcMar>
-              <w:top w:w="90" w:type="dxa"/>
-              <w:start w:w="110" w:type="dxa"/>
-              <w:bottom w:w="90" w:type="dxa"/>
-              <w:end w:w="110" w:type="dxa"/>
-            </w:tcMar>
-            <w:vAlign w:val="center"/>
-            <w:shd w:fill="FAFBFC"/>
-          </w:tcPr>
-          <w:p>
-            <w:pPr>
-              <w:jc w:val="center"/>
-            </w:pPr>
-            <w:r>
-              <w:rPr>
-                <w:sz w:val="16"/>
-              </w:rPr>
-              <w:t>1</w:t>
-            </w:r>
-          </w:p>
-        </w:tc>
-        <w:tc>
-          <w:tcPr>
-            <w:tcW w:type="dxa" w:w="792"/>
-            <w:tcMar>
-              <w:top w:w="90" w:type="dxa"/>
-              <w:start w:w="110" w:type="dxa"/>
-              <w:bottom w:w="90" w:type="dxa"/>
-              <w:end w:w="110" w:type="dxa"/>
-            </w:tcMar>
-            <w:vAlign w:val="center"/>
-            <w:shd w:fill="FAFBFC"/>
-          </w:tcPr>
-          <w:p>
-            <w:pPr>
-              <w:jc w:val="center"/>
-            </w:pPr>
-            <w:r>
-              <w:rPr>
-                <w:sz w:val="16"/>
-              </w:rPr>
-              <w:t>1</w:t>
-            </w:r>
-          </w:p>
-        </w:tc>
-        <w:tc>
-          <w:tcPr>
-            <w:tcW w:type="dxa" w:w="864"/>
-            <w:tcMar>
-              <w:top w:w="90" w:type="dxa"/>
-              <w:start w:w="110" w:type="dxa"/>
-              <w:bottom w:w="90" w:type="dxa"/>
-              <w:end w:w="110" w:type="dxa"/>
-            </w:tcMar>
-            <w:vAlign w:val="center"/>
-            <w:shd w:fill="FAFBFC"/>
-          </w:tcPr>
-          <w:p>
-            <w:pPr>
-              <w:jc w:val="center"/>
-            </w:pPr>
-            <w:r>
-              <w:rPr>
-                <w:sz w:val="16"/>
-              </w:rPr>
-              <w:t>2</w:t>
-            </w:r>
-          </w:p>
-        </w:tc>
-      </w:tr>
-      <w:tr>
-        <w:tc>
-          <w:tcPr>
-            <w:tcW w:type="dxa" w:w="648"/>
-            <w:tcMar>
-              <w:top w:w="90" w:type="dxa"/>
-              <w:start w:w="110" w:type="dxa"/>
-              <w:bottom w:w="90" w:type="dxa"/>
-              <w:end w:w="110" w:type="dxa"/>
-            </w:tcMar>
-            <w:vAlign w:val="center"/>
-          </w:tcPr>
-          <w:p>
-            <w:pPr>
-              <w:jc w:val="left"/>
-            </w:pPr>
-            <w:r>
-              <w:rPr>
-                <w:sz w:val="16"/>
-              </w:rPr>
-              <w:t>88</w:t>
-            </w:r>
-          </w:p>
-        </w:tc>
-        <w:tc>
-          <w:tcPr>
-            <w:tcW w:type="dxa" w:w="1296"/>
-            <w:tcMar>
-              <w:top w:w="90" w:type="dxa"/>
-              <w:start w:w="110" w:type="dxa"/>
-              <w:bottom w:w="90" w:type="dxa"/>
-              <w:end w:w="110" w:type="dxa"/>
-            </w:tcMar>
-            <w:vAlign w:val="center"/>
-          </w:tcPr>
-          <w:p>
-            <w:pPr>
-              <w:jc w:val="center"/>
-            </w:pPr>
-            <w:r>
-              <w:rPr>
-                <w:sz w:val="16"/>
-              </w:rPr>
-              <w:t>2/3</w:t>
-            </w:r>
-          </w:p>
-        </w:tc>
-        <w:tc>
-          <w:tcPr>
-            <w:tcW w:type="dxa" w:w="1440"/>
-            <w:tcMar>
-              <w:top w:w="90" w:type="dxa"/>
-              <w:start w:w="110" w:type="dxa"/>
-              <w:bottom w:w="90" w:type="dxa"/>
-              <w:end w:w="110" w:type="dxa"/>
-            </w:tcMar>
-            <w:vAlign w:val="center"/>
-          </w:tcPr>
-          <w:p>
-            <w:pPr>
-              <w:jc w:val="center"/>
-            </w:pPr>
-            <w:r>
-              <w:rPr>
-                <w:sz w:val="16"/>
-              </w:rPr>
-              <w:t>3/3</w:t>
-            </w:r>
-          </w:p>
-        </w:tc>
-        <w:tc>
-          <w:tcPr>
-            <w:tcW w:type="dxa" w:w="1440"/>
-            <w:tcMar>
-              <w:top w:w="90" w:type="dxa"/>
-              <w:start w:w="110" w:type="dxa"/>
-              <w:bottom w:w="90" w:type="dxa"/>
-              <w:end w:w="110" w:type="dxa"/>
-            </w:tcMar>
-            <w:vAlign w:val="center"/>
-          </w:tcPr>
-          <w:p>
-            <w:pPr>
-              <w:jc w:val="center"/>
-            </w:pPr>
-            <w:r>
-              <w:rPr>
-                <w:sz w:val="16"/>
-              </w:rPr>
-              <w:t>5x/3d</w:t>
-            </w:r>
-          </w:p>
-        </w:tc>
-        <w:tc>
-          <w:tcPr>
-            <w:tcW w:type="dxa" w:w="792"/>
-            <w:tcMar>
-              <w:top w:w="90" w:type="dxa"/>
-              <w:start w:w="110" w:type="dxa"/>
-              <w:bottom w:w="90" w:type="dxa"/>
-              <w:end w:w="110" w:type="dxa"/>
-            </w:tcMar>
-            <w:vAlign w:val="center"/>
-          </w:tcPr>
-          <w:p>
-            <w:pPr>
-              <w:jc w:val="center"/>
-            </w:pPr>
-            <w:r>
-              <w:rPr>
-                <w:sz w:val="16"/>
-              </w:rPr>
-              <w:t>1</w:t>
-            </w:r>
-          </w:p>
-        </w:tc>
-        <w:tc>
-          <w:tcPr>
-            <w:tcW w:type="dxa" w:w="792"/>
-            <w:tcMar>
-              <w:top w:w="90" w:type="dxa"/>
-              <w:start w:w="110" w:type="dxa"/>
-              <w:bottom w:w="90" w:type="dxa"/>
-              <w:end w:w="110" w:type="dxa"/>
-            </w:tcMar>
-            <w:vAlign w:val="center"/>
-          </w:tcPr>
-          <w:p>
-            <w:pPr>
-              <w:jc w:val="center"/>
-            </w:pPr>
-            <w:r>
-              <w:rPr>
-                <w:sz w:val="16"/>
-              </w:rPr>
-              <w:t>1</w:t>
-            </w:r>
-          </w:p>
-        </w:tc>
-        <w:tc>
-          <w:tcPr>
-            <w:tcW w:type="dxa" w:w="864"/>
-            <w:tcMar>
-              <w:top w:w="90" w:type="dxa"/>
-              <w:start w:w="110" w:type="dxa"/>
-              <w:bottom w:w="90" w:type="dxa"/>
-              <w:end w:w="110" w:type="dxa"/>
-            </w:tcMar>
-            <w:vAlign w:val="center"/>
-          </w:tcPr>
-          <w:p>
-            <w:pPr>
-              <w:jc w:val="center"/>
-            </w:pPr>
-            <w:r>
-              <w:rPr>
-                <w:sz w:val="16"/>
-              </w:rPr>
-              <w:t>2</w:t>
-            </w:r>
-          </w:p>
-        </w:tc>
-      </w:tr>
-      <w:tr>
-        <w:tc>
-          <w:tcPr>
-            <w:tcW w:type="dxa" w:w="648"/>
-            <w:tcMar>
-              <w:top w:w="90" w:type="dxa"/>
-              <w:start w:w="110" w:type="dxa"/>
-              <w:bottom w:w="90" w:type="dxa"/>
-              <w:end w:w="110" w:type="dxa"/>
-            </w:tcMar>
-            <w:vAlign w:val="center"/>
-            <w:shd w:fill="FAFBFC"/>
-          </w:tcPr>
-          <w:p>
-            <w:pPr>
-              <w:jc w:val="left"/>
-            </w:pPr>
-            <w:r>
-              <w:rPr>
-                <w:sz w:val="16"/>
-              </w:rPr>
-              <w:t>94</w:t>
-            </w:r>
-          </w:p>
-        </w:tc>
-        <w:tc>
-          <w:tcPr>
-            <w:tcW w:type="dxa" w:w="1296"/>
-            <w:tcMar>
-              <w:top w:w="90" w:type="dxa"/>
-              <w:start w:w="110" w:type="dxa"/>
-              <w:bottom w:w="90" w:type="dxa"/>
-              <w:end w:w="110" w:type="dxa"/>
-            </w:tcMar>
-            <w:vAlign w:val="center"/>
-            <w:shd w:fill="FAFBFC"/>
-          </w:tcPr>
-          <w:p>
-            <w:pPr>
-              <w:jc w:val="center"/>
-            </w:pPr>
-            <w:r>
-              <w:rPr>
-                <w:sz w:val="16"/>
-              </w:rPr>
-              <w:t>2/3</w:t>
+              <w:t>5/5</w:t>
             </w:r>
           </w:p>
         </w:tc>
@@ -5558,7 +6224,7 @@
               <w:rPr>
                 <w:sz w:val="16"/>
               </w:rPr>
-              <w:t>1</w:t>
+              <w:t>0</w:t>
             </w:r>
           </w:p>
         </w:tc>
@@ -5582,7 +6248,7 @@
               <w:rPr>
                 <w:sz w:val="16"/>
               </w:rPr>
-              <w:t>1</w:t>
+              <w:t>0</w:t>
             </w:r>
           </w:p>
         </w:tc>
@@ -5606,673 +6272,7 @@
               <w:rPr>
                 <w:sz w:val="16"/>
               </w:rPr>
-              <w:t>2</w:t>
-            </w:r>
-          </w:p>
-        </w:tc>
-      </w:tr>
-      <w:tr>
-        <w:tc>
-          <w:tcPr>
-            <w:tcW w:type="dxa" w:w="648"/>
-            <w:tcMar>
-              <w:top w:w="90" w:type="dxa"/>
-              <w:start w:w="110" w:type="dxa"/>
-              <w:bottom w:w="90" w:type="dxa"/>
-              <w:end w:w="110" w:type="dxa"/>
-            </w:tcMar>
-            <w:vAlign w:val="center"/>
-          </w:tcPr>
-          <w:p>
-            <w:pPr>
-              <w:jc w:val="left"/>
-            </w:pPr>
-            <w:r>
-              <w:rPr>
-                <w:sz w:val="16"/>
-              </w:rPr>
-              <w:t>95</w:t>
-            </w:r>
-          </w:p>
-        </w:tc>
-        <w:tc>
-          <w:tcPr>
-            <w:tcW w:type="dxa" w:w="1296"/>
-            <w:tcMar>
-              <w:top w:w="90" w:type="dxa"/>
-              <w:start w:w="110" w:type="dxa"/>
-              <w:bottom w:w="90" w:type="dxa"/>
-              <w:end w:w="110" w:type="dxa"/>
-            </w:tcMar>
-            <w:vAlign w:val="center"/>
-          </w:tcPr>
-          <w:p>
-            <w:pPr>
-              <w:jc w:val="center"/>
-            </w:pPr>
-            <w:r>
-              <w:rPr>
-                <w:sz w:val="16"/>
-              </w:rPr>
-              <w:t>2/3</w:t>
-            </w:r>
-          </w:p>
-        </w:tc>
-        <w:tc>
-          <w:tcPr>
-            <w:tcW w:type="dxa" w:w="1440"/>
-            <w:tcMar>
-              <w:top w:w="90" w:type="dxa"/>
-              <w:start w:w="110" w:type="dxa"/>
-              <w:bottom w:w="90" w:type="dxa"/>
-              <w:end w:w="110" w:type="dxa"/>
-            </w:tcMar>
-            <w:vAlign w:val="center"/>
-          </w:tcPr>
-          <w:p>
-            <w:pPr>
-              <w:jc w:val="center"/>
-            </w:pPr>
-            <w:r>
-              <w:rPr>
-                <w:sz w:val="16"/>
-              </w:rPr>
-              <w:t>3/4</w:t>
-            </w:r>
-          </w:p>
-        </w:tc>
-        <w:tc>
-          <w:tcPr>
-            <w:tcW w:type="dxa" w:w="1440"/>
-            <w:tcMar>
-              <w:top w:w="90" w:type="dxa"/>
-              <w:start w:w="110" w:type="dxa"/>
-              <w:bottom w:w="90" w:type="dxa"/>
-              <w:end w:w="110" w:type="dxa"/>
-            </w:tcMar>
-            <w:vAlign w:val="center"/>
-          </w:tcPr>
-          <w:p>
-            <w:pPr>
-              <w:jc w:val="center"/>
-            </w:pPr>
-            <w:r>
-              <w:rPr>
-                <w:sz w:val="16"/>
-              </w:rPr>
-              <w:t>5x/2d</w:t>
-            </w:r>
-          </w:p>
-        </w:tc>
-        <w:tc>
-          <w:tcPr>
-            <w:tcW w:type="dxa" w:w="792"/>
-            <w:tcMar>
-              <w:top w:w="90" w:type="dxa"/>
-              <w:start w:w="110" w:type="dxa"/>
-              <w:bottom w:w="90" w:type="dxa"/>
-              <w:end w:w="110" w:type="dxa"/>
-            </w:tcMar>
-            <w:vAlign w:val="center"/>
-          </w:tcPr>
-          <w:p>
-            <w:pPr>
-              <w:jc w:val="center"/>
-            </w:pPr>
-            <w:r>
-              <w:rPr>
-                <w:sz w:val="16"/>
-              </w:rPr>
-              <w:t>1</w:t>
-            </w:r>
-          </w:p>
-        </w:tc>
-        <w:tc>
-          <w:tcPr>
-            <w:tcW w:type="dxa" w:w="792"/>
-            <w:tcMar>
-              <w:top w:w="90" w:type="dxa"/>
-              <w:start w:w="110" w:type="dxa"/>
-              <w:bottom w:w="90" w:type="dxa"/>
-              <w:end w:w="110" w:type="dxa"/>
-            </w:tcMar>
-            <w:vAlign w:val="center"/>
-          </w:tcPr>
-          <w:p>
-            <w:pPr>
-              <w:jc w:val="center"/>
-            </w:pPr>
-            <w:r>
-              <w:rPr>
-                <w:sz w:val="16"/>
-              </w:rPr>
-              <w:t>1</w:t>
-            </w:r>
-          </w:p>
-        </w:tc>
-        <w:tc>
-          <w:tcPr>
-            <w:tcW w:type="dxa" w:w="864"/>
-            <w:tcMar>
-              <w:top w:w="90" w:type="dxa"/>
-              <w:start w:w="110" w:type="dxa"/>
-              <w:bottom w:w="90" w:type="dxa"/>
-              <w:end w:w="110" w:type="dxa"/>
-            </w:tcMar>
-            <w:vAlign w:val="center"/>
-          </w:tcPr>
-          <w:p>
-            <w:pPr>
-              <w:jc w:val="center"/>
-            </w:pPr>
-            <w:r>
-              <w:rPr>
-                <w:sz w:val="16"/>
-              </w:rPr>
-              <w:t>2</w:t>
-            </w:r>
-          </w:p>
-        </w:tc>
-      </w:tr>
-      <w:tr>
-        <w:tc>
-          <w:tcPr>
-            <w:tcW w:type="dxa" w:w="648"/>
-            <w:tcMar>
-              <w:top w:w="90" w:type="dxa"/>
-              <w:start w:w="110" w:type="dxa"/>
-              <w:bottom w:w="90" w:type="dxa"/>
-              <w:end w:w="110" w:type="dxa"/>
-            </w:tcMar>
-            <w:vAlign w:val="center"/>
-            <w:shd w:fill="FAFBFC"/>
-          </w:tcPr>
-          <w:p>
-            <w:pPr>
-              <w:jc w:val="left"/>
-            </w:pPr>
-            <w:r>
-              <w:rPr>
-                <w:sz w:val="16"/>
-              </w:rPr>
-              <w:t>96</w:t>
-            </w:r>
-          </w:p>
-        </w:tc>
-        <w:tc>
-          <w:tcPr>
-            <w:tcW w:type="dxa" w:w="1296"/>
-            <w:tcMar>
-              <w:top w:w="90" w:type="dxa"/>
-              <w:start w:w="110" w:type="dxa"/>
-              <w:bottom w:w="90" w:type="dxa"/>
-              <w:end w:w="110" w:type="dxa"/>
-            </w:tcMar>
-            <w:vAlign w:val="center"/>
-            <w:shd w:fill="FAFBFC"/>
-          </w:tcPr>
-          <w:p>
-            <w:pPr>
-              <w:jc w:val="center"/>
-            </w:pPr>
-            <w:r>
-              <w:rPr>
-                <w:sz w:val="16"/>
-              </w:rPr>
-              <w:t>2/3</w:t>
-            </w:r>
-          </w:p>
-        </w:tc>
-        <w:tc>
-          <w:tcPr>
-            <w:tcW w:type="dxa" w:w="1440"/>
-            <w:tcMar>
-              <w:top w:w="90" w:type="dxa"/>
-              <w:start w:w="110" w:type="dxa"/>
-              <w:bottom w:w="90" w:type="dxa"/>
-              <w:end w:w="110" w:type="dxa"/>
-            </w:tcMar>
-            <w:vAlign w:val="center"/>
-            <w:shd w:fill="FAFBFC"/>
-          </w:tcPr>
-          <w:p>
-            <w:pPr>
-              <w:jc w:val="center"/>
-            </w:pPr>
-            <w:r>
-              <w:rPr>
-                <w:sz w:val="16"/>
-              </w:rPr>
-              <w:t>3/4</w:t>
-            </w:r>
-          </w:p>
-        </w:tc>
-        <w:tc>
-          <w:tcPr>
-            <w:tcW w:type="dxa" w:w="1440"/>
-            <w:tcMar>
-              <w:top w:w="90" w:type="dxa"/>
-              <w:start w:w="110" w:type="dxa"/>
-              <w:bottom w:w="90" w:type="dxa"/>
-              <w:end w:w="110" w:type="dxa"/>
-            </w:tcMar>
-            <w:vAlign w:val="center"/>
-            <w:shd w:fill="FAFBFC"/>
-          </w:tcPr>
-          <w:p>
-            <w:pPr>
-              <w:jc w:val="center"/>
-            </w:pPr>
-            <w:r>
-              <w:rPr>
-                <w:sz w:val="16"/>
-              </w:rPr>
-              <w:t>5x/3d</w:t>
-            </w:r>
-          </w:p>
-        </w:tc>
-        <w:tc>
-          <w:tcPr>
-            <w:tcW w:type="dxa" w:w="792"/>
-            <w:tcMar>
-              <w:top w:w="90" w:type="dxa"/>
-              <w:start w:w="110" w:type="dxa"/>
-              <w:bottom w:w="90" w:type="dxa"/>
-              <w:end w:w="110" w:type="dxa"/>
-            </w:tcMar>
-            <w:vAlign w:val="center"/>
-            <w:shd w:fill="FAFBFC"/>
-          </w:tcPr>
-          <w:p>
-            <w:pPr>
-              <w:jc w:val="center"/>
-            </w:pPr>
-            <w:r>
-              <w:rPr>
-                <w:sz w:val="16"/>
-              </w:rPr>
-              <w:t>1</w:t>
-            </w:r>
-          </w:p>
-        </w:tc>
-        <w:tc>
-          <w:tcPr>
-            <w:tcW w:type="dxa" w:w="792"/>
-            <w:tcMar>
-              <w:top w:w="90" w:type="dxa"/>
-              <w:start w:w="110" w:type="dxa"/>
-              <w:bottom w:w="90" w:type="dxa"/>
-              <w:end w:w="110" w:type="dxa"/>
-            </w:tcMar>
-            <w:vAlign w:val="center"/>
-            <w:shd w:fill="FAFBFC"/>
-          </w:tcPr>
-          <w:p>
-            <w:pPr>
-              <w:jc w:val="center"/>
-            </w:pPr>
-            <w:r>
-              <w:rPr>
-                <w:sz w:val="16"/>
-              </w:rPr>
-              <w:t>1</w:t>
-            </w:r>
-          </w:p>
-        </w:tc>
-        <w:tc>
-          <w:tcPr>
-            <w:tcW w:type="dxa" w:w="864"/>
-            <w:tcMar>
-              <w:top w:w="90" w:type="dxa"/>
-              <w:start w:w="110" w:type="dxa"/>
-              <w:bottom w:w="90" w:type="dxa"/>
-              <w:end w:w="110" w:type="dxa"/>
-            </w:tcMar>
-            <w:vAlign w:val="center"/>
-            <w:shd w:fill="FAFBFC"/>
-          </w:tcPr>
-          <w:p>
-            <w:pPr>
-              <w:jc w:val="center"/>
-            </w:pPr>
-            <w:r>
-              <w:rPr>
-                <w:sz w:val="16"/>
-              </w:rPr>
-              <w:t>2</w:t>
-            </w:r>
-          </w:p>
-        </w:tc>
-      </w:tr>
-      <w:tr>
-        <w:tc>
-          <w:tcPr>
-            <w:tcW w:type="dxa" w:w="648"/>
-            <w:tcMar>
-              <w:top w:w="90" w:type="dxa"/>
-              <w:start w:w="110" w:type="dxa"/>
-              <w:bottom w:w="90" w:type="dxa"/>
-              <w:end w:w="110" w:type="dxa"/>
-            </w:tcMar>
-            <w:vAlign w:val="center"/>
-          </w:tcPr>
-          <w:p>
-            <w:pPr>
-              <w:jc w:val="left"/>
-            </w:pPr>
-            <w:r>
-              <w:rPr>
-                <w:sz w:val="16"/>
-              </w:rPr>
-              <w:t>135</w:t>
-            </w:r>
-          </w:p>
-        </w:tc>
-        <w:tc>
-          <w:tcPr>
-            <w:tcW w:type="dxa" w:w="1296"/>
-            <w:tcMar>
-              <w:top w:w="90" w:type="dxa"/>
-              <w:start w:w="110" w:type="dxa"/>
-              <w:bottom w:w="90" w:type="dxa"/>
-              <w:end w:w="110" w:type="dxa"/>
-            </w:tcMar>
-            <w:vAlign w:val="center"/>
-          </w:tcPr>
-          <w:p>
-            <w:pPr>
-              <w:jc w:val="center"/>
-            </w:pPr>
-            <w:r>
-              <w:rPr>
-                <w:sz w:val="16"/>
-              </w:rPr>
-              <w:t>3/2</w:t>
-            </w:r>
-          </w:p>
-        </w:tc>
-        <w:tc>
-          <w:tcPr>
-            <w:tcW w:type="dxa" w:w="1440"/>
-            <w:tcMar>
-              <w:top w:w="90" w:type="dxa"/>
-              <w:start w:w="110" w:type="dxa"/>
-              <w:bottom w:w="90" w:type="dxa"/>
-              <w:end w:w="110" w:type="dxa"/>
-            </w:tcMar>
-            <w:vAlign w:val="center"/>
-          </w:tcPr>
-          <w:p>
-            <w:pPr>
-              <w:jc w:val="center"/>
-            </w:pPr>
-            <w:r>
-              <w:rPr>
-                <w:sz w:val="16"/>
-              </w:rPr>
-              <w:t>3/3</w:t>
-            </w:r>
-          </w:p>
-        </w:tc>
-        <w:tc>
-          <w:tcPr>
-            <w:tcW w:type="dxa" w:w="1440"/>
-            <w:tcMar>
-              <w:top w:w="90" w:type="dxa"/>
-              <w:start w:w="110" w:type="dxa"/>
-              <w:bottom w:w="90" w:type="dxa"/>
-              <w:end w:w="110" w:type="dxa"/>
-            </w:tcMar>
-            <w:vAlign w:val="center"/>
-          </w:tcPr>
-          <w:p>
-            <w:pPr>
-              <w:jc w:val="center"/>
-            </w:pPr>
-            <w:r>
-              <w:rPr>
-                <w:sz w:val="16"/>
-              </w:rPr>
-              <w:t>5x/2d</w:t>
-            </w:r>
-          </w:p>
-        </w:tc>
-        <w:tc>
-          <w:tcPr>
-            <w:tcW w:type="dxa" w:w="792"/>
-            <w:tcMar>
-              <w:top w:w="90" w:type="dxa"/>
-              <w:start w:w="110" w:type="dxa"/>
-              <w:bottom w:w="90" w:type="dxa"/>
-              <w:end w:w="110" w:type="dxa"/>
-            </w:tcMar>
-            <w:vAlign w:val="center"/>
-          </w:tcPr>
-          <w:p>
-            <w:pPr>
-              <w:jc w:val="center"/>
-            </w:pPr>
-            <w:r>
-              <w:rPr>
-                <w:sz w:val="16"/>
-              </w:rPr>
-              <w:t>1</w:t>
-            </w:r>
-          </w:p>
-        </w:tc>
-        <w:tc>
-          <w:tcPr>
-            <w:tcW w:type="dxa" w:w="792"/>
-            <w:tcMar>
-              <w:top w:w="90" w:type="dxa"/>
-              <w:start w:w="110" w:type="dxa"/>
-              <w:bottom w:w="90" w:type="dxa"/>
-              <w:end w:w="110" w:type="dxa"/>
-            </w:tcMar>
-            <w:vAlign w:val="center"/>
-          </w:tcPr>
-          <w:p>
-            <w:pPr>
-              <w:jc w:val="center"/>
-            </w:pPr>
-            <w:r>
-              <w:rPr>
-                <w:sz w:val="16"/>
-              </w:rPr>
-              <w:t>1</w:t>
-            </w:r>
-          </w:p>
-        </w:tc>
-        <w:tc>
-          <w:tcPr>
-            <w:tcW w:type="dxa" w:w="864"/>
-            <w:tcMar>
-              <w:top w:w="90" w:type="dxa"/>
-              <w:start w:w="110" w:type="dxa"/>
-              <w:bottom w:w="90" w:type="dxa"/>
-              <w:end w:w="110" w:type="dxa"/>
-            </w:tcMar>
-            <w:vAlign w:val="center"/>
-          </w:tcPr>
-          <w:p>
-            <w:pPr>
-              <w:jc w:val="center"/>
-            </w:pPr>
-            <w:r>
-              <w:rPr>
-                <w:sz w:val="16"/>
-              </w:rPr>
-              <w:t>2</w:t>
-            </w:r>
-          </w:p>
-        </w:tc>
-      </w:tr>
-      <w:tr>
-        <w:tc>
-          <w:tcPr>
-            <w:tcW w:type="dxa" w:w="648"/>
-            <w:tcMar>
-              <w:top w:w="90" w:type="dxa"/>
-              <w:start w:w="110" w:type="dxa"/>
-              <w:bottom w:w="90" w:type="dxa"/>
-              <w:end w:w="110" w:type="dxa"/>
-            </w:tcMar>
-            <w:vAlign w:val="center"/>
-            <w:shd w:fill="FAFBFC"/>
-          </w:tcPr>
-          <w:p>
-            <w:pPr>
-              <w:jc w:val="left"/>
-            </w:pPr>
-            <w:r>
-              <w:rPr>
-                <w:sz w:val="16"/>
-              </w:rPr>
-              <w:t>136</w:t>
-            </w:r>
-          </w:p>
-        </w:tc>
-        <w:tc>
-          <w:tcPr>
-            <w:tcW w:type="dxa" w:w="1296"/>
-            <w:tcMar>
-              <w:top w:w="90" w:type="dxa"/>
-              <w:start w:w="110" w:type="dxa"/>
-              <w:bottom w:w="90" w:type="dxa"/>
-              <w:end w:w="110" w:type="dxa"/>
-            </w:tcMar>
-            <w:vAlign w:val="center"/>
-            <w:shd w:fill="FAFBFC"/>
-          </w:tcPr>
-          <w:p>
-            <w:pPr>
-              <w:jc w:val="center"/>
-            </w:pPr>
-            <w:r>
-              <w:rPr>
-                <w:sz w:val="16"/>
-              </w:rPr>
-              <w:t>3/2</w:t>
-            </w:r>
-          </w:p>
-        </w:tc>
-        <w:tc>
-          <w:tcPr>
-            <w:tcW w:type="dxa" w:w="1440"/>
-            <w:tcMar>
-              <w:top w:w="90" w:type="dxa"/>
-              <w:start w:w="110" w:type="dxa"/>
-              <w:bottom w:w="90" w:type="dxa"/>
-              <w:end w:w="110" w:type="dxa"/>
-            </w:tcMar>
-            <w:vAlign w:val="center"/>
-            <w:shd w:fill="FAFBFC"/>
-          </w:tcPr>
-          <w:p>
-            <w:pPr>
-              <w:jc w:val="center"/>
-            </w:pPr>
-            <w:r>
-              <w:rPr>
-                <w:sz w:val="16"/>
-              </w:rPr>
-              <w:t>3/3</w:t>
-            </w:r>
-          </w:p>
-        </w:tc>
-        <w:tc>
-          <w:tcPr>
-            <w:tcW w:type="dxa" w:w="1440"/>
-            <w:tcMar>
-              <w:top w:w="90" w:type="dxa"/>
-              <w:start w:w="110" w:type="dxa"/>
-              <w:bottom w:w="90" w:type="dxa"/>
-              <w:end w:w="110" w:type="dxa"/>
-            </w:tcMar>
-            <w:vAlign w:val="center"/>
-            <w:shd w:fill="FAFBFC"/>
-          </w:tcPr>
-          <w:p>
-            <w:pPr>
-              <w:jc w:val="center"/>
-            </w:pPr>
-            <w:r>
-              <w:rPr>
-                <w:sz w:val="16"/>
-              </w:rPr>
-              <w:t>5x/3d</w:t>
-            </w:r>
-          </w:p>
-        </w:tc>
-        <w:tc>
-          <w:tcPr>
-            <w:tcW w:type="dxa" w:w="792"/>
-            <w:tcMar>
-              <w:top w:w="90" w:type="dxa"/>
-              <w:start w:w="110" w:type="dxa"/>
-              <w:bottom w:w="90" w:type="dxa"/>
-              <w:end w:w="110" w:type="dxa"/>
-            </w:tcMar>
-            <w:vAlign w:val="center"/>
-            <w:shd w:fill="FAFBFC"/>
-          </w:tcPr>
-          <w:p>
-            <w:pPr>
-              <w:jc w:val="center"/>
-            </w:pPr>
-            <w:r>
-              <w:rPr>
-                <w:sz w:val="16"/>
-              </w:rPr>
-              <w:t>1</w:t>
-            </w:r>
-          </w:p>
-        </w:tc>
-        <w:tc>
-          <w:tcPr>
-            <w:tcW w:type="dxa" w:w="792"/>
-            <w:tcMar>
-              <w:top w:w="90" w:type="dxa"/>
-              <w:start w:w="110" w:type="dxa"/>
-              <w:bottom w:w="90" w:type="dxa"/>
-              <w:end w:w="110" w:type="dxa"/>
-            </w:tcMar>
-            <w:vAlign w:val="center"/>
-            <w:shd w:fill="FAFBFC"/>
-          </w:tcPr>
-          <w:p>
-            <w:pPr>
-              <w:jc w:val="center"/>
-            </w:pPr>
-            <w:r>
-              <w:rPr>
-                <w:sz w:val="16"/>
-              </w:rPr>
-              <w:t>1</w:t>
-            </w:r>
-          </w:p>
-        </w:tc>
-        <w:tc>
-          <w:tcPr>
-            <w:tcW w:type="dxa" w:w="864"/>
-            <w:tcMar>
-              <w:top w:w="90" w:type="dxa"/>
-              <w:start w:w="110" w:type="dxa"/>
-              <w:bottom w:w="90" w:type="dxa"/>
-              <w:end w:w="110" w:type="dxa"/>
-            </w:tcMar>
-            <w:vAlign w:val="center"/>
-            <w:shd w:fill="FAFBFC"/>
-          </w:tcPr>
-          <w:p>
-            <w:pPr>
-              <w:jc w:val="center"/>
-            </w:pPr>
-            <w:r>
-              <w:rPr>
-                <w:sz w:val="16"/>
-              </w:rPr>
-              <w:t>2</w:t>
+              <w:t>0</w:t>
             </w:r>
           </w:p>
         </w:tc>
@@ -6498,7 +6498,7 @@
               <w:rPr>
                 <w:sz w:val="16"/>
               </w:rPr>
-              <w:t>2%/2%, 2 annual, 2 quarters, 2x volume, 2 surge days</w:t>
+              <w:t>5%/5%, 2 annual, 2 quarters, 2x volume, 2 surge days</w:t>
             </w:r>
           </w:p>
         </w:tc>
@@ -6521,7 +6521,7 @@
               <w:rPr>
                 <w:sz w:val="16"/>
               </w:rPr>
-              <w:t>92 / 47</w:t>
+              <w:t>14 / 1</w:t>
             </w:r>
           </w:p>
         </w:tc>
@@ -6618,7 +6618,7 @@
               <w:rPr>
                 <w:sz w:val="16"/>
               </w:rPr>
-              <w:t>2%/2%, 2 annual, 2 quarters, 3x volume, 2 surge days</w:t>
+              <w:t>5%/5%, 2 annual, 2 quarters, 3x volume, 2 surge days</w:t>
             </w:r>
           </w:p>
         </w:tc>
@@ -6642,7 +6642,7 @@
               <w:rPr>
                 <w:sz w:val="16"/>
               </w:rPr>
-              <w:t>36 / 18</w:t>
+              <w:t>5 / 1</w:t>
             </w:r>
           </w:p>
         </w:tc>
@@ -6737,7 +6737,7 @@
               <w:rPr>
                 <w:sz w:val="16"/>
               </w:rPr>
-              <w:t>2%/2%, 2 annual, 2 quarters, 5x volume, 2 surge days</w:t>
+              <w:t>5%/5%, 2 annual, 2 quarters, 5x volume, 2 surge days</w:t>
             </w:r>
           </w:p>
         </w:tc>
@@ -6760,7 +6760,7 @@
               <w:rPr>
                 <w:sz w:val="16"/>
               </w:rPr>
-              <w:t>9 / 7</w:t>
+              <w:t>2 / 0</w:t>
             </w:r>
           </w:p>
         </w:tc>
@@ -6857,7 +6857,7 @@
               <w:rPr>
                 <w:sz w:val="16"/>
               </w:rPr>
-              <w:t>2%/2%, 3 annual, 4 quarters, 2x volume, 2 surge days</w:t>
+              <w:t>5%/5%, 3 annual, 4 quarters, 2x volume, 2 surge days</w:t>
             </w:r>
           </w:p>
         </w:tc>
@@ -6881,7 +6881,7 @@
               <w:rPr>
                 <w:sz w:val="16"/>
               </w:rPr>
-              <w:t>33 / 18</w:t>
+              <w:t>5 / 0</w:t>
             </w:r>
           </w:p>
         </w:tc>
@@ -7063,7 +7063,7 @@
       <w:rPr>
         <w:sz w:val="17"/>
       </w:rPr>
-      <w:t>Generated June 10, 2026</w:t>
+      <w:t>Generated June 11, 2026</w:t>
     </w:r>
   </w:p>
 </w:ftr>
